--- a/lessons/6-3/downloads/6-3-notes.docx
+++ b/lessons/6-3/downloads/6-3-notes.docx
@@ -363,6 +363,610 @@
         <w:rPr>
           <w:b/>
           <w:bCs/>
+          <w:color w:val="1FA6A2"/>
+          <w:sz w:val="26"/>
+          <w:szCs w:val="26"/>
+        </w:rPr>
+        <w:t xml:space="preserve">Turn &amp; Talk — Discussion Points  (Level 1 support · Level 2)</w:t>
+      </w:r>
+    </w:p>
+    <w:p>
+      <w:pPr>
+        <w:spacing w:after="60"/>
+      </w:pPr>
+      <w:r>
+        <w:rPr>
+          <w:i/>
+          <w:iCs/>
+          <w:color w:val="5F6F80"/>
+          <w:sz w:val="19"/>
+          <w:szCs w:val="19"/>
+        </w:rPr>
+        <w:t xml:space="preserve">Talk with a partner. Use the Level 1 stems if you need help getting started; try the Level 2 question when you are ready for more.</w:t>
+      </w:r>
+    </w:p>
+    <w:p>
+      <w:pPr>
+        <w:spacing w:after="60"/>
+      </w:pPr>
+      <w:r>
+        <w:rPr>
+          <w:b/>
+          <w:bCs/>
+          <w:color w:val="12355B"/>
+          <w:sz w:val="21"/>
+          <w:szCs w:val="21"/>
+        </w:rPr>
+        <w:t xml:space="preserve">1. [Launch] </w:t>
+      </w:r>
+      <w:r>
+        <w:rPr>
+          <w:b/>
+          <w:bCs/>
+          <w:sz w:val="21"/>
+          <w:szCs w:val="21"/>
+        </w:rPr>
+        <w:t xml:space="preserve">Tickets cost $12 each with a flat $50 venue fee. If t is the number of tickets, how would you write an expression for total revenue, and which part changes with the crowd?</w:t>
+      </w:r>
+    </w:p>
+    <w:p>
+      <w:pPr>
+        <w:spacing w:after="60"/>
+      </w:pPr>
+      <w:r>
+        <w:rPr>
+          <w:b/>
+          <w:bCs/>
+          <w:color w:val="1FA6A2"/>
+          <w:sz w:val="20"/>
+          <w:szCs w:val="20"/>
+        </w:rPr>
+        <w:t xml:space="preserve">Level 1 — Start here: </w:t>
+      </w:r>
+      <w:r>
+        <w:rPr>
+          <w:sz w:val="20"/>
+          <w:szCs w:val="20"/>
+        </w:rPr>
+        <w:t xml:space="preserve">Write 12t + 50: the 12t grows with tickets, the 50 stays fixed.</w:t>
+      </w:r>
+    </w:p>
+    <w:p>
+      <w:pPr>
+        <w:spacing w:after="60"/>
+      </w:pPr>
+      <w:r>
+        <w:rPr>
+          <w:sz w:val="21"/>
+          <w:szCs w:val="21"/>
+        </w:rPr>
+        <w:t xml:space="preserve">My expression is ___ because tickets cost $12 each.</w:t>
+      </w:r>
+      <w:r>
+        <w:rPr>
+          <w:i/>
+          <w:iCs/>
+          <w:color w:val="5F6F80"/>
+          <w:sz w:val="19"/>
+          <w:szCs w:val="19"/>
+        </w:rPr>
+        <w:br/>
+        <w:t xml:space="preserve">
+Mi expresión es ___ porque los boletos cuestan $12 cada uno.</w:t>
+      </w:r>
+    </w:p>
+    <w:p>
+      <w:pPr>
+        <w:spacing w:after="60"/>
+      </w:pPr>
+      <w:r>
+        <w:rPr>
+          <w:sz w:val="21"/>
+          <w:szCs w:val="21"/>
+        </w:rPr>
+        <w:t xml:space="preserve">The 50 is a ___ because it ___.</w:t>
+      </w:r>
+      <w:r>
+        <w:rPr>
+          <w:i/>
+          <w:iCs/>
+          <w:color w:val="5F6F80"/>
+          <w:sz w:val="19"/>
+          <w:szCs w:val="19"/>
+        </w:rPr>
+        <w:br/>
+        <w:t xml:space="preserve">
+El 50 es una ___ porque ___.</w:t>
+      </w:r>
+    </w:p>
+    <w:p>
+      <w:pPr>
+        <w:spacing w:after="60"/>
+      </w:pPr>
+      <w:r>
+        <w:rPr>
+          <w:b/>
+          <w:bCs/>
+          <w:color w:val="12355B"/>
+          <w:sz w:val="20"/>
+          <w:szCs w:val="20"/>
+        </w:rPr>
+        <w:t xml:space="preserve">Word bank: </w:t>
+      </w:r>
+      <w:r>
+        <w:rPr>
+          <w:color w:val="1FA6A2"/>
+          <w:sz w:val="20"/>
+          <w:szCs w:val="20"/>
+        </w:rPr>
+        <w:t xml:space="preserve">Variable, Coefficient, Constant, Algebraic Expression</w:t>
+      </w:r>
+    </w:p>
+    <w:p>
+      <w:pPr>
+        <w:spacing w:after="60"/>
+      </w:pPr>
+      <w:r>
+        <w:rPr>
+          <w:b/>
+          <w:bCs/>
+          <w:color w:val="12355B"/>
+          <w:sz w:val="19"/>
+          <w:szCs w:val="19"/>
+        </w:rPr>
+        <w:t xml:space="preserve">Listen for: </w:t>
+      </w:r>
+      <w:r>
+        <w:rPr>
+          <w:i/>
+          <w:iCs/>
+          <w:color w:val="5F6F80"/>
+          <w:sz w:val="19"/>
+          <w:szCs w:val="19"/>
+        </w:rPr>
+        <w:t xml:space="preserve">Students write 12t + 50, identify t as the variable number of tickets, 12 as the coefficient (price per ticket), and 50 as the constant venue fee that does not change.</w:t>
+      </w:r>
+    </w:p>
+    <w:p>
+      <w:pPr>
+        <w:spacing w:after="60"/>
+      </w:pPr>
+      <w:r>
+        <w:rPr>
+          <w:b/>
+          <w:bCs/>
+          <w:color w:val="9A6B12"/>
+          <w:sz w:val="20"/>
+          <w:szCs w:val="20"/>
+        </w:rPr>
+        <w:t xml:space="preserve">Level 2: </w:t>
+      </w:r>
+      <w:r>
+        <w:rPr>
+          <w:sz w:val="20"/>
+          <w:szCs w:val="20"/>
+        </w:rPr>
+        <w:t xml:space="preserve">If there were also VIP tickets at $20 each (v of them), how would your expression change? Generalize how each ticket type adds a new term.</w:t>
+      </w:r>
+    </w:p>
+    <w:p>
+      <w:pPr>
+        <w:spacing w:after="60"/>
+        <w:ind w:left="360"/>
+      </w:pPr>
+      <w:r>
+        <w:rPr>
+          <w:sz w:val="20"/>
+          <w:szCs w:val="20"/>
+        </w:rPr>
+        <w:t xml:space="preserve">• The new expression is ___ because each VIP ticket adds ___.</w:t>
+      </w:r>
+    </w:p>
+    <w:p>
+      <w:pPr>
+        <w:spacing w:after="60"/>
+        <w:ind w:left="360"/>
+      </w:pPr>
+      <w:r>
+        <w:rPr>
+          <w:sz w:val="20"/>
+          <w:szCs w:val="20"/>
+        </w:rPr>
+        <w:t xml:space="preserve">• Every new ticket type adds a term because ___.</w:t>
+      </w:r>
+    </w:p>
+    <w:p>
+      <w:pPr>
+        <w:spacing w:after="60"/>
+      </w:pPr>
+      <w:r>
+        <w:rPr>
+          <w:b/>
+          <w:bCs/>
+          <w:color w:val="12355B"/>
+          <w:sz w:val="21"/>
+          <w:szCs w:val="21"/>
+        </w:rPr>
+        <w:t xml:space="preserve">2. [Explore] </w:t>
+      </w:r>
+      <w:r>
+        <w:rPr>
+          <w:b/>
+          <w:bCs/>
+          <w:sz w:val="21"/>
+          <w:szCs w:val="21"/>
+        </w:rPr>
+        <w:t xml:space="preserve">How do you turn words into an expression? Why does '12 less than a number g' become g − 12 and not 12 − g?</w:t>
+      </w:r>
+    </w:p>
+    <w:p>
+      <w:pPr>
+        <w:spacing w:after="60"/>
+      </w:pPr>
+      <w:r>
+        <w:rPr>
+          <w:b/>
+          <w:bCs/>
+          <w:color w:val="1FA6A2"/>
+          <w:sz w:val="20"/>
+          <w:szCs w:val="20"/>
+        </w:rPr>
+        <w:t xml:space="preserve">Level 1 — Start here: </w:t>
+      </w:r>
+      <w:r>
+        <w:rPr>
+          <w:sz w:val="20"/>
+          <w:szCs w:val="20"/>
+        </w:rPr>
+        <w:t xml:space="preserve">Key words name the operation, and 'less than' reverses the order.</w:t>
+      </w:r>
+    </w:p>
+    <w:p>
+      <w:pPr>
+        <w:spacing w:after="60"/>
+      </w:pPr>
+      <w:r>
+        <w:rPr>
+          <w:sz w:val="21"/>
+          <w:szCs w:val="21"/>
+        </w:rPr>
+        <w:t xml:space="preserve">The words '___' mean ___, so the expression is ___.</w:t>
+      </w:r>
+      <w:r>
+        <w:rPr>
+          <w:i/>
+          <w:iCs/>
+          <w:color w:val="5F6F80"/>
+          <w:sz w:val="19"/>
+          <w:szCs w:val="19"/>
+        </w:rPr>
+        <w:br/>
+        <w:t xml:space="preserve">
+Las palabras '___' significan ___, así la expresión es ___.</w:t>
+      </w:r>
+    </w:p>
+    <w:p>
+      <w:pPr>
+        <w:spacing w:after="60"/>
+      </w:pPr>
+      <w:r>
+        <w:rPr>
+          <w:sz w:val="21"/>
+          <w:szCs w:val="21"/>
+        </w:rPr>
+        <w:t xml:space="preserve">It is g − 12, not 12 − g, because 'less than' means ___.</w:t>
+      </w:r>
+      <w:r>
+        <w:rPr>
+          <w:i/>
+          <w:iCs/>
+          <w:color w:val="5F6F80"/>
+          <w:sz w:val="19"/>
+          <w:szCs w:val="19"/>
+        </w:rPr>
+        <w:br/>
+        <w:t xml:space="preserve">
+Es g − 12, no 12 − g, porque 'menos que' significa ___.</w:t>
+      </w:r>
+    </w:p>
+    <w:p>
+      <w:pPr>
+        <w:spacing w:after="60"/>
+      </w:pPr>
+      <w:r>
+        <w:rPr>
+          <w:b/>
+          <w:bCs/>
+          <w:color w:val="12355B"/>
+          <w:sz w:val="20"/>
+          <w:szCs w:val="20"/>
+        </w:rPr>
+        <w:t xml:space="preserve">Word bank: </w:t>
+      </w:r>
+      <w:r>
+        <w:rPr>
+          <w:color w:val="1FA6A2"/>
+          <w:sz w:val="20"/>
+          <w:szCs w:val="20"/>
+        </w:rPr>
+        <w:t xml:space="preserve">Algebraic Expression, Variable, Coefficient, Constant</w:t>
+      </w:r>
+    </w:p>
+    <w:p>
+      <w:pPr>
+        <w:spacing w:after="60"/>
+      </w:pPr>
+      <w:r>
+        <w:rPr>
+          <w:b/>
+          <w:bCs/>
+          <w:color w:val="12355B"/>
+          <w:sz w:val="19"/>
+          <w:szCs w:val="19"/>
+        </w:rPr>
+        <w:t xml:space="preserve">Listen for: </w:t>
+      </w:r>
+      <w:r>
+        <w:rPr>
+          <w:i/>
+          <w:iCs/>
+          <w:color w:val="5F6F80"/>
+          <w:sz w:val="19"/>
+          <w:szCs w:val="19"/>
+        </w:rPr>
+        <w:t xml:space="preserve">A strong answer matches key words to operations (sum/more than = add, less than = subtract, product = multiply) and explains '12 less than g' starts with g, giving g − 12.</w:t>
+      </w:r>
+    </w:p>
+    <w:p>
+      <w:pPr>
+        <w:spacing w:after="60"/>
+      </w:pPr>
+      <w:r>
+        <w:rPr>
+          <w:b/>
+          <w:bCs/>
+          <w:color w:val="9A6B12"/>
+          <w:sz w:val="20"/>
+          <w:szCs w:val="20"/>
+        </w:rPr>
+        <w:t xml:space="preserve">Level 2: </w:t>
+      </w:r>
+      <w:r>
+        <w:rPr>
+          <w:sz w:val="20"/>
+          <w:szCs w:val="20"/>
+        </w:rPr>
+        <w:t xml:space="preserve">Translate 'twice the sum of a number y and 4' and explain why it needs parentheses. How is it different from 'twice a number y, plus 4'?</w:t>
+      </w:r>
+    </w:p>
+    <w:p>
+      <w:pPr>
+        <w:spacing w:after="60"/>
+        <w:ind w:left="360"/>
+      </w:pPr>
+      <w:r>
+        <w:rPr>
+          <w:sz w:val="20"/>
+          <w:szCs w:val="20"/>
+        </w:rPr>
+        <w:t xml:space="preserve">• The expression is ___ because 'the sum' must be grouped, so ___.</w:t>
+      </w:r>
+    </w:p>
+    <w:p>
+      <w:pPr>
+        <w:spacing w:after="60"/>
+        <w:ind w:left="360"/>
+      </w:pPr>
+      <w:r>
+        <w:rPr>
+          <w:sz w:val="20"/>
+          <w:szCs w:val="20"/>
+        </w:rPr>
+        <w:t xml:space="preserve">• Without parentheses, 'twice y plus 4' would be ___, which is different because ___.</w:t>
+      </w:r>
+    </w:p>
+    <w:p>
+      <w:pPr>
+        <w:spacing w:after="60"/>
+      </w:pPr>
+      <w:r>
+        <w:rPr>
+          <w:b/>
+          <w:bCs/>
+          <w:color w:val="12355B"/>
+          <w:sz w:val="21"/>
+          <w:szCs w:val="21"/>
+        </w:rPr>
+        <w:t xml:space="preserve">3. [Connect] </w:t>
+      </w:r>
+      <w:r>
+        <w:rPr>
+          <w:b/>
+          <w:bCs/>
+          <w:sz w:val="21"/>
+          <w:szCs w:val="21"/>
+        </w:rPr>
+        <w:t xml:space="preserve">A studio charges a $25 setup fee plus $8 per recording hour. With h hours, what expression models the cost, and what does each part represent?</w:t>
+      </w:r>
+    </w:p>
+    <w:p>
+      <w:pPr>
+        <w:spacing w:after="60"/>
+      </w:pPr>
+      <w:r>
+        <w:rPr>
+          <w:b/>
+          <w:bCs/>
+          <w:color w:val="1FA6A2"/>
+          <w:sz w:val="20"/>
+          <w:szCs w:val="20"/>
+        </w:rPr>
+        <w:t xml:space="preserve">Level 1 — Start here: </w:t>
+      </w:r>
+      <w:r>
+        <w:rPr>
+          <w:sz w:val="20"/>
+          <w:szCs w:val="20"/>
+        </w:rPr>
+        <w:t xml:space="preserve">Write 25 + 8h: 25 is the fixed setup, 8h grows with hours.</w:t>
+      </w:r>
+    </w:p>
+    <w:p>
+      <w:pPr>
+        <w:spacing w:after="60"/>
+      </w:pPr>
+      <w:r>
+        <w:rPr>
+          <w:sz w:val="21"/>
+          <w:szCs w:val="21"/>
+        </w:rPr>
+        <w:t xml:space="preserve">The total cost is ___ + ___h.</w:t>
+      </w:r>
+      <w:r>
+        <w:rPr>
+          <w:i/>
+          <w:iCs/>
+          <w:color w:val="5F6F80"/>
+          <w:sz w:val="19"/>
+          <w:szCs w:val="19"/>
+        </w:rPr>
+        <w:br/>
+        <w:t xml:space="preserve">
+El costo total es ___ + ___h.</w:t>
+      </w:r>
+    </w:p>
+    <w:p>
+      <w:pPr>
+        <w:spacing w:after="60"/>
+      </w:pPr>
+      <w:r>
+        <w:rPr>
+          <w:sz w:val="21"/>
+          <w:szCs w:val="21"/>
+        </w:rPr>
+        <w:t xml:space="preserve">The 25 is the ___ and 8h is the ___.</w:t>
+      </w:r>
+      <w:r>
+        <w:rPr>
+          <w:i/>
+          <w:iCs/>
+          <w:color w:val="5F6F80"/>
+          <w:sz w:val="19"/>
+          <w:szCs w:val="19"/>
+        </w:rPr>
+        <w:br/>
+        <w:t xml:space="preserve">
+El 25 es la ___ y 8h es el ___.</w:t>
+      </w:r>
+    </w:p>
+    <w:p>
+      <w:pPr>
+        <w:spacing w:after="60"/>
+      </w:pPr>
+      <w:r>
+        <w:rPr>
+          <w:b/>
+          <w:bCs/>
+          <w:color w:val="12355B"/>
+          <w:sz w:val="20"/>
+          <w:szCs w:val="20"/>
+        </w:rPr>
+        <w:t xml:space="preserve">Word bank: </w:t>
+      </w:r>
+      <w:r>
+        <w:rPr>
+          <w:color w:val="1FA6A2"/>
+          <w:sz w:val="20"/>
+          <w:szCs w:val="20"/>
+        </w:rPr>
+        <w:t xml:space="preserve">Constant, Variable, Coefficient, Algebraic Expression</w:t>
+      </w:r>
+    </w:p>
+    <w:p>
+      <w:pPr>
+        <w:spacing w:after="60"/>
+      </w:pPr>
+      <w:r>
+        <w:rPr>
+          <w:b/>
+          <w:bCs/>
+          <w:color w:val="12355B"/>
+          <w:sz w:val="19"/>
+          <w:szCs w:val="19"/>
+        </w:rPr>
+        <w:t xml:space="preserve">Listen for: </w:t>
+      </w:r>
+      <w:r>
+        <w:rPr>
+          <w:i/>
+          <w:iCs/>
+          <w:color w:val="5F6F80"/>
+          <w:sz w:val="19"/>
+          <w:szCs w:val="19"/>
+        </w:rPr>
+        <w:t xml:space="preserve">Students write 25 + 8h, identify 25 as the constant setup fee and 8 as the coefficient (cost per hour) multiplying the variable h.</w:t>
+      </w:r>
+    </w:p>
+    <w:p>
+      <w:pPr>
+        <w:spacing w:after="60"/>
+      </w:pPr>
+      <w:r>
+        <w:rPr>
+          <w:b/>
+          <w:bCs/>
+          <w:color w:val="9A6B12"/>
+          <w:sz w:val="20"/>
+          <w:szCs w:val="20"/>
+        </w:rPr>
+        <w:t xml:space="preserve">Level 2: </w:t>
+      </w:r>
+      <w:r>
+        <w:rPr>
+          <w:sz w:val="20"/>
+          <w:szCs w:val="20"/>
+        </w:rPr>
+        <w:t xml:space="preserve">Another studio charges no setup fee but $11 per hour: 11h. For how many hours is the first studio (25 + 8h) the better deal? Justify your reasoning.</w:t>
+      </w:r>
+    </w:p>
+    <w:p>
+      <w:pPr>
+        <w:spacing w:after="60"/>
+        <w:ind w:left="360"/>
+      </w:pPr>
+      <w:r>
+        <w:rPr>
+          <w:sz w:val="20"/>
+          <w:szCs w:val="20"/>
+        </w:rPr>
+        <w:t xml:space="preserve">• The first studio is cheaper when ___ because the higher hourly rate ___.</w:t>
+      </w:r>
+    </w:p>
+    <w:p>
+      <w:pPr>
+        <w:spacing w:after="60"/>
+        <w:ind w:left="360"/>
+      </w:pPr>
+      <w:r>
+        <w:rPr>
+          <w:sz w:val="20"/>
+          <w:szCs w:val="20"/>
+        </w:rPr>
+        <w:t xml:space="preserve">• Setting 25 + 8h equal to 11h, they cost the same at h = ___, so ___.</w:t>
+      </w:r>
+    </w:p>
+    <w:p>
+      <w:pPr>
+        <w:pStyle w:val="Heading2"/>
+        <w:pBdr>
+          <w:left w:val="single" w:color="1FA6A2" w:sz="18" w:space="8"/>
+        </w:pBdr>
+        <w:spacing w:after="100" w:before="200"/>
+      </w:pPr>
+      <w:r>
+        <w:rPr>
+          <w:b/>
+          <w:bCs/>
           <w:color w:val="9A6B12"/>
           <w:sz w:val="26"/>
           <w:szCs w:val="26"/>
@@ -935,7 +1539,7 @@
           <w:sz w:val="21"/>
           <w:szCs w:val="21"/>
         </w:rPr>
-        <w:t xml:space="preserve">The words ___ mean ___.</w:t>
+        <w:t xml:space="preserve">My expression is ___ because tickets cost $12 each.</w:t>
       </w:r>
       <w:r>
         <w:rPr>
@@ -947,19 +1551,19 @@
         </w:rPr>
         <w:br/>
         <w:t xml:space="preserve">
-Las palabras ___ significan ___.</w:t>
-      </w:r>
-    </w:p>
-    <w:p>
-      <w:pPr>
-        <w:spacing w:after="60"/>
-      </w:pPr>
-      <w:r>
-        <w:rPr>
-          <w:sz w:val="21"/>
-          <w:szCs w:val="21"/>
-        </w:rPr>
-        <w:t xml:space="preserve">My expression is ___.</w:t>
+Mi expresión es ___ porque los boletos cuestan $12 cada uno.</w:t>
+      </w:r>
+    </w:p>
+    <w:p>
+      <w:pPr>
+        <w:spacing w:after="60"/>
+      </w:pPr>
+      <w:r>
+        <w:rPr>
+          <w:sz w:val="21"/>
+          <w:szCs w:val="21"/>
+        </w:rPr>
+        <w:t xml:space="preserve">The 50 is a ___ because it ___.</w:t>
       </w:r>
       <w:r>
         <w:rPr>
@@ -971,19 +1575,19 @@
         </w:rPr>
         <w:br/>
         <w:t xml:space="preserve">
-Mi expresión es ___.</w:t>
-      </w:r>
-    </w:p>
-    <w:p>
-      <w:pPr>
-        <w:spacing w:after="60"/>
-      </w:pPr>
-      <w:r>
-        <w:rPr>
-          <w:sz w:val="21"/>
-          <w:szCs w:val="21"/>
-        </w:rPr>
-        <w:t xml:space="preserve">I would write one to ___.</w:t>
+El 50 es una ___ porque ___.</w:t>
+      </w:r>
+    </w:p>
+    <w:p>
+      <w:pPr>
+        <w:spacing w:after="60"/>
+      </w:pPr>
+      <w:r>
+        <w:rPr>
+          <w:sz w:val="21"/>
+          <w:szCs w:val="21"/>
+        </w:rPr>
+        <w:t xml:space="preserve">The words '___' mean ___, so the expression is ___.</w:t>
       </w:r>
       <w:r>
         <w:rPr>
@@ -995,7 +1599,7 @@
         </w:rPr>
         <w:br/>
         <w:t xml:space="preserve">
-Escribiría una para ___.</w:t>
+Las palabras '___' significan ___, así la expresión es ___.</w:t>
       </w:r>
     </w:p>
     <w:p>

--- a/lessons/6-3/downloads/6-3-notes.docx
+++ b/lessons/6-3/downloads/6-3-notes.docx
@@ -437,6 +437,43 @@
       </w:pPr>
       <w:r>
         <w:rPr>
+          <w:b/>
+          <w:bCs/>
+          <w:color w:val="1FA6A2"/>
+          <w:sz w:val="20"/>
+          <w:szCs w:val="20"/>
+        </w:rPr>
+        <w:t xml:space="preserve">Hint (optional): </w:t>
+      </w:r>
+      <w:r>
+        <w:rPr>
+          <w:sz w:val="20"/>
+          <w:szCs w:val="20"/>
+        </w:rPr>
+        <w:t xml:space="preserve">Try starting with the word "Variable" or "Coefficient". Re-read the question and underline what it is asking you to compare or find. Use one number or word from the problem as your evidence.</w:t>
+      </w:r>
+    </w:p>
+    <w:p>
+      <w:pPr>
+        <w:spacing w:after="60"/>
+      </w:pPr>
+      <w:r>
+        <w:rPr>
+          <w:b/>
+          <w:bCs/>
+          <w:color w:val="12355B"/>
+          <w:sz w:val="19"/>
+          <w:szCs w:val="19"/>
+        </w:rPr>
+        <w:t xml:space="preserve">Sentence starters (optional)</w:t>
+      </w:r>
+    </w:p>
+    <w:p>
+      <w:pPr>
+        <w:spacing w:after="60"/>
+      </w:pPr>
+      <w:r>
+        <w:rPr>
           <w:sz w:val="21"/>
           <w:szCs w:val="21"/>
         </w:rPr>
@@ -627,6 +664,43 @@
       </w:pPr>
       <w:r>
         <w:rPr>
+          <w:b/>
+          <w:bCs/>
+          <w:color w:val="1FA6A2"/>
+          <w:sz w:val="20"/>
+          <w:szCs w:val="20"/>
+        </w:rPr>
+        <w:t xml:space="preserve">Hint (optional): </w:t>
+      </w:r>
+      <w:r>
+        <w:rPr>
+          <w:sz w:val="20"/>
+          <w:szCs w:val="20"/>
+        </w:rPr>
+        <w:t xml:space="preserve">Try starting with the word "Algebraic Expression" or "Variable". Re-read the question and underline what it is asking you to compare or find. Use one number or word from the problem as your evidence.</w:t>
+      </w:r>
+    </w:p>
+    <w:p>
+      <w:pPr>
+        <w:spacing w:after="60"/>
+      </w:pPr>
+      <w:r>
+        <w:rPr>
+          <w:b/>
+          <w:bCs/>
+          <w:color w:val="12355B"/>
+          <w:sz w:val="19"/>
+          <w:szCs w:val="19"/>
+        </w:rPr>
+        <w:t xml:space="preserve">Sentence starters (optional)</w:t>
+      </w:r>
+    </w:p>
+    <w:p>
+      <w:pPr>
+        <w:spacing w:after="60"/>
+      </w:pPr>
+      <w:r>
+        <w:rPr>
           <w:sz w:val="21"/>
           <w:szCs w:val="21"/>
         </w:rPr>
@@ -809,6 +883,43 @@
           <w:szCs w:val="20"/>
         </w:rPr>
         <w:t xml:space="preserve">Write 25 + 8h: 25 is the fixed setup, 8h grows with hours.</w:t>
+      </w:r>
+    </w:p>
+    <w:p>
+      <w:pPr>
+        <w:spacing w:after="60"/>
+      </w:pPr>
+      <w:r>
+        <w:rPr>
+          <w:b/>
+          <w:bCs/>
+          <w:color w:val="1FA6A2"/>
+          <w:sz w:val="20"/>
+          <w:szCs w:val="20"/>
+        </w:rPr>
+        <w:t xml:space="preserve">Hint (optional): </w:t>
+      </w:r>
+      <w:r>
+        <w:rPr>
+          <w:sz w:val="20"/>
+          <w:szCs w:val="20"/>
+        </w:rPr>
+        <w:t xml:space="preserve">Try starting with the word "Constant" or "Variable". Re-read the question and underline what it is asking you to compare or find. Use one number or word from the problem as your evidence.</w:t>
+      </w:r>
+    </w:p>
+    <w:p>
+      <w:pPr>
+        <w:spacing w:after="60"/>
+      </w:pPr>
+      <w:r>
+        <w:rPr>
+          <w:b/>
+          <w:bCs/>
+          <w:color w:val="12355B"/>
+          <w:sz w:val="19"/>
+          <w:szCs w:val="19"/>
+        </w:rPr>
+        <w:t xml:space="preserve">Sentence starters (optional)</w:t>
       </w:r>
     </w:p>
     <w:p>

--- a/lessons/6-3/downloads/6-3-notes.docx
+++ b/lessons/6-3/downloads/6-3-notes.docx
@@ -97,6 +97,69 @@
       </w:pPr>
       <w:r>
         <w:rPr>
+          <w:i/>
+          <w:iCs/>
+          <w:color w:val="5F6F80"/>
+          <w:sz w:val="19"/>
+          <w:szCs w:val="19"/>
+        </w:rPr>
+        <w:t xml:space="preserve">Picture first, then the word, then a plain-language meaning.</w:t>
+      </w:r>
+    </w:p>
+    <w:p>
+      <w:pPr>
+        <w:keepNext/>
+        <w:spacing w:after="20" w:before="120"/>
+        <w:jc w:val="center"/>
+      </w:pPr>
+      <w:r>
+        <w:drawing>
+          <wp:inline distT="0" distB="0" distL="0" distR="0">
+            <wp:extent cx="1238250" cy="933450"/>
+            <wp:effectExtent t="0" r="0" b="0" l="0"/>
+            <wp:docPr id="1" name="" descr="" title=""/>
+            <wp:cNvGraphicFramePr>
+              <a:graphicFrameLocks xmlns:a="http://schemas.openxmlformats.org/drawingml/2006/main" noChangeAspect="1"/>
+            </wp:cNvGraphicFramePr>
+            <a:graphic xmlns:a="http://schemas.openxmlformats.org/drawingml/2006/main">
+              <a:graphicData uri="http://schemas.openxmlformats.org/drawingml/2006/picture">
+                <pic:pic xmlns:pic="http://schemas.openxmlformats.org/drawingml/2006/picture">
+                  <pic:nvPicPr>
+                    <pic:cNvPr id="0" name="" descr=""/>
+                    <pic:cNvPicPr>
+                      <a:picLocks noChangeAspect="1" noChangeArrowheads="1"/>
+                    </pic:cNvPicPr>
+                  </pic:nvPicPr>
+                  <pic:blipFill>
+                    <a:blip r:embed="rId9" cstate="none"/>
+                    <a:srcRect/>
+                    <a:stretch>
+                      <a:fillRect/>
+                    </a:stretch>
+                  </pic:blipFill>
+                  <pic:spPr bwMode="auto">
+                    <a:xfrm>
+                      <a:off x="0" y="0"/>
+                      <a:ext cx="1238250" cy="933450"/>
+                    </a:xfrm>
+                    <a:prstGeom prst="rect">
+                      <a:avLst/>
+                    </a:prstGeom>
+                  </pic:spPr>
+                </pic:pic>
+              </a:graphicData>
+            </a:graphic>
+          </wp:inline>
+        </w:drawing>
+      </w:r>
+    </w:p>
+    <w:p>
+      <w:pPr>
+        <w:keepNext/>
+        <w:spacing w:after="20"/>
+      </w:pPr>
+      <w:r>
+        <w:rPr>
           <w:b/>
           <w:bCs/>
           <w:color w:val="12355B"/>
@@ -118,7 +181,7 @@
     </w:p>
     <w:p>
       <w:pPr>
-        <w:spacing w:after="60"/>
+        <w:spacing w:after="160"/>
       </w:pPr>
       <w:r>
         <w:rPr>
@@ -130,22 +193,55 @@
     </w:p>
     <w:p>
       <w:pPr>
-        <w:spacing w:after="60"/>
-      </w:pPr>
-      <w:r>
-        <w:rPr>
-          <w:i/>
-          <w:iCs/>
-          <w:color w:val="5F6F80"/>
-          <w:sz w:val="19"/>
-          <w:szCs w:val="19"/>
-        </w:rPr>
-        <w:t xml:space="preserve">In 5t + 20, t could be hours worked — if t = 3, the expression equals 35; if t = 8, it equals 60</w:t>
-      </w:r>
-    </w:p>
-    <w:p>
-      <w:pPr>
-        <w:spacing w:after="60"/>
+        <w:keepNext/>
+        <w:spacing w:after="20" w:before="120"/>
+        <w:jc w:val="center"/>
+      </w:pPr>
+      <w:r>
+        <w:drawing>
+          <wp:inline distT="0" distB="0" distL="0" distR="0">
+            <wp:extent cx="1238250" cy="933450"/>
+            <wp:effectExtent t="0" r="0" b="0" l="0"/>
+            <wp:docPr id="1" name="" descr="" title=""/>
+            <wp:cNvGraphicFramePr>
+              <a:graphicFrameLocks xmlns:a="http://schemas.openxmlformats.org/drawingml/2006/main" noChangeAspect="1"/>
+            </wp:cNvGraphicFramePr>
+            <a:graphic xmlns:a="http://schemas.openxmlformats.org/drawingml/2006/main">
+              <a:graphicData uri="http://schemas.openxmlformats.org/drawingml/2006/picture">
+                <pic:pic xmlns:pic="http://schemas.openxmlformats.org/drawingml/2006/picture">
+                  <pic:nvPicPr>
+                    <pic:cNvPr id="0" name="" descr=""/>
+                    <pic:cNvPicPr>
+                      <a:picLocks noChangeAspect="1" noChangeArrowheads="1"/>
+                    </pic:cNvPicPr>
+                  </pic:nvPicPr>
+                  <pic:blipFill>
+                    <a:blip r:embed="rId10" cstate="none"/>
+                    <a:srcRect/>
+                    <a:stretch>
+                      <a:fillRect/>
+                    </a:stretch>
+                  </pic:blipFill>
+                  <pic:spPr bwMode="auto">
+                    <a:xfrm>
+                      <a:off x="0" y="0"/>
+                      <a:ext cx="1238250" cy="933450"/>
+                    </a:xfrm>
+                    <a:prstGeom prst="rect">
+                      <a:avLst/>
+                    </a:prstGeom>
+                  </pic:spPr>
+                </pic:pic>
+              </a:graphicData>
+            </a:graphic>
+          </wp:inline>
+        </w:drawing>
+      </w:r>
+    </w:p>
+    <w:p>
+      <w:pPr>
+        <w:keepNext/>
+        <w:spacing w:after="20"/>
       </w:pPr>
       <w:r>
         <w:rPr>
@@ -170,7 +266,7 @@
     </w:p>
     <w:p>
       <w:pPr>
-        <w:spacing w:after="60"/>
+        <w:spacing w:after="160"/>
       </w:pPr>
       <w:r>
         <w:rPr>
@@ -182,22 +278,55 @@
     </w:p>
     <w:p>
       <w:pPr>
-        <w:spacing w:after="60"/>
-      </w:pPr>
-      <w:r>
-        <w:rPr>
-          <w:i/>
-          <w:iCs/>
-          <w:color w:val="5F6F80"/>
-          <w:sz w:val="19"/>
-          <w:szCs w:val="19"/>
-        </w:rPr>
-        <w:t xml:space="preserve">3n + 7 means 'triple a number, then add 7' — it has a variable (n), a coefficient (3), and a constant (7)</w:t>
-      </w:r>
-    </w:p>
-    <w:p>
-      <w:pPr>
-        <w:spacing w:after="60"/>
+        <w:keepNext/>
+        <w:spacing w:after="20" w:before="120"/>
+        <w:jc w:val="center"/>
+      </w:pPr>
+      <w:r>
+        <w:drawing>
+          <wp:inline distT="0" distB="0" distL="0" distR="0">
+            <wp:extent cx="1238250" cy="933450"/>
+            <wp:effectExtent t="0" r="0" b="0" l="0"/>
+            <wp:docPr id="1" name="" descr="" title=""/>
+            <wp:cNvGraphicFramePr>
+              <a:graphicFrameLocks xmlns:a="http://schemas.openxmlformats.org/drawingml/2006/main" noChangeAspect="1"/>
+            </wp:cNvGraphicFramePr>
+            <a:graphic xmlns:a="http://schemas.openxmlformats.org/drawingml/2006/main">
+              <a:graphicData uri="http://schemas.openxmlformats.org/drawingml/2006/picture">
+                <pic:pic xmlns:pic="http://schemas.openxmlformats.org/drawingml/2006/picture">
+                  <pic:nvPicPr>
+                    <pic:cNvPr id="0" name="" descr=""/>
+                    <pic:cNvPicPr>
+                      <a:picLocks noChangeAspect="1" noChangeArrowheads="1"/>
+                    </pic:cNvPicPr>
+                  </pic:nvPicPr>
+                  <pic:blipFill>
+                    <a:blip r:embed="rId11" cstate="none"/>
+                    <a:srcRect/>
+                    <a:stretch>
+                      <a:fillRect/>
+                    </a:stretch>
+                  </pic:blipFill>
+                  <pic:spPr bwMode="auto">
+                    <a:xfrm>
+                      <a:off x="0" y="0"/>
+                      <a:ext cx="1238250" cy="933450"/>
+                    </a:xfrm>
+                    <a:prstGeom prst="rect">
+                      <a:avLst/>
+                    </a:prstGeom>
+                  </pic:spPr>
+                </pic:pic>
+              </a:graphicData>
+            </a:graphic>
+          </wp:inline>
+        </w:drawing>
+      </w:r>
+    </w:p>
+    <w:p>
+      <w:pPr>
+        <w:keepNext/>
+        <w:spacing w:after="20"/>
       </w:pPr>
       <w:r>
         <w:rPr>
@@ -222,7 +351,7 @@
     </w:p>
     <w:p>
       <w:pPr>
-        <w:spacing w:after="60"/>
+        <w:spacing w:after="160"/>
       </w:pPr>
       <w:r>
         <w:rPr>
@@ -234,22 +363,55 @@
     </w:p>
     <w:p>
       <w:pPr>
-        <w:spacing w:after="60"/>
-      </w:pPr>
-      <w:r>
-        <w:rPr>
-          <w:i/>
-          <w:iCs/>
-          <w:color w:val="5F6F80"/>
-          <w:sz w:val="19"/>
-          <w:szCs w:val="19"/>
-        </w:rPr>
-        <w:t xml:space="preserve">In 8x, the coefficient 8 means '8 groups of x' — if x = 3, then 8x = 8 × 3 = 24</w:t>
-      </w:r>
-    </w:p>
-    <w:p>
-      <w:pPr>
-        <w:spacing w:after="60"/>
+        <w:keepNext/>
+        <w:spacing w:after="20" w:before="120"/>
+        <w:jc w:val="center"/>
+      </w:pPr>
+      <w:r>
+        <w:drawing>
+          <wp:inline distT="0" distB="0" distL="0" distR="0">
+            <wp:extent cx="1238250" cy="933450"/>
+            <wp:effectExtent t="0" r="0" b="0" l="0"/>
+            <wp:docPr id="1" name="" descr="" title=""/>
+            <wp:cNvGraphicFramePr>
+              <a:graphicFrameLocks xmlns:a="http://schemas.openxmlformats.org/drawingml/2006/main" noChangeAspect="1"/>
+            </wp:cNvGraphicFramePr>
+            <a:graphic xmlns:a="http://schemas.openxmlformats.org/drawingml/2006/main">
+              <a:graphicData uri="http://schemas.openxmlformats.org/drawingml/2006/picture">
+                <pic:pic xmlns:pic="http://schemas.openxmlformats.org/drawingml/2006/picture">
+                  <pic:nvPicPr>
+                    <pic:cNvPr id="0" name="" descr=""/>
+                    <pic:cNvPicPr>
+                      <a:picLocks noChangeAspect="1" noChangeArrowheads="1"/>
+                    </pic:cNvPicPr>
+                  </pic:nvPicPr>
+                  <pic:blipFill>
+                    <a:blip r:embed="rId11" cstate="none"/>
+                    <a:srcRect/>
+                    <a:stretch>
+                      <a:fillRect/>
+                    </a:stretch>
+                  </pic:blipFill>
+                  <pic:spPr bwMode="auto">
+                    <a:xfrm>
+                      <a:off x="0" y="0"/>
+                      <a:ext cx="1238250" cy="933450"/>
+                    </a:xfrm>
+                    <a:prstGeom prst="rect">
+                      <a:avLst/>
+                    </a:prstGeom>
+                  </pic:spPr>
+                </pic:pic>
+              </a:graphicData>
+            </a:graphic>
+          </wp:inline>
+        </w:drawing>
+      </w:r>
+    </w:p>
+    <w:p>
+      <w:pPr>
+        <w:keepNext/>
+        <w:spacing w:after="20"/>
       </w:pPr>
       <w:r>
         <w:rPr>
@@ -274,7 +436,7 @@
     </w:p>
     <w:p>
       <w:pPr>
-        <w:spacing w:after="60"/>
+        <w:spacing w:after="160"/>
       </w:pPr>
       <w:r>
         <w:rPr>
@@ -286,22 +448,55 @@
     </w:p>
     <w:p>
       <w:pPr>
-        <w:spacing w:after="60"/>
-      </w:pPr>
-      <w:r>
-        <w:rPr>
-          <w:i/>
-          <w:iCs/>
-          <w:color w:val="5F6F80"/>
-          <w:sz w:val="19"/>
-          <w:szCs w:val="19"/>
-        </w:rPr>
-        <w:t xml:space="preserve">In 3n + 7, the 7 never changes no matter what n is — like a flat fee that stays the same</w:t>
-      </w:r>
-    </w:p>
-    <w:p>
-      <w:pPr>
-        <w:spacing w:after="60"/>
+        <w:keepNext/>
+        <w:spacing w:after="20" w:before="120"/>
+        <w:jc w:val="center"/>
+      </w:pPr>
+      <w:r>
+        <w:drawing>
+          <wp:inline distT="0" distB="0" distL="0" distR="0">
+            <wp:extent cx="1238250" cy="933450"/>
+            <wp:effectExtent t="0" r="0" b="0" l="0"/>
+            <wp:docPr id="1" name="" descr="" title=""/>
+            <wp:cNvGraphicFramePr>
+              <a:graphicFrameLocks xmlns:a="http://schemas.openxmlformats.org/drawingml/2006/main" noChangeAspect="1"/>
+            </wp:cNvGraphicFramePr>
+            <a:graphic xmlns:a="http://schemas.openxmlformats.org/drawingml/2006/main">
+              <a:graphicData uri="http://schemas.openxmlformats.org/drawingml/2006/picture">
+                <pic:pic xmlns:pic="http://schemas.openxmlformats.org/drawingml/2006/picture">
+                  <pic:nvPicPr>
+                    <pic:cNvPr id="0" name="" descr=""/>
+                    <pic:cNvPicPr>
+                      <a:picLocks noChangeAspect="1" noChangeArrowheads="1"/>
+                    </pic:cNvPicPr>
+                  </pic:nvPicPr>
+                  <pic:blipFill>
+                    <a:blip r:embed="rId11" cstate="none"/>
+                    <a:srcRect/>
+                    <a:stretch>
+                      <a:fillRect/>
+                    </a:stretch>
+                  </pic:blipFill>
+                  <pic:spPr bwMode="auto">
+                    <a:xfrm>
+                      <a:off x="0" y="0"/>
+                      <a:ext cx="1238250" cy="933450"/>
+                    </a:xfrm>
+                    <a:prstGeom prst="rect">
+                      <a:avLst/>
+                    </a:prstGeom>
+                  </pic:spPr>
+                </pic:pic>
+              </a:graphicData>
+            </a:graphic>
+          </wp:inline>
+        </w:drawing>
+      </w:r>
+    </w:p>
+    <w:p>
+      <w:pPr>
+        <w:keepNext/>
+        <w:spacing w:after="20"/>
       </w:pPr>
       <w:r>
         <w:rPr>
@@ -326,7 +521,7 @@
     </w:p>
     <w:p>
       <w:pPr>
-        <w:spacing w:after="60"/>
+        <w:spacing w:after="160"/>
       </w:pPr>
       <w:r>
         <w:rPr>
@@ -334,21 +529,6 @@
           <w:szCs w:val="21"/>
         </w:rPr>
         <w:t xml:space="preserve">Terms with the same letter, like 2x and 5x.</w:t>
-      </w:r>
-    </w:p>
-    <w:p>
-      <w:pPr>
-        <w:spacing w:after="60"/>
-      </w:pPr>
-      <w:r>
-        <w:rPr>
-          <w:i/>
-          <w:iCs/>
-          <w:color w:val="5F6F80"/>
-          <w:sz w:val="19"/>
-          <w:szCs w:val="19"/>
-        </w:rPr>
-        <w:t xml:space="preserve">4x + 2x = 6x (like terms, same variable); but 4x + 2y cannot be combined (different variables)</w:t>
       </w:r>
     </w:p>
     <w:p>

--- a/lessons/6-3/downloads/6-3-notes.docx
+++ b/lessons/6-3/downloads/6-3-notes.docx
@@ -1223,7 +1223,7 @@
           <w:sz w:val="24"/>
           <w:szCs w:val="24"/>
         </w:rPr>
-        <w:t xml:space="preserve">Try the Model</w:t>
+        <w:t xml:space="preserve">Solved Example</w:t>
       </w:r>
       <w:r>
         <w:rPr>
@@ -1233,90 +1233,130 @@
           <w:sz w:val="19"/>
           <w:szCs w:val="19"/>
         </w:rPr>
-        <w:t xml:space="preserve">   step through it together</w:t>
-      </w:r>
-    </w:p>
-    <w:p>
-      <w:pPr>
-        <w:spacing w:after="80"/>
-      </w:pPr>
-      <w:r>
-        <w:rPr>
-          <w:sz w:val="21"/>
-          <w:szCs w:val="21"/>
-        </w:rPr>
-        <w:t xml:space="preserve">Read each word phrase and sort it into the correct algebraic expression.</w:t>
-      </w:r>
-    </w:p>
-    <w:p>
-      <w:pPr>
+        <w:t xml:space="preserve">   I Do — watch each step</w:t>
+      </w:r>
+    </w:p>
+    <w:p>
+      <w:pPr>
+        <w:keepNext/>
         <w:spacing w:after="40"/>
       </w:pPr>
       <w:r>
-        <w:t xml:space="preserve"/>
-      </w:r>
-    </w:p>
-    <w:tbl>
-      <w:tblPr>
-        <w:tblW w:type="pct" w:w="100%"/>
-        <w:tblBorders>
-          <w:top w:val="single" w:color="C7D2DD" w:sz="6"/>
-          <w:left w:val="single" w:color="C7D2DD" w:sz="6"/>
-          <w:bottom w:val="single" w:color="C7D2DD" w:sz="6"/>
-          <w:right w:val="single" w:color="C7D2DD" w:sz="6"/>
-          <w:insideH w:val="single" w:color="auto" w:sz="4"/>
-          <w:insideV w:val="single" w:color="auto" w:sz="4"/>
-        </w:tblBorders>
-      </w:tblPr>
-      <w:tblGrid>
-        <w:gridCol w:w="100"/>
-      </w:tblGrid>
-      <w:tr>
-        <w:tc>
-          <w:tcPr>
-            <w:shd w:fill="E6F4F3" w:color="auto" w:val="clear"/>
-            <w:tcMar>
-              <w:top w:type="dxa" w:w="60"/>
-              <w:left w:type="dxa" w:w="120"/>
-              <w:bottom w:type="dxa" w:w="60"/>
-              <w:right w:type="dxa" w:w="120"/>
-            </w:tcMar>
-          </w:tcPr>
-          <w:p>
-            <w:pPr>
-              <w:spacing w:after="0" w:line="320"/>
-            </w:pPr>
-            <w:r>
-              <w:t xml:space="preserve"/>
-            </w:r>
-          </w:p>
-          <w:p>
-            <w:pPr>
-              <w:spacing w:after="0" w:line="320"/>
-            </w:pPr>
-            <w:r>
-              <w:t xml:space="preserve"/>
-            </w:r>
-          </w:p>
-          <w:p>
-            <w:pPr>
-              <w:spacing w:after="0" w:line="320"/>
-            </w:pPr>
-            <w:r>
-              <w:t xml:space="preserve"/>
-            </w:r>
-          </w:p>
-          <w:p>
-            <w:pPr>
-              <w:spacing w:after="0" w:line="320"/>
-            </w:pPr>
-            <w:r>
-              <w:t xml:space="preserve"/>
-            </w:r>
-          </w:p>
-        </w:tc>
-      </w:tr>
-    </w:tbl>
+        <w:rPr>
+          <w:b/>
+          <w:bCs/>
+          <w:color w:val="12355B"/>
+          <w:sz w:val="21"/>
+          <w:szCs w:val="21"/>
+        </w:rPr>
+        <w:t xml:space="preserve">Problem:  </w:t>
+      </w:r>
+      <w:r>
+        <w:rPr>
+          <w:sz w:val="21"/>
+          <w:szCs w:val="21"/>
+        </w:rPr>
+        <w:t xml:space="preserve">Which expression represents 'the product of 6 and a number n'?</w:t>
+      </w:r>
+    </w:p>
+    <w:p>
+      <w:pPr>
+        <w:spacing w:after="30"/>
+        <w:ind w:left="420"/>
+      </w:pPr>
+      <w:r>
+        <w:rPr>
+          <w:sz w:val="20"/>
+          <w:szCs w:val="20"/>
+        </w:rPr>
+        <w:t xml:space="preserve">A)  6n</w:t>
+      </w:r>
+    </w:p>
+    <w:p>
+      <w:pPr>
+        <w:spacing w:after="30"/>
+        <w:ind w:left="420"/>
+      </w:pPr>
+      <w:r>
+        <w:rPr>
+          <w:sz w:val="20"/>
+          <w:szCs w:val="20"/>
+        </w:rPr>
+        <w:t xml:space="preserve">B)  6 + n</w:t>
+      </w:r>
+    </w:p>
+    <w:p>
+      <w:pPr>
+        <w:spacing w:after="30"/>
+        <w:ind w:left="420"/>
+      </w:pPr>
+      <w:r>
+        <w:rPr>
+          <w:sz w:val="20"/>
+          <w:szCs w:val="20"/>
+        </w:rPr>
+        <w:t xml:space="preserve">C)  n − 6</w:t>
+      </w:r>
+    </w:p>
+    <w:p>
+      <w:pPr>
+        <w:spacing w:after="30"/>
+        <w:ind w:left="420"/>
+      </w:pPr>
+      <w:r>
+        <w:rPr>
+          <w:sz w:val="20"/>
+          <w:szCs w:val="20"/>
+        </w:rPr>
+        <w:t xml:space="preserve">D)  n ÷ 6</w:t>
+      </w:r>
+    </w:p>
+    <w:p>
+      <w:pPr>
+        <w:spacing w:after="20" w:before="50"/>
+      </w:pPr>
+      <w:r>
+        <w:rPr>
+          <w:b/>
+          <w:bCs/>
+          <w:color w:val="1FA6A2"/>
+          <w:sz w:val="21"/>
+          <w:szCs w:val="21"/>
+        </w:rPr>
+        <w:t xml:space="preserve">Step 1:  </w:t>
+      </w:r>
+      <w:r>
+        <w:rPr>
+          <w:sz w:val="21"/>
+          <w:szCs w:val="21"/>
+        </w:rPr>
+        <w:t xml:space="preserve">'Product' means multiplication, so the product of 6 and n is 6n.</w:t>
+      </w:r>
+    </w:p>
+    <w:p>
+      <w:pPr>
+        <w:spacing w:after="40" w:before="60"/>
+      </w:pPr>
+      <w:r>
+        <w:rPr>
+          <w:b/>
+          <w:bCs/>
+          <w:color w:val="12355B"/>
+          <w:sz w:val="21"/>
+          <w:szCs w:val="21"/>
+        </w:rPr>
+        <w:t xml:space="preserve">Answer:  </w:t>
+      </w:r>
+      <w:r>
+        <w:rPr>
+          <w:b/>
+          <w:bCs/>
+          <w:sz w:val="21"/>
+          <w:szCs w:val="21"/>
+        </w:rPr>
+        <w:t xml:space="preserve">A. 6n</w:t>
+      </w:r>
+    </w:p>
     <w:p>
       <w:pPr>
         <w:pStyle w:val="Heading1"/>
@@ -1361,6 +1401,170 @@
           <w:szCs w:val="19"/>
         </w:rPr>
         <w:t xml:space="preserve">   We Do — work with your class</w:t>
+      </w:r>
+    </w:p>
+    <w:p>
+      <w:pPr>
+        <w:keepNext/>
+        <w:spacing w:after="40" w:before="40"/>
+      </w:pPr>
+      <w:r>
+        <w:rPr>
+          <w:b/>
+          <w:bCs/>
+          <w:color w:val="12355B"/>
+          <w:sz w:val="21"/>
+          <w:szCs w:val="21"/>
+        </w:rPr>
+        <w:t xml:space="preserve">Problem:  </w:t>
+      </w:r>
+      <w:r>
+        <w:rPr>
+          <w:sz w:val="21"/>
+          <w:szCs w:val="21"/>
+        </w:rPr>
+        <w:t xml:space="preserve">Which expression represents '9 less than a number y'?</w:t>
+      </w:r>
+    </w:p>
+    <w:p>
+      <w:pPr>
+        <w:spacing w:after="30"/>
+        <w:ind w:left="420"/>
+      </w:pPr>
+      <w:r>
+        <w:rPr>
+          <w:sz w:val="20"/>
+          <w:szCs w:val="20"/>
+        </w:rPr>
+        <w:t xml:space="preserve">A)  y − 9</w:t>
+      </w:r>
+    </w:p>
+    <w:p>
+      <w:pPr>
+        <w:spacing w:after="30"/>
+        <w:ind w:left="420"/>
+      </w:pPr>
+      <w:r>
+        <w:rPr>
+          <w:sz w:val="20"/>
+          <w:szCs w:val="20"/>
+        </w:rPr>
+        <w:t xml:space="preserve">B)  9 − y</w:t>
+      </w:r>
+    </w:p>
+    <w:p>
+      <w:pPr>
+        <w:spacing w:after="30"/>
+        <w:ind w:left="420"/>
+      </w:pPr>
+      <w:r>
+        <w:rPr>
+          <w:sz w:val="20"/>
+          <w:szCs w:val="20"/>
+        </w:rPr>
+        <w:t xml:space="preserve">C)  y + 9</w:t>
+      </w:r>
+    </w:p>
+    <w:p>
+      <w:pPr>
+        <w:spacing w:after="30"/>
+        <w:ind w:left="420"/>
+      </w:pPr>
+      <w:r>
+        <w:rPr>
+          <w:sz w:val="20"/>
+          <w:szCs w:val="20"/>
+        </w:rPr>
+        <w:t xml:space="preserve">D)  9y</w:t>
+      </w:r>
+    </w:p>
+    <w:p>
+      <w:pPr>
+        <w:keepNext/>
+        <w:spacing w:after="0" w:before="50"/>
+      </w:pPr>
+      <w:r>
+        <w:rPr>
+          <w:b/>
+          <w:bCs/>
+          <w:color w:val="6B4FA0"/>
+          <w:sz w:val="21"/>
+          <w:szCs w:val="21"/>
+        </w:rPr>
+        <w:t xml:space="preserve">Step 1:</w:t>
+      </w:r>
+    </w:p>
+    <w:p>
+      <w:pPr>
+        <w:pBdr>
+          <w:bottom w:val="single" w:color="AFBECC" w:sz="6"/>
+        </w:pBdr>
+        <w:spacing w:after="30" w:before="150"/>
+      </w:pPr>
+      <w:r>
+        <w:t xml:space="preserve"/>
+      </w:r>
+    </w:p>
+    <w:p>
+      <w:pPr>
+        <w:keepNext/>
+        <w:spacing w:after="0" w:before="50"/>
+      </w:pPr>
+      <w:r>
+        <w:rPr>
+          <w:b/>
+          <w:bCs/>
+          <w:color w:val="6B4FA0"/>
+          <w:sz w:val="21"/>
+          <w:szCs w:val="21"/>
+        </w:rPr>
+        <w:t xml:space="preserve">Step 2:</w:t>
+      </w:r>
+    </w:p>
+    <w:p>
+      <w:pPr>
+        <w:pBdr>
+          <w:bottom w:val="single" w:color="AFBECC" w:sz="6"/>
+        </w:pBdr>
+        <w:spacing w:after="30" w:before="150"/>
+      </w:pPr>
+      <w:r>
+        <w:t xml:space="preserve"/>
+      </w:r>
+    </w:p>
+    <w:p>
+      <w:pPr>
+        <w:keepNext/>
+        <w:spacing w:after="0" w:before="60"/>
+      </w:pPr>
+      <w:r>
+        <w:rPr>
+          <w:b/>
+          <w:bCs/>
+          <w:color w:val="12355B"/>
+          <w:sz w:val="21"/>
+          <w:szCs w:val="21"/>
+        </w:rPr>
+        <w:t xml:space="preserve">Answer:</w:t>
+      </w:r>
+    </w:p>
+    <w:p>
+      <w:pPr>
+        <w:pBdr>
+          <w:bottom w:val="single" w:color="AFBECC" w:sz="6"/>
+        </w:pBdr>
+        <w:spacing w:after="30" w:before="150"/>
+      </w:pPr>
+      <w:r>
+        <w:t xml:space="preserve"/>
+      </w:r>
+    </w:p>
+    <w:p>
+      <w:pPr>
+        <w:spacing w:after="80"/>
+      </w:pPr>
+      <w:r>
+        <w:t xml:space="preserve"/>
       </w:r>
     </w:p>
     <w:tbl>
@@ -1880,7 +2084,7 @@
           <w:sz w:val="21"/>
           <w:szCs w:val="21"/>
         </w:rPr>
-        <w:t xml:space="preserve">Which expression represents 'the product of 6 and a number n'?</w:t>
+        <w:t xml:space="preserve">Which expression represents 'the sum of a number m and 15'?</w:t>
       </w:r>
     </w:p>
     <w:p>
@@ -1893,7 +2097,7 @@
           <w:sz w:val="20"/>
           <w:szCs w:val="20"/>
         </w:rPr>
-        <w:t xml:space="preserve">A)  6n</w:t>
+        <w:t xml:space="preserve">A)  m + 15</w:t>
       </w:r>
     </w:p>
     <w:p>
@@ -1906,7 +2110,7 @@
           <w:sz w:val="20"/>
           <w:szCs w:val="20"/>
         </w:rPr>
-        <w:t xml:space="preserve">B)  6 + n</w:t>
+        <w:t xml:space="preserve">B)  m − 15</w:t>
       </w:r>
     </w:p>
     <w:p>
@@ -1919,7 +2123,7 @@
           <w:sz w:val="20"/>
           <w:szCs w:val="20"/>
         </w:rPr>
-        <w:t xml:space="preserve">C)  n − 6</w:t>
+        <w:t xml:space="preserve">C)  15m</w:t>
       </w:r>
     </w:p>
     <w:p>
@@ -1932,7 +2136,7 @@
           <w:sz w:val="20"/>
           <w:szCs w:val="20"/>
         </w:rPr>
-        <w:t xml:space="preserve">D)  n ÷ 6</w:t>
+        <w:t xml:space="preserve">D)  m ÷ 15</w:t>
       </w:r>
     </w:p>
     <w:p>
@@ -2010,7 +2214,7 @@
           <w:sz w:val="21"/>
           <w:szCs w:val="21"/>
         </w:rPr>
-        <w:t xml:space="preserve">Which expression represents '9 less than a number y'?</w:t>
+        <w:t xml:space="preserve">Which key word tells you to multiply?</w:t>
       </w:r>
     </w:p>
     <w:p>
@@ -2023,7 +2227,7 @@
           <w:sz w:val="20"/>
           <w:szCs w:val="20"/>
         </w:rPr>
-        <w:t xml:space="preserve">A)  y − 9</w:t>
+        <w:t xml:space="preserve">A)  Product</w:t>
       </w:r>
     </w:p>
     <w:p>
@@ -2036,7 +2240,7 @@
           <w:sz w:val="20"/>
           <w:szCs w:val="20"/>
         </w:rPr>
-        <w:t xml:space="preserve">B)  9 − y</w:t>
+        <w:t xml:space="preserve">B)  Sum</w:t>
       </w:r>
     </w:p>
     <w:p>
@@ -2049,7 +2253,7 @@
           <w:sz w:val="20"/>
           <w:szCs w:val="20"/>
         </w:rPr>
-        <w:t xml:space="preserve">C)  y + 9</w:t>
+        <w:t xml:space="preserve">C)  Difference</w:t>
       </w:r>
     </w:p>
     <w:p>
@@ -2062,7 +2266,7 @@
           <w:sz w:val="20"/>
           <w:szCs w:val="20"/>
         </w:rPr>
-        <w:t xml:space="preserve">D)  9y</w:t>
+        <w:t xml:space="preserve">D)  Quotient</w:t>
       </w:r>
     </w:p>
     <w:p>
@@ -2140,7 +2344,7 @@
           <w:sz w:val="21"/>
           <w:szCs w:val="21"/>
         </w:rPr>
-        <w:t xml:space="preserve">Which expression represents 'the sum of a number m and 15'?</w:t>
+        <w:t xml:space="preserve">Which expression means '5 more than a number n'?</w:t>
       </w:r>
     </w:p>
     <w:p>
@@ -2153,7 +2357,7 @@
           <w:sz w:val="20"/>
           <w:szCs w:val="20"/>
         </w:rPr>
-        <w:t xml:space="preserve">A)  m + 15</w:t>
+        <w:t xml:space="preserve">A)  n + 5</w:t>
       </w:r>
     </w:p>
     <w:p>
@@ -2166,7 +2370,7 @@
           <w:sz w:val="20"/>
           <w:szCs w:val="20"/>
         </w:rPr>
-        <w:t xml:space="preserve">B)  m − 15</w:t>
+        <w:t xml:space="preserve">B)  5n</w:t>
       </w:r>
     </w:p>
     <w:p>
@@ -2179,7 +2383,7 @@
           <w:sz w:val="20"/>
           <w:szCs w:val="20"/>
         </w:rPr>
-        <w:t xml:space="preserve">C)  15m</w:t>
+        <w:t xml:space="preserve">C)  n − 5</w:t>
       </w:r>
     </w:p>
     <w:p>
@@ -2192,7 +2396,7 @@
           <w:sz w:val="20"/>
           <w:szCs w:val="20"/>
         </w:rPr>
-        <w:t xml:space="preserve">D)  m ÷ 15</w:t>
+        <w:t xml:space="preserve">D)  5 − n</w:t>
       </w:r>
     </w:p>
     <w:p>
@@ -2270,7 +2474,7 @@
           <w:sz w:val="21"/>
           <w:szCs w:val="21"/>
         </w:rPr>
-        <w:t xml:space="preserve">Which key word tells you to multiply?</w:t>
+        <w:t xml:space="preserve">Which expression means 'the product of 7 and a number x'?</w:t>
       </w:r>
     </w:p>
     <w:p>
@@ -2283,7 +2487,7 @@
           <w:sz w:val="20"/>
           <w:szCs w:val="20"/>
         </w:rPr>
-        <w:t xml:space="preserve">A)  Product</w:t>
+        <w:t xml:space="preserve">A)  7x</w:t>
       </w:r>
     </w:p>
     <w:p>
@@ -2296,7 +2500,7 @@
           <w:sz w:val="20"/>
           <w:szCs w:val="20"/>
         </w:rPr>
-        <w:t xml:space="preserve">B)  Sum</w:t>
+        <w:t xml:space="preserve">B)  7 + x</w:t>
       </w:r>
     </w:p>
     <w:p>
@@ -2309,7 +2513,7 @@
           <w:sz w:val="20"/>
           <w:szCs w:val="20"/>
         </w:rPr>
-        <w:t xml:space="preserve">C)  Difference</w:t>
+        <w:t xml:space="preserve">C)  x − 7</w:t>
       </w:r>
     </w:p>
     <w:p>
@@ -2322,7 +2526,7 @@
           <w:sz w:val="20"/>
           <w:szCs w:val="20"/>
         </w:rPr>
-        <w:t xml:space="preserve">D)  Quotient</w:t>
+        <w:t xml:space="preserve">D)  x ÷ 7</w:t>
       </w:r>
     </w:p>
     <w:p>
@@ -3035,6 +3239,64 @@
           <w:sz w:val="24"/>
           <w:szCs w:val="24"/>
         </w:rPr>
+        <w:t xml:space="preserve">Worked Notes (I Do / We Do)</w:t>
+      </w:r>
+    </w:p>
+    <w:p>
+      <w:pPr>
+        <w:spacing w:after="80"/>
+      </w:pPr>
+      <w:r>
+        <w:rPr>
+          <w:b/>
+          <w:bCs/>
+          <w:sz w:val="21"/>
+          <w:szCs w:val="21"/>
+        </w:rPr>
+        <w:t xml:space="preserve">I Do:  </w:t>
+      </w:r>
+      <w:r>
+        <w:rPr>
+          <w:sz w:val="21"/>
+          <w:szCs w:val="21"/>
+        </w:rPr>
+        <w:t xml:space="preserve">A. 6n</w:t>
+      </w:r>
+    </w:p>
+    <w:p>
+      <w:pPr>
+        <w:spacing w:after="80"/>
+      </w:pPr>
+      <w:r>
+        <w:rPr>
+          <w:b/>
+          <w:bCs/>
+          <w:sz w:val="21"/>
+          <w:szCs w:val="21"/>
+        </w:rPr>
+        <w:t xml:space="preserve">We Do:  </w:t>
+      </w:r>
+      <w:r>
+        <w:rPr>
+          <w:sz w:val="21"/>
+          <w:szCs w:val="21"/>
+        </w:rPr>
+        <w:t xml:space="preserve">A. y − 9</w:t>
+      </w:r>
+    </w:p>
+    <w:p>
+      <w:pPr>
+        <w:pStyle w:val="Heading2"/>
+        <w:spacing w:after="80" w:before="180"/>
+      </w:pPr>
+      <w:r>
+        <w:rPr>
+          <w:b/>
+          <w:bCs/>
+          <w:color w:val="12355B"/>
+          <w:sz w:val="24"/>
+          <w:szCs w:val="24"/>
+        </w:rPr>
         <w:t xml:space="preserve">Independent Practice</w:t>
       </w:r>
     </w:p>
@@ -3056,7 +3318,7 @@
           <w:sz w:val="21"/>
           <w:szCs w:val="21"/>
         </w:rPr>
-        <w:t xml:space="preserve">A)  6n</w:t>
+        <w:t xml:space="preserve">A)  m + 15</w:t>
       </w:r>
       <w:r>
         <w:rPr>
@@ -3066,7 +3328,7 @@
           <w:sz w:val="19"/>
           <w:szCs w:val="19"/>
         </w:rPr>
-        <w:t xml:space="preserve">  — 'Product' means multiplication, so the product of 6 and n is 6n.</w:t>
+        <w:t xml:space="preserve">  — 'Sum' means addition, so the sum of m and 15 is m + 15.</w:t>
       </w:r>
     </w:p>
     <w:p>
@@ -3087,7 +3349,7 @@
           <w:sz w:val="21"/>
           <w:szCs w:val="21"/>
         </w:rPr>
-        <w:t xml:space="preserve">A)  y − 9</w:t>
+        <w:t xml:space="preserve">A)  Product</w:t>
       </w:r>
       <w:r>
         <w:rPr>
@@ -3097,7 +3359,7 @@
           <w:sz w:val="19"/>
           <w:szCs w:val="19"/>
         </w:rPr>
-        <w:t xml:space="preserve">  — 'Less than' means subtract from the number, so it's y − 9.</w:t>
+        <w:t xml:space="preserve">  — 'Product' means multiplication. 'Sum' means addition, 'difference' means subtraction, and 'quotient' means division.</w:t>
       </w:r>
     </w:p>
     <w:p>
@@ -3118,7 +3380,7 @@
           <w:sz w:val="21"/>
           <w:szCs w:val="21"/>
         </w:rPr>
-        <w:t xml:space="preserve">A)  m + 15</w:t>
+        <w:t xml:space="preserve">A)  n + 5</w:t>
       </w:r>
       <w:r>
         <w:rPr>
@@ -3128,7 +3390,7 @@
           <w:sz w:val="19"/>
           <w:szCs w:val="19"/>
         </w:rPr>
-        <w:t xml:space="preserve">  — 'Sum' means addition, so the sum of m and 15 is m + 15.</w:t>
+        <w:t xml:space="preserve">  — 'More than' means addition: n + 5.</w:t>
       </w:r>
     </w:p>
     <w:p>
@@ -3149,7 +3411,7 @@
           <w:sz w:val="21"/>
           <w:szCs w:val="21"/>
         </w:rPr>
-        <w:t xml:space="preserve">A)  Product</w:t>
+        <w:t xml:space="preserve">A)  7x</w:t>
       </w:r>
       <w:r>
         <w:rPr>
@@ -3159,7 +3421,7 @@
           <w:sz w:val="19"/>
           <w:szCs w:val="19"/>
         </w:rPr>
-        <w:t xml:space="preserve">  — 'Product' means multiplication. 'Sum' means addition, 'difference' means subtraction, and 'quotient' means division.</w:t>
+        <w:t xml:space="preserve">  — 'Product' means multiplication: 7x.</w:t>
       </w:r>
     </w:p>
     <w:p>

--- a/lessons/6-3/downloads/6-3-notes.docx
+++ b/lessons/6-3/downloads/6-3-notes.docx
@@ -1023,6 +1023,216 @@
     <w:p>
       <w:pPr>
         <w:pStyle w:val="Heading1"/>
+        <w:pBdr>
+          <w:bottom w:val="single" w:color="1FA6A2" w:sz="14" w:space="6"/>
+        </w:pBdr>
+        <w:spacing w:after="140" w:before="260"/>
+      </w:pPr>
+      <w:r>
+        <w:rPr>
+          <w:b/>
+          <w:bCs/>
+          <w:color w:val="12355B"/>
+          <w:sz w:val="30"/>
+          <w:szCs w:val="30"/>
+        </w:rPr>
+        <w:t xml:space="preserve">Guided Notes</w:t>
+      </w:r>
+    </w:p>
+    <w:p>
+      <w:pPr>
+        <w:spacing w:after="100"/>
+      </w:pPr>
+      <w:r>
+        <w:rPr>
+          <w:i/>
+          <w:iCs/>
+          <w:color w:val="5F6F80"/>
+          <w:sz w:val="19"/>
+          <w:szCs w:val="19"/>
+        </w:rPr>
+        <w:t xml:space="preserve">Fill in each blank as we go. Use the Word Bank to help you.</w:t>
+      </w:r>
+    </w:p>
+    <w:tbl>
+      <w:tblPr>
+        <w:tblW w:type="pct" w:w="100%"/>
+        <w:tblBorders>
+          <w:top w:val="single" w:color="BBD0DE" w:sz="8"/>
+          <w:left w:val="single" w:color="BBD0DE" w:sz="8"/>
+          <w:bottom w:val="single" w:color="BBD0DE" w:sz="8"/>
+          <w:right w:val="single" w:color="BBD0DE" w:sz="8"/>
+          <w:insideH w:val="single" w:color="auto" w:sz="4"/>
+          <w:insideV w:val="single" w:color="auto" w:sz="4"/>
+        </w:tblBorders>
+      </w:tblPr>
+      <w:tblGrid>
+        <w:gridCol w:w="100"/>
+      </w:tblGrid>
+      <w:tr>
+        <w:tc>
+          <w:tcPr>
+            <w:shd w:fill="EEF4F8" w:color="auto" w:val="clear"/>
+            <w:tcMar>
+              <w:top w:type="dxa" w:w="120"/>
+              <w:left w:type="dxa" w:w="180"/>
+              <w:bottom w:type="dxa" w:w="120"/>
+              <w:right w:type="dxa" w:w="180"/>
+            </w:tcMar>
+          </w:tcPr>
+          <w:p>
+            <w:pPr>
+              <w:spacing w:after="40"/>
+            </w:pPr>
+            <w:r>
+              <w:rPr>
+                <w:b/>
+                <w:bCs/>
+                <w:color w:val="1FA6A2"/>
+                <w:sz w:val="18"/>
+                <w:szCs w:val="18"/>
+              </w:rPr>
+              <w:t xml:space="preserve">WORD BANK</w:t>
+            </w:r>
+          </w:p>
+          <w:p>
+            <w:pPr>
+              <w:spacing w:after="80"/>
+            </w:pPr>
+            <w:r>
+              <w:rPr>
+                <w:b/>
+                <w:bCs/>
+                <w:sz w:val="21"/>
+                <w:szCs w:val="21"/>
+              </w:rPr>
+              <w:t xml:space="preserve">Variable      •      Algebraic Expression      •      Coefficient      •      Constant      •      Like terms</w:t>
+            </w:r>
+          </w:p>
+        </w:tc>
+      </w:tr>
+    </w:tbl>
+    <w:p>
+      <w:pPr>
+        <w:spacing w:after="80"/>
+      </w:pPr>
+      <w:r>
+        <w:t xml:space="preserve"/>
+      </w:r>
+    </w:p>
+    <w:p>
+      <w:pPr>
+        <w:spacing w:after="120" w:before="80"/>
+      </w:pPr>
+      <w:r>
+        <w:rPr>
+          <w:b/>
+          <w:bCs/>
+          <w:color w:val="12355B"/>
+          <w:sz w:val="22"/>
+          <w:szCs w:val="22"/>
+        </w:rPr>
+        <w:t xml:space="preserve">1.  </w:t>
+      </w:r>
+      <w:r>
+        <w:rPr>
+          <w:sz w:val="22"/>
+          <w:szCs w:val="22"/>
+        </w:rPr>
+        <w:t xml:space="preserve">A letter that stands for an unknown number is a ___.</w:t>
+      </w:r>
+    </w:p>
+    <w:p>
+      <w:pPr>
+        <w:spacing w:after="120" w:before="80"/>
+      </w:pPr>
+      <w:r>
+        <w:rPr>
+          <w:b/>
+          <w:bCs/>
+          <w:color w:val="12355B"/>
+          <w:sz w:val="22"/>
+          <w:szCs w:val="22"/>
+        </w:rPr>
+        <w:t xml:space="preserve">2.  </w:t>
+      </w:r>
+      <w:r>
+        <w:rPr>
+          <w:sz w:val="22"/>
+          <w:szCs w:val="22"/>
+        </w:rPr>
+        <w:t xml:space="preserve">A math phrase with variables, numbers, and operations but no equal sign is an ___.</w:t>
+      </w:r>
+    </w:p>
+    <w:p>
+      <w:pPr>
+        <w:spacing w:after="120" w:before="80"/>
+      </w:pPr>
+      <w:r>
+        <w:rPr>
+          <w:b/>
+          <w:bCs/>
+          <w:color w:val="12355B"/>
+          <w:sz w:val="22"/>
+          <w:szCs w:val="22"/>
+        </w:rPr>
+        <w:t xml:space="preserve">3.  </w:t>
+      </w:r>
+      <w:r>
+        <w:rPr>
+          <w:sz w:val="22"/>
+          <w:szCs w:val="22"/>
+        </w:rPr>
+        <w:t xml:space="preserve">The number multiplied by a variable, like the 7 in 7n, is the ___.</w:t>
+      </w:r>
+    </w:p>
+    <w:p>
+      <w:pPr>
+        <w:spacing w:after="120" w:before="80"/>
+      </w:pPr>
+      <w:r>
+        <w:rPr>
+          <w:b/>
+          <w:bCs/>
+          <w:color w:val="12355B"/>
+          <w:sz w:val="22"/>
+          <w:szCs w:val="22"/>
+        </w:rPr>
+        <w:t xml:space="preserve">4.  </w:t>
+      </w:r>
+      <w:r>
+        <w:rPr>
+          <w:sz w:val="22"/>
+          <w:szCs w:val="22"/>
+        </w:rPr>
+        <w:t xml:space="preserve">A term that is just a number and never changes, like the 5 in 3x + 5, is a ___.</w:t>
+      </w:r>
+    </w:p>
+    <w:p>
+      <w:pPr>
+        <w:spacing w:after="120" w:before="80"/>
+      </w:pPr>
+      <w:r>
+        <w:rPr>
+          <w:b/>
+          <w:bCs/>
+          <w:color w:val="12355B"/>
+          <w:sz w:val="22"/>
+          <w:szCs w:val="22"/>
+        </w:rPr>
+        <w:t xml:space="preserve">5.  </w:t>
+      </w:r>
+      <w:r>
+        <w:rPr>
+          <w:sz w:val="22"/>
+          <w:szCs w:val="22"/>
+        </w:rPr>
+        <w:t xml:space="preserve">Terms with the same variable part are ___.</w:t>
+      </w:r>
+    </w:p>
+    <w:p>
+      <w:pPr>
+        <w:pStyle w:val="Heading1"/>
         <w:pageBreakBefore/>
         <w:pBdr>
           <w:bottom w:val="single" w:color="1FA6A2" w:sz="14" w:space="6"/>
@@ -2003,6 +2213,87 @@
     </w:p>
     <w:p>
       <w:pPr>
+        <w:spacing w:after="40" w:before="80"/>
+      </w:pPr>
+      <w:r>
+        <w:rPr>
+          <w:b/>
+          <w:bCs/>
+          <w:color w:val="12355B"/>
+          <w:sz w:val="21"/>
+          <w:szCs w:val="21"/>
+        </w:rPr>
+        <w:t xml:space="preserve">4. </w:t>
+      </w:r>
+      <w:r>
+        <w:rPr>
+          <w:b/>
+          <w:bCs/>
+          <w:color w:val="6B4FA0"/>
+          <w:sz w:val="19"/>
+          <w:szCs w:val="19"/>
+        </w:rPr>
+        <w:t xml:space="preserve">[Practice] </w:t>
+      </w:r>
+      <w:r>
+        <w:rPr>
+          <w:b/>
+          <w:bCs/>
+          <w:sz w:val="21"/>
+          <w:szCs w:val="21"/>
+        </w:rPr>
+        <w:t xml:space="preserve">During practice on Write Algebraic Expressions, what strategy did you use when a problem felt tricky?</w:t>
+      </w:r>
+    </w:p>
+    <w:p>
+      <w:pPr>
+        <w:spacing w:after="60"/>
+      </w:pPr>
+      <w:r>
+        <w:rPr>
+          <w:color w:val="1A2733"/>
+          <w:sz w:val="21"/>
+          <w:szCs w:val="21"/>
+        </w:rPr>
+        <w:t xml:space="preserve">Start with:  The words '___' mean ___, so the expression is ___.</w:t>
+      </w:r>
+      <w:r>
+        <w:rPr>
+          <w:i/>
+          <w:iCs/>
+          <w:color w:val="5F6F80"/>
+          <w:sz w:val="19"/>
+          <w:szCs w:val="19"/>
+        </w:rPr>
+        <w:br/>
+        <w:t xml:space="preserve">Las palabras '___' significan ___, así la expresión es ___.</w:t>
+      </w:r>
+    </w:p>
+    <w:p>
+      <w:pPr>
+        <w:spacing w:after="80"/>
+      </w:pPr>
+      <w:r>
+        <w:rPr>
+          <w:b/>
+          <w:bCs/>
+          <w:color w:val="12355B"/>
+          <w:sz w:val="19"/>
+          <w:szCs w:val="19"/>
+        </w:rPr>
+        <w:t xml:space="preserve">Word bank:  </w:t>
+      </w:r>
+      <w:r>
+        <w:rPr>
+          <w:color w:val="1FA6A2"/>
+          <w:sz w:val="19"/>
+          <w:szCs w:val="19"/>
+        </w:rPr>
+        <w:t xml:space="preserve">Variable,  Algebraic Expression,  Coefficient,  Constant</w:t>
+      </w:r>
+    </w:p>
+    <w:p>
+      <w:pPr>
         <w:pStyle w:val="Heading1"/>
         <w:pageBreakBefore/>
         <w:pBdr>
@@ -2344,7 +2635,7 @@
           <w:sz w:val="21"/>
           <w:szCs w:val="21"/>
         </w:rPr>
-        <w:t xml:space="preserve">Which expression means '5 more than a number n'?</w:t>
+        <w:t xml:space="preserve">Line 1: A lyric says '7 more than a number of beats n.' Which expression matches?</w:t>
       </w:r>
     </w:p>
     <w:p>
@@ -2357,7 +2648,7 @@
           <w:sz w:val="20"/>
           <w:szCs w:val="20"/>
         </w:rPr>
-        <w:t xml:space="preserve">A)  n + 5</w:t>
+        <w:t xml:space="preserve">A)  n + 7</w:t>
       </w:r>
     </w:p>
     <w:p>
@@ -2370,7 +2661,7 @@
           <w:sz w:val="20"/>
           <w:szCs w:val="20"/>
         </w:rPr>
-        <w:t xml:space="preserve">B)  5n</w:t>
+        <w:t xml:space="preserve">B)  7n</w:t>
       </w:r>
     </w:p>
     <w:p>
@@ -2383,7 +2674,7 @@
           <w:sz w:val="20"/>
           <w:szCs w:val="20"/>
         </w:rPr>
-        <w:t xml:space="preserve">C)  n − 5</w:t>
+        <w:t xml:space="preserve">C)  n − 7</w:t>
       </w:r>
     </w:p>
     <w:p>
@@ -2396,7 +2687,7 @@
           <w:sz w:val="20"/>
           <w:szCs w:val="20"/>
         </w:rPr>
-        <w:t xml:space="preserve">D)  5 − n</w:t>
+        <w:t xml:space="preserve">D)  7 − n</w:t>
       </w:r>
     </w:p>
     <w:p>
@@ -2474,7 +2765,7 @@
           <w:sz w:val="21"/>
           <w:szCs w:val="21"/>
         </w:rPr>
-        <w:t xml:space="preserve">Which expression means 'the product of 7 and a number x'?</w:t>
+        <w:t xml:space="preserve">Line 2: The chorus says '5 less than a number of tracks x.' Which expression matches?</w:t>
       </w:r>
     </w:p>
     <w:p>
@@ -2487,7 +2778,7 @@
           <w:sz w:val="20"/>
           <w:szCs w:val="20"/>
         </w:rPr>
-        <w:t xml:space="preserve">A)  7x</w:t>
+        <w:t xml:space="preserve">A)  x − 5</w:t>
       </w:r>
     </w:p>
     <w:p>
@@ -2500,7 +2791,7 @@
           <w:sz w:val="20"/>
           <w:szCs w:val="20"/>
         </w:rPr>
-        <w:t xml:space="preserve">B)  7 + x</w:t>
+        <w:t xml:space="preserve">B)  5 − x</w:t>
       </w:r>
     </w:p>
     <w:p>
@@ -2513,7 +2804,7 @@
           <w:sz w:val="20"/>
           <w:szCs w:val="20"/>
         </w:rPr>
-        <w:t xml:space="preserve">C)  x − 7</w:t>
+        <w:t xml:space="preserve">C)  5x</w:t>
       </w:r>
     </w:p>
     <w:p>
@@ -2526,7 +2817,7 @@
           <w:sz w:val="20"/>
           <w:szCs w:val="20"/>
         </w:rPr>
-        <w:t xml:space="preserve">D)  x ÷ 7</w:t>
+        <w:t xml:space="preserve">D)  x + 5</w:t>
       </w:r>
     </w:p>
     <w:p>
@@ -2599,33 +2890,7 @@
           <w:sz w:val="30"/>
           <w:szCs w:val="30"/>
         </w:rPr>
-        <w:t xml:space="preserve">Write About the Math</w:t>
-      </w:r>
-    </w:p>
-    <w:p>
-      <w:pPr>
-        <w:pStyle w:val="Heading2"/>
-        <w:spacing w:after="80" w:before="180"/>
-      </w:pPr>
-      <w:r>
-        <w:rPr>
-          <w:b/>
-          <w:bCs/>
-          <w:color w:val="12355B"/>
-          <w:sz w:val="24"/>
-          <w:szCs w:val="24"/>
-        </w:rPr>
-        <w:t xml:space="preserve">Build Strong Sentences</w:t>
-      </w:r>
-      <w:r>
-        <w:rPr>
-          <w:i/>
-          <w:iCs/>
-          <w:color w:val="B97A12"/>
-          <w:sz w:val="19"/>
-          <w:szCs w:val="19"/>
-        </w:rPr>
-        <w:t xml:space="preserve">   The Writing Revolution</w:t>
+        <w:t xml:space="preserve">Exit Ticket</w:t>
       </w:r>
     </w:p>
     <w:p>
@@ -2640,435 +2905,86 @@
           <w:sz w:val="19"/>
           <w:szCs w:val="19"/>
         </w:rPr>
-        <w:t xml:space="preserve">I can explain my expression using the words variable, coefficient, constant, and algebraic expression.</w:t>
-      </w:r>
-    </w:p>
-    <w:p>
-      <w:pPr>
-        <w:pStyle w:val="Heading2"/>
-        <w:spacing w:after="80" w:before="180"/>
-      </w:pPr>
-      <w:r>
-        <w:rPr>
-          <w:b/>
-          <w:bCs/>
-          <w:color w:val="12355B"/>
-          <w:sz w:val="24"/>
-          <w:szCs w:val="24"/>
-        </w:rPr>
-        <w:t xml:space="preserve">1. Kernel Sentence</w:t>
-      </w:r>
-      <w:r>
-        <w:rPr>
-          <w:i/>
-          <w:iCs/>
-          <w:color w:val="1FA6A2"/>
-          <w:sz w:val="19"/>
-          <w:szCs w:val="19"/>
-        </w:rPr>
-        <w:t xml:space="preserve">   subject + verb</w:t>
-      </w:r>
-    </w:p>
-    <w:tbl>
-      <w:tblPr>
-        <w:tblW w:type="pct" w:w="100%"/>
-        <w:tblBorders>
-          <w:top w:val="single" w:color="B97A12" w:sz="8"/>
-          <w:left w:val="single" w:color="B97A12" w:sz="8"/>
-          <w:bottom w:val="single" w:color="B97A12" w:sz="8"/>
-          <w:right w:val="single" w:color="B97A12" w:sz="8"/>
-          <w:insideH w:val="single" w:color="auto" w:sz="4"/>
-          <w:insideV w:val="single" w:color="auto" w:sz="4"/>
-        </w:tblBorders>
-      </w:tblPr>
-      <w:tblGrid>
-        <w:gridCol w:w="100"/>
-      </w:tblGrid>
-      <w:tr>
-        <w:tc>
-          <w:tcPr>
-            <w:shd w:fill="FBF3E2" w:color="auto" w:val="clear"/>
-            <w:tcMar>
-              <w:top w:type="dxa" w:w="120"/>
-              <w:left w:type="dxa" w:w="180"/>
-              <w:bottom w:type="dxa" w:w="120"/>
-              <w:right w:type="dxa" w:w="180"/>
-            </w:tcMar>
-          </w:tcPr>
-          <w:p>
-            <w:pPr>
-              <w:spacing w:after="0"/>
-            </w:pPr>
-            <w:r>
-              <w:rPr>
-                <w:b/>
-                <w:bCs/>
-                <w:color w:val="1FA6A2"/>
-                <w:sz w:val="20"/>
-                <w:szCs w:val="20"/>
-              </w:rPr>
-              <w:t xml:space="preserve">Model:  </w:t>
-            </w:r>
-            <w:r>
-              <w:rPr>
-                <w:sz w:val="20"/>
-                <w:szCs w:val="20"/>
-              </w:rPr>
-              <w:t xml:space="preserve">Algebraic Expression is a math phrase that has at least one letter.</w:t>
-            </w:r>
-          </w:p>
-        </w:tc>
-      </w:tr>
-    </w:tbl>
+        <w:t xml:space="preserve">Answer on your own. This shows what you learned today.</w:t>
+      </w:r>
+    </w:p>
+    <w:p>
+      <w:pPr>
+        <w:spacing w:after="80" w:before="80"/>
+      </w:pPr>
+      <w:r>
+        <w:rPr>
+          <w:color w:val="B97A12"/>
+          <w:sz w:val="22"/>
+          <w:szCs w:val="22"/>
+        </w:rPr>
+        <w:t xml:space="preserve">★  </w:t>
+      </w:r>
+      <w:r>
+        <w:rPr>
+          <w:b/>
+          <w:bCs/>
+          <w:sz w:val="22"/>
+          <w:szCs w:val="22"/>
+        </w:rPr>
+        <w:t xml:space="preserve">Which expression represents '3 more than twice a number n'?</w:t>
+      </w:r>
+    </w:p>
+    <w:p>
+      <w:pPr>
+        <w:spacing w:after="60"/>
+        <w:ind w:left="420"/>
+      </w:pPr>
+      <w:r>
+        <w:rPr>
+          <w:sz w:val="21"/>
+          <w:szCs w:val="21"/>
+        </w:rPr>
+        <w:t xml:space="preserve">A)  2n + 3</w:t>
+      </w:r>
+    </w:p>
+    <w:p>
+      <w:pPr>
+        <w:spacing w:after="60"/>
+        <w:ind w:left="420"/>
+      </w:pPr>
+      <w:r>
+        <w:rPr>
+          <w:sz w:val="21"/>
+          <w:szCs w:val="21"/>
+        </w:rPr>
+        <w:t xml:space="preserve">B)  3n + 2</w:t>
+      </w:r>
+    </w:p>
+    <w:p>
+      <w:pPr>
+        <w:spacing w:after="60"/>
+        <w:ind w:left="420"/>
+      </w:pPr>
+      <w:r>
+        <w:rPr>
+          <w:sz w:val="21"/>
+          <w:szCs w:val="21"/>
+        </w:rPr>
+        <w:t xml:space="preserve">C)  2(n + 3)</w:t>
+      </w:r>
+    </w:p>
+    <w:p>
+      <w:pPr>
+        <w:spacing w:after="60"/>
+        <w:ind w:left="420"/>
+      </w:pPr>
+      <w:r>
+        <w:rPr>
+          <w:sz w:val="21"/>
+          <w:szCs w:val="21"/>
+        </w:rPr>
+        <w:t xml:space="preserve">D)  2 + 3n</w:t>
+      </w:r>
+    </w:p>
     <w:p>
       <w:pPr>
         <w:spacing w:after="40"/>
-      </w:pPr>
-      <w:r>
-        <w:t xml:space="preserve"/>
-      </w:r>
-    </w:p>
-    <w:p>
-      <w:pPr>
-        <w:spacing w:after="60"/>
-      </w:pPr>
-      <w:r>
-        <w:rPr>
-          <w:color w:val="1A2733"/>
-          <w:sz w:val="21"/>
-          <w:szCs w:val="21"/>
-        </w:rPr>
-        <w:t xml:space="preserve">Write a kernel sentence about algebraic expression. Use a subject and a verb.</w:t>
-      </w:r>
-      <w:r>
-        <w:rPr>
-          <w:i/>
-          <w:iCs/>
-          <w:color w:val="5F6F80"/>
-          <w:sz w:val="19"/>
-          <w:szCs w:val="19"/>
-        </w:rPr>
-        <w:br/>
-        <w:t xml:space="preserve">Escribe una oración base sobre expresión algebraica. Usa un sujeto y un verbo.</w:t>
-      </w:r>
-    </w:p>
-    <w:p>
-      <w:pPr>
-        <w:pBdr>
-          <w:bottom w:val="single" w:color="AFBECC" w:sz="6"/>
-        </w:pBdr>
-        <w:spacing w:after="30" w:before="150"/>
-      </w:pPr>
-      <w:r>
-        <w:t xml:space="preserve"/>
-      </w:r>
-    </w:p>
-    <w:p>
-      <w:pPr>
-        <w:pBdr>
-          <w:bottom w:val="single" w:color="AFBECC" w:sz="6"/>
-        </w:pBdr>
-        <w:spacing w:after="30" w:before="150"/>
-      </w:pPr>
-      <w:r>
-        <w:t xml:space="preserve"/>
-      </w:r>
-    </w:p>
-    <w:p>
-      <w:pPr>
-        <w:pStyle w:val="Heading2"/>
-        <w:spacing w:after="80" w:before="180"/>
-      </w:pPr>
-      <w:r>
-        <w:rPr>
-          <w:b/>
-          <w:bCs/>
-          <w:color w:val="12355B"/>
-          <w:sz w:val="24"/>
-          <w:szCs w:val="24"/>
-        </w:rPr>
-        <w:t xml:space="preserve">2. Sentence Expansion</w:t>
-      </w:r>
-      <w:r>
-        <w:rPr>
-          <w:i/>
-          <w:iCs/>
-          <w:color w:val="1FA6A2"/>
-          <w:sz w:val="19"/>
-          <w:szCs w:val="19"/>
-        </w:rPr>
-        <w:t xml:space="preserve">   because · but · so</w:t>
-      </w:r>
-    </w:p>
-    <w:p>
-      <w:pPr>
-        <w:spacing w:after="80"/>
-      </w:pPr>
-      <w:r>
-        <w:rPr>
-          <w:b/>
-          <w:bCs/>
-          <w:color w:val="1FA6A2"/>
-          <w:sz w:val="20"/>
-          <w:szCs w:val="20"/>
-        </w:rPr>
-        <w:t xml:space="preserve">Kernel:  </w:t>
-      </w:r>
-      <w:r>
-        <w:rPr>
-          <w:sz w:val="20"/>
-          <w:szCs w:val="20"/>
-        </w:rPr>
-        <w:t xml:space="preserve">Algebraic Expression matters in math</w:t>
-      </w:r>
-    </w:p>
-    <w:p>
-      <w:pPr>
-        <w:spacing w:after="80"/>
-      </w:pPr>
-      <w:r>
-        <w:rPr>
-          <w:b/>
-          <w:bCs/>
-          <w:color w:val="12355B"/>
-          <w:sz w:val="21"/>
-          <w:szCs w:val="21"/>
-        </w:rPr>
-        <w:t xml:space="preserve">because  </w:t>
-      </w:r>
-      <w:r>
-        <w:rPr>
-          <w:sz w:val="21"/>
-          <w:szCs w:val="21"/>
-        </w:rPr>
-        <w:t xml:space="preserve">Algebraic Expression matters in math because ___.</w:t>
-      </w:r>
-      <w:r>
-        <w:rPr>
-          <w:i/>
-          <w:iCs/>
-          <w:color w:val="5F6F80"/>
-          <w:sz w:val="19"/>
-          <w:szCs w:val="19"/>
-        </w:rPr>
-        <w:br/>
-        <w:t xml:space="preserve">Expresión algebraica importa en matemáticas porque ___.</w:t>
-      </w:r>
-    </w:p>
-    <w:p>
-      <w:pPr>
-        <w:pBdr>
-          <w:bottom w:val="single" w:color="AFBECC" w:sz="6"/>
-        </w:pBdr>
-        <w:spacing w:after="30" w:before="150"/>
-      </w:pPr>
-      <w:r>
-        <w:t xml:space="preserve"/>
-      </w:r>
-    </w:p>
-    <w:p>
-      <w:pPr>
-        <w:spacing w:after="80"/>
-      </w:pPr>
-      <w:r>
-        <w:rPr>
-          <w:b/>
-          <w:bCs/>
-          <w:color w:val="12355B"/>
-          <w:sz w:val="21"/>
-          <w:szCs w:val="21"/>
-        </w:rPr>
-        <w:t xml:space="preserve">but  </w:t>
-      </w:r>
-      <w:r>
-        <w:rPr>
-          <w:sz w:val="21"/>
-          <w:szCs w:val="21"/>
-        </w:rPr>
-        <w:t xml:space="preserve">Algebraic Expression matters in math, but ___.</w:t>
-      </w:r>
-      <w:r>
-        <w:rPr>
-          <w:i/>
-          <w:iCs/>
-          <w:color w:val="5F6F80"/>
-          <w:sz w:val="19"/>
-          <w:szCs w:val="19"/>
-        </w:rPr>
-        <w:br/>
-        <w:t xml:space="preserve">Expresión algebraica importa en matemáticas, pero ___.</w:t>
-      </w:r>
-    </w:p>
-    <w:p>
-      <w:pPr>
-        <w:pBdr>
-          <w:bottom w:val="single" w:color="AFBECC" w:sz="6"/>
-        </w:pBdr>
-        <w:spacing w:after="30" w:before="150"/>
-      </w:pPr>
-      <w:r>
-        <w:t xml:space="preserve"/>
-      </w:r>
-    </w:p>
-    <w:p>
-      <w:pPr>
-        <w:spacing w:after="80"/>
-      </w:pPr>
-      <w:r>
-        <w:rPr>
-          <w:b/>
-          <w:bCs/>
-          <w:color w:val="12355B"/>
-          <w:sz w:val="21"/>
-          <w:szCs w:val="21"/>
-        </w:rPr>
-        <w:t xml:space="preserve">so  </w:t>
-      </w:r>
-      <w:r>
-        <w:rPr>
-          <w:sz w:val="21"/>
-          <w:szCs w:val="21"/>
-        </w:rPr>
-        <w:t xml:space="preserve">Algebraic Expression matters in math, so ___.</w:t>
-      </w:r>
-      <w:r>
-        <w:rPr>
-          <w:i/>
-          <w:iCs/>
-          <w:color w:val="5F6F80"/>
-          <w:sz w:val="19"/>
-          <w:szCs w:val="19"/>
-        </w:rPr>
-        <w:br/>
-        <w:t xml:space="preserve">Expresión algebraica importa en matemáticas, entonces ___.</w:t>
-      </w:r>
-    </w:p>
-    <w:p>
-      <w:pPr>
-        <w:pBdr>
-          <w:bottom w:val="single" w:color="AFBECC" w:sz="6"/>
-        </w:pBdr>
-        <w:spacing w:after="30" w:before="150"/>
-      </w:pPr>
-      <w:r>
-        <w:t xml:space="preserve"/>
-      </w:r>
-    </w:p>
-    <w:p>
-      <w:pPr>
-        <w:pStyle w:val="Heading2"/>
-        <w:spacing w:after="80" w:before="180"/>
-      </w:pPr>
-      <w:r>
-        <w:rPr>
-          <w:b/>
-          <w:bCs/>
-          <w:color w:val="12355B"/>
-          <w:sz w:val="24"/>
-          <w:szCs w:val="24"/>
-        </w:rPr>
-        <w:t xml:space="preserve">3. Explain Your Reasoning</w:t>
-      </w:r>
-      <w:r>
-        <w:rPr>
-          <w:i/>
-          <w:iCs/>
-          <w:color w:val="1FA6A2"/>
-          <w:sz w:val="19"/>
-          <w:szCs w:val="19"/>
-        </w:rPr>
-        <w:t xml:space="preserve">   use a sentence starter</w:t>
-      </w:r>
-    </w:p>
-    <w:p>
-      <w:pPr>
-        <w:spacing w:after="60"/>
-      </w:pPr>
-      <w:r>
-        <w:rPr>
-          <w:color w:val="1A2733"/>
-          <w:sz w:val="21"/>
-          <w:szCs w:val="21"/>
-        </w:rPr>
-        <w:t xml:space="preserve">My expression is ___ because tickets cost $12 each.</w:t>
-      </w:r>
-      <w:r>
-        <w:rPr>
-          <w:i/>
-          <w:iCs/>
-          <w:color w:val="5F6F80"/>
-          <w:sz w:val="19"/>
-          <w:szCs w:val="19"/>
-        </w:rPr>
-        <w:br/>
-        <w:t xml:space="preserve">Mi expresión es ___ porque los boletos cuestan $12 cada uno.</w:t>
-      </w:r>
-    </w:p>
-    <w:p>
-      <w:pPr>
-        <w:spacing w:after="60"/>
-      </w:pPr>
-      <w:r>
-        <w:rPr>
-          <w:color w:val="1A2733"/>
-          <w:sz w:val="21"/>
-          <w:szCs w:val="21"/>
-        </w:rPr>
-        <w:t xml:space="preserve">The 50 is a ___ because it ___.</w:t>
-      </w:r>
-      <w:r>
-        <w:rPr>
-          <w:i/>
-          <w:iCs/>
-          <w:color w:val="5F6F80"/>
-          <w:sz w:val="19"/>
-          <w:szCs w:val="19"/>
-        </w:rPr>
-        <w:br/>
-        <w:t xml:space="preserve">El 50 es una ___ porque ___.</w:t>
-      </w:r>
-    </w:p>
-    <w:p>
-      <w:pPr>
-        <w:spacing w:after="60"/>
-      </w:pPr>
-      <w:r>
-        <w:rPr>
-          <w:color w:val="1A2733"/>
-          <w:sz w:val="21"/>
-          <w:szCs w:val="21"/>
-        </w:rPr>
-        <w:t xml:space="preserve">The words '___' mean ___, so the expression is ___.</w:t>
-      </w:r>
-      <w:r>
-        <w:rPr>
-          <w:i/>
-          <w:iCs/>
-          <w:color w:val="5F6F80"/>
-          <w:sz w:val="19"/>
-          <w:szCs w:val="19"/>
-        </w:rPr>
-        <w:br/>
-        <w:t xml:space="preserve">Las palabras '___' significan ___, así la expresión es ___.</w:t>
-      </w:r>
-    </w:p>
-    <w:p>
-      <w:pPr>
-        <w:pBdr>
-          <w:bottom w:val="single" w:color="AFBECC" w:sz="6"/>
-        </w:pBdr>
-        <w:spacing w:after="30" w:before="150"/>
-      </w:pPr>
-      <w:r>
-        <w:t xml:space="preserve"/>
-      </w:r>
-    </w:p>
-    <w:p>
-      <w:pPr>
-        <w:pBdr>
-          <w:bottom w:val="single" w:color="AFBECC" w:sz="6"/>
-        </w:pBdr>
-        <w:spacing w:after="30" w:before="150"/>
       </w:pPr>
       <w:r>
         <w:t xml:space="preserve"/>
@@ -3091,7 +3007,7 @@
           <w:sz w:val="30"/>
           <w:szCs w:val="30"/>
         </w:rPr>
-        <w:t xml:space="preserve">Exit Ticket</w:t>
+        <w:t xml:space="preserve">Answer Key &amp; Teacher Guide</w:t>
       </w:r>
     </w:p>
     <w:p>
@@ -3106,115 +3022,224 @@
           <w:sz w:val="19"/>
           <w:szCs w:val="19"/>
         </w:rPr>
-        <w:t xml:space="preserve">Answer on your own. This shows what you learned today.</w:t>
-      </w:r>
-    </w:p>
-    <w:p>
-      <w:pPr>
-        <w:spacing w:after="80" w:before="80"/>
-      </w:pPr>
-      <w:r>
-        <w:rPr>
-          <w:color w:val="B97A12"/>
-          <w:sz w:val="22"/>
-          <w:szCs w:val="22"/>
-        </w:rPr>
-        <w:t xml:space="preserve">★  </w:t>
-      </w:r>
-      <w:r>
-        <w:rPr>
-          <w:b/>
-          <w:bCs/>
-          <w:sz w:val="22"/>
-          <w:szCs w:val="22"/>
-        </w:rPr>
-        <w:t xml:space="preserve">Which expression represents '3 more than twice a number n'?</w:t>
-      </w:r>
-    </w:p>
-    <w:p>
-      <w:pPr>
-        <w:spacing w:after="60"/>
-        <w:ind w:left="420"/>
-      </w:pPr>
-      <w:r>
-        <w:rPr>
-          <w:sz w:val="21"/>
-          <w:szCs w:val="21"/>
-        </w:rPr>
-        <w:t xml:space="preserve">A)  2n + 3</w:t>
-      </w:r>
-    </w:p>
-    <w:p>
-      <w:pPr>
-        <w:spacing w:after="60"/>
-        <w:ind w:left="420"/>
-      </w:pPr>
-      <w:r>
-        <w:rPr>
-          <w:sz w:val="21"/>
-          <w:szCs w:val="21"/>
-        </w:rPr>
-        <w:t xml:space="preserve">B)  3n + 2</w:t>
-      </w:r>
-    </w:p>
-    <w:p>
-      <w:pPr>
-        <w:spacing w:after="60"/>
-        <w:ind w:left="420"/>
-      </w:pPr>
-      <w:r>
-        <w:rPr>
-          <w:sz w:val="21"/>
-          <w:szCs w:val="21"/>
-        </w:rPr>
-        <w:t xml:space="preserve">C)  2(n + 3)</w:t>
-      </w:r>
-    </w:p>
-    <w:p>
-      <w:pPr>
-        <w:spacing w:after="60"/>
-        <w:ind w:left="420"/>
-      </w:pPr>
-      <w:r>
-        <w:rPr>
-          <w:sz w:val="21"/>
-          <w:szCs w:val="21"/>
-        </w:rPr>
-        <w:t xml:space="preserve">D)  2 + 3n</w:t>
-      </w:r>
-    </w:p>
-    <w:p>
-      <w:pPr>
-        <w:spacing w:after="40"/>
-      </w:pPr>
-      <w:r>
-        <w:t xml:space="preserve"/>
-      </w:r>
-    </w:p>
-    <w:p>
-      <w:pPr>
-        <w:pStyle w:val="Heading1"/>
-        <w:pageBreakBefore/>
-        <w:pBdr>
-          <w:bottom w:val="single" w:color="1FA6A2" w:sz="14" w:space="6"/>
-        </w:pBdr>
-        <w:spacing w:after="140" w:before="0"/>
-      </w:pPr>
-      <w:r>
-        <w:rPr>
-          <w:b/>
-          <w:bCs/>
-          <w:color w:val="12355B"/>
-          <w:sz w:val="30"/>
-          <w:szCs w:val="30"/>
-        </w:rPr>
-        <w:t xml:space="preserve">Answer Key &amp; Teacher Guide</w:t>
-      </w:r>
-    </w:p>
-    <w:p>
-      <w:pPr>
-        <w:spacing w:after="100"/>
-      </w:pPr>
+        <w:t xml:space="preserve">Teacher reference — remove or fold back before distributing to students.</w:t>
+      </w:r>
+    </w:p>
+    <w:p>
+      <w:pPr>
+        <w:pStyle w:val="Heading2"/>
+        <w:spacing w:after="80" w:before="180"/>
+      </w:pPr>
+      <w:r>
+        <w:rPr>
+          <w:b/>
+          <w:bCs/>
+          <w:color w:val="12355B"/>
+          <w:sz w:val="24"/>
+          <w:szCs w:val="24"/>
+        </w:rPr>
+        <w:t xml:space="preserve">Guided Notes (Fill-in)</w:t>
+      </w:r>
+    </w:p>
+    <w:p>
+      <w:pPr>
+        <w:spacing w:after="80"/>
+      </w:pPr>
+      <w:r>
+        <w:rPr>
+          <w:b/>
+          <w:bCs/>
+          <w:sz w:val="21"/>
+          <w:szCs w:val="21"/>
+        </w:rPr>
+        <w:t xml:space="preserve">Notes 1:  </w:t>
+      </w:r>
+      <w:r>
+        <w:rPr>
+          <w:sz w:val="21"/>
+          <w:szCs w:val="21"/>
+        </w:rPr>
+        <w:t xml:space="preserve">Variable</w:t>
+      </w:r>
+    </w:p>
+    <w:p>
+      <w:pPr>
+        <w:spacing w:after="80"/>
+      </w:pPr>
+      <w:r>
+        <w:rPr>
+          <w:b/>
+          <w:bCs/>
+          <w:sz w:val="21"/>
+          <w:szCs w:val="21"/>
+        </w:rPr>
+        <w:t xml:space="preserve">Notes 2:  </w:t>
+      </w:r>
+      <w:r>
+        <w:rPr>
+          <w:sz w:val="21"/>
+          <w:szCs w:val="21"/>
+        </w:rPr>
+        <w:t xml:space="preserve">Algebraic Expression</w:t>
+      </w:r>
+    </w:p>
+    <w:p>
+      <w:pPr>
+        <w:spacing w:after="80"/>
+      </w:pPr>
+      <w:r>
+        <w:rPr>
+          <w:b/>
+          <w:bCs/>
+          <w:sz w:val="21"/>
+          <w:szCs w:val="21"/>
+        </w:rPr>
+        <w:t xml:space="preserve">Notes 3:  </w:t>
+      </w:r>
+      <w:r>
+        <w:rPr>
+          <w:sz w:val="21"/>
+          <w:szCs w:val="21"/>
+        </w:rPr>
+        <w:t xml:space="preserve">Coefficient</w:t>
+      </w:r>
+    </w:p>
+    <w:p>
+      <w:pPr>
+        <w:spacing w:after="80"/>
+      </w:pPr>
+      <w:r>
+        <w:rPr>
+          <w:b/>
+          <w:bCs/>
+          <w:sz w:val="21"/>
+          <w:szCs w:val="21"/>
+        </w:rPr>
+        <w:t xml:space="preserve">Notes 4:  </w:t>
+      </w:r>
+      <w:r>
+        <w:rPr>
+          <w:sz w:val="21"/>
+          <w:szCs w:val="21"/>
+        </w:rPr>
+        <w:t xml:space="preserve">Constant</w:t>
+      </w:r>
+    </w:p>
+    <w:p>
+      <w:pPr>
+        <w:spacing w:after="80"/>
+      </w:pPr>
+      <w:r>
+        <w:rPr>
+          <w:b/>
+          <w:bCs/>
+          <w:sz w:val="21"/>
+          <w:szCs w:val="21"/>
+        </w:rPr>
+        <w:t xml:space="preserve">Notes 5:  </w:t>
+      </w:r>
+      <w:r>
+        <w:rPr>
+          <w:sz w:val="21"/>
+          <w:szCs w:val="21"/>
+        </w:rPr>
+        <w:t xml:space="preserve">Like terms</w:t>
+      </w:r>
+    </w:p>
+    <w:p>
+      <w:pPr>
+        <w:pStyle w:val="Heading2"/>
+        <w:spacing w:after="80" w:before="180"/>
+      </w:pPr>
+      <w:r>
+        <w:rPr>
+          <w:b/>
+          <w:bCs/>
+          <w:color w:val="12355B"/>
+          <w:sz w:val="24"/>
+          <w:szCs w:val="24"/>
+        </w:rPr>
+        <w:t xml:space="preserve">Worked Notes (I Do / We Do)</w:t>
+      </w:r>
+    </w:p>
+    <w:p>
+      <w:pPr>
+        <w:spacing w:after="80"/>
+      </w:pPr>
+      <w:r>
+        <w:rPr>
+          <w:b/>
+          <w:bCs/>
+          <w:sz w:val="21"/>
+          <w:szCs w:val="21"/>
+        </w:rPr>
+        <w:t xml:space="preserve">I Do:  </w:t>
+      </w:r>
+      <w:r>
+        <w:rPr>
+          <w:sz w:val="21"/>
+          <w:szCs w:val="21"/>
+        </w:rPr>
+        <w:t xml:space="preserve">A. 6n</w:t>
+      </w:r>
+    </w:p>
+    <w:p>
+      <w:pPr>
+        <w:spacing w:after="80"/>
+      </w:pPr>
+      <w:r>
+        <w:rPr>
+          <w:b/>
+          <w:bCs/>
+          <w:sz w:val="21"/>
+          <w:szCs w:val="21"/>
+        </w:rPr>
+        <w:t xml:space="preserve">We Do:  </w:t>
+      </w:r>
+      <w:r>
+        <w:rPr>
+          <w:sz w:val="21"/>
+          <w:szCs w:val="21"/>
+        </w:rPr>
+        <w:t xml:space="preserve">A. y − 9</w:t>
+      </w:r>
+    </w:p>
+    <w:p>
+      <w:pPr>
+        <w:pStyle w:val="Heading2"/>
+        <w:spacing w:after="80" w:before="180"/>
+      </w:pPr>
+      <w:r>
+        <w:rPr>
+          <w:b/>
+          <w:bCs/>
+          <w:color w:val="12355B"/>
+          <w:sz w:val="24"/>
+          <w:szCs w:val="24"/>
+        </w:rPr>
+        <w:t xml:space="preserve">Independent Practice</w:t>
+      </w:r>
+    </w:p>
+    <w:p>
+      <w:pPr>
+        <w:spacing w:after="80"/>
+      </w:pPr>
+      <w:r>
+        <w:rPr>
+          <w:b/>
+          <w:bCs/>
+          <w:sz w:val="21"/>
+          <w:szCs w:val="21"/>
+        </w:rPr>
+        <w:t xml:space="preserve">1.  </w:t>
+      </w:r>
+      <w:r>
+        <w:rPr>
+          <w:sz w:val="21"/>
+          <w:szCs w:val="21"/>
+        </w:rPr>
+        <w:t xml:space="preserve">A)  m + 15</w:t>
+      </w:r>
       <w:r>
         <w:rPr>
           <w:i/>
@@ -3223,23 +3248,7 @@
           <w:sz w:val="19"/>
           <w:szCs w:val="19"/>
         </w:rPr>
-        <w:t xml:space="preserve">Teacher reference — remove or fold back before distributing to students.</w:t>
-      </w:r>
-    </w:p>
-    <w:p>
-      <w:pPr>
-        <w:pStyle w:val="Heading2"/>
-        <w:spacing w:after="80" w:before="180"/>
-      </w:pPr>
-      <w:r>
-        <w:rPr>
-          <w:b/>
-          <w:bCs/>
-          <w:color w:val="12355B"/>
-          <w:sz w:val="24"/>
-          <w:szCs w:val="24"/>
-        </w:rPr>
-        <w:t xml:space="preserve">Worked Notes (I Do / We Do)</w:t>
+        <w:t xml:space="preserve">  — 'Sum' means addition, so the sum of m and 15 is m + 15.</w:t>
       </w:r>
     </w:p>
     <w:p>
@@ -3253,72 +3262,14 @@
           <w:sz w:val="21"/>
           <w:szCs w:val="21"/>
         </w:rPr>
-        <w:t xml:space="preserve">I Do:  </w:t>
-      </w:r>
-      <w:r>
-        <w:rPr>
-          <w:sz w:val="21"/>
-          <w:szCs w:val="21"/>
-        </w:rPr>
-        <w:t xml:space="preserve">A. 6n</w:t>
-      </w:r>
-    </w:p>
-    <w:p>
-      <w:pPr>
-        <w:spacing w:after="80"/>
-      </w:pPr>
-      <w:r>
-        <w:rPr>
-          <w:b/>
-          <w:bCs/>
-          <w:sz w:val="21"/>
-          <w:szCs w:val="21"/>
-        </w:rPr>
-        <w:t xml:space="preserve">We Do:  </w:t>
-      </w:r>
-      <w:r>
-        <w:rPr>
-          <w:sz w:val="21"/>
-          <w:szCs w:val="21"/>
-        </w:rPr>
-        <w:t xml:space="preserve">A. y − 9</w:t>
-      </w:r>
-    </w:p>
-    <w:p>
-      <w:pPr>
-        <w:pStyle w:val="Heading2"/>
-        <w:spacing w:after="80" w:before="180"/>
-      </w:pPr>
-      <w:r>
-        <w:rPr>
-          <w:b/>
-          <w:bCs/>
-          <w:color w:val="12355B"/>
-          <w:sz w:val="24"/>
-          <w:szCs w:val="24"/>
-        </w:rPr>
-        <w:t xml:space="preserve">Independent Practice</w:t>
-      </w:r>
-    </w:p>
-    <w:p>
-      <w:pPr>
-        <w:spacing w:after="80"/>
-      </w:pPr>
-      <w:r>
-        <w:rPr>
-          <w:b/>
-          <w:bCs/>
-          <w:sz w:val="21"/>
-          <w:szCs w:val="21"/>
-        </w:rPr>
-        <w:t xml:space="preserve">1.  </w:t>
-      </w:r>
-      <w:r>
-        <w:rPr>
-          <w:sz w:val="21"/>
-          <w:szCs w:val="21"/>
-        </w:rPr>
-        <w:t xml:space="preserve">A)  m + 15</w:t>
+        <w:t xml:space="preserve">2.  </w:t>
+      </w:r>
+      <w:r>
+        <w:rPr>
+          <w:sz w:val="21"/>
+          <w:szCs w:val="21"/>
+        </w:rPr>
+        <w:t xml:space="preserve">A)  Product</w:t>
       </w:r>
       <w:r>
         <w:rPr>
@@ -3328,7 +3279,7 @@
           <w:sz w:val="19"/>
           <w:szCs w:val="19"/>
         </w:rPr>
-        <w:t xml:space="preserve">  — 'Sum' means addition, so the sum of m and 15 is m + 15.</w:t>
+        <w:t xml:space="preserve">  — 'Product' means multiplication. 'Sum' means addition, 'difference' means subtraction, and 'quotient' means division.</w:t>
       </w:r>
     </w:p>
     <w:p>
@@ -3342,14 +3293,14 @@
           <w:sz w:val="21"/>
           <w:szCs w:val="21"/>
         </w:rPr>
-        <w:t xml:space="preserve">2.  </w:t>
-      </w:r>
-      <w:r>
-        <w:rPr>
-          <w:sz w:val="21"/>
-          <w:szCs w:val="21"/>
-        </w:rPr>
-        <w:t xml:space="preserve">A)  Product</w:t>
+        <w:t xml:space="preserve">3.  </w:t>
+      </w:r>
+      <w:r>
+        <w:rPr>
+          <w:sz w:val="21"/>
+          <w:szCs w:val="21"/>
+        </w:rPr>
+        <w:t xml:space="preserve">A)  n + 7</w:t>
       </w:r>
       <w:r>
         <w:rPr>
@@ -3359,7 +3310,7 @@
           <w:sz w:val="19"/>
           <w:szCs w:val="19"/>
         </w:rPr>
-        <w:t xml:space="preserve">  — 'Product' means multiplication. 'Sum' means addition, 'difference' means subtraction, and 'quotient' means division.</w:t>
+        <w:t xml:space="preserve">  — 'More than' means addition, so '7 more than n' is n + 7.</w:t>
       </w:r>
     </w:p>
     <w:p>
@@ -3373,14 +3324,14 @@
           <w:sz w:val="21"/>
           <w:szCs w:val="21"/>
         </w:rPr>
-        <w:t xml:space="preserve">3.  </w:t>
-      </w:r>
-      <w:r>
-        <w:rPr>
-          <w:sz w:val="21"/>
-          <w:szCs w:val="21"/>
-        </w:rPr>
-        <w:t xml:space="preserve">A)  n + 5</w:t>
+        <w:t xml:space="preserve">4.  </w:t>
+      </w:r>
+      <w:r>
+        <w:rPr>
+          <w:sz w:val="21"/>
+          <w:szCs w:val="21"/>
+        </w:rPr>
+        <w:t xml:space="preserve">A)  x − 5</w:t>
       </w:r>
       <w:r>
         <w:rPr>
@@ -3390,7 +3341,23 @@
           <w:sz w:val="19"/>
           <w:szCs w:val="19"/>
         </w:rPr>
-        <w:t xml:space="preserve">  — 'More than' means addition: n + 5.</w:t>
+        <w:t xml:space="preserve">  — 'Less than' subtracts from the number: start with x and take away 5, so x − 5.</w:t>
+      </w:r>
+    </w:p>
+    <w:p>
+      <w:pPr>
+        <w:pStyle w:val="Heading2"/>
+        <w:spacing w:after="80" w:before="180"/>
+      </w:pPr>
+      <w:r>
+        <w:rPr>
+          <w:b/>
+          <w:bCs/>
+          <w:color w:val="12355B"/>
+          <w:sz w:val="24"/>
+          <w:szCs w:val="24"/>
+        </w:rPr>
+        <w:t xml:space="preserve">Exit Ticket</w:t>
       </w:r>
     </w:p>
     <w:p>
@@ -3399,19 +3366,10 @@
       </w:pPr>
       <w:r>
         <w:rPr>
-          <w:b/>
-          <w:bCs/>
-          <w:sz w:val="21"/>
-          <w:szCs w:val="21"/>
-        </w:rPr>
-        <w:t xml:space="preserve">4.  </w:t>
-      </w:r>
-      <w:r>
-        <w:rPr>
-          <w:sz w:val="21"/>
-          <w:szCs w:val="21"/>
-        </w:rPr>
-        <w:t xml:space="preserve">A)  7x</w:t>
+          <w:sz w:val="21"/>
+          <w:szCs w:val="21"/>
+        </w:rPr>
+        <w:t xml:space="preserve">A)  2n + 3</w:t>
       </w:r>
       <w:r>
         <w:rPr>
@@ -3421,173 +3379,7 @@
           <w:sz w:val="19"/>
           <w:szCs w:val="19"/>
         </w:rPr>
-        <w:t xml:space="preserve">  — 'Product' means multiplication: 7x.</w:t>
-      </w:r>
-    </w:p>
-    <w:p>
-      <w:pPr>
-        <w:pStyle w:val="Heading2"/>
-        <w:spacing w:after="80" w:before="180"/>
-      </w:pPr>
-      <w:r>
-        <w:rPr>
-          <w:b/>
-          <w:bCs/>
-          <w:color w:val="12355B"/>
-          <w:sz w:val="24"/>
-          <w:szCs w:val="24"/>
-        </w:rPr>
-        <w:t xml:space="preserve">Exit Ticket</w:t>
-      </w:r>
-    </w:p>
-    <w:p>
-      <w:pPr>
-        <w:spacing w:after="80"/>
-      </w:pPr>
-      <w:r>
-        <w:rPr>
-          <w:sz w:val="21"/>
-          <w:szCs w:val="21"/>
-        </w:rPr>
-        <w:t xml:space="preserve">A)  2n + 3</w:t>
-      </w:r>
-      <w:r>
-        <w:rPr>
-          <w:i/>
-          <w:iCs/>
-          <w:color w:val="5F6F80"/>
-          <w:sz w:val="19"/>
-          <w:szCs w:val="19"/>
-        </w:rPr>
         <w:t xml:space="preserve">  — 'Twice a number n' is 2n. '3 more than' means + 3. So the expression is 2n + 3.</w:t>
-      </w:r>
-    </w:p>
-    <w:p>
-      <w:pPr>
-        <w:pStyle w:val="Heading2"/>
-        <w:spacing w:after="80" w:before="180"/>
-      </w:pPr>
-      <w:r>
-        <w:rPr>
-          <w:b/>
-          <w:bCs/>
-          <w:color w:val="12355B"/>
-          <w:sz w:val="24"/>
-          <w:szCs w:val="24"/>
-        </w:rPr>
-        <w:t xml:space="preserve">Writing (TWR) — what to look for</w:t>
-      </w:r>
-    </w:p>
-    <w:p>
-      <w:pPr>
-        <w:spacing w:after="80"/>
-      </w:pPr>
-      <w:r>
-        <w:rPr>
-          <w:sz w:val="20"/>
-          <w:szCs w:val="20"/>
-        </w:rPr>
-        <w:t xml:space="preserve">Kernel sentence: a complete sentence needs a subject and a verb. Example: Algebraic Expression is a math phrase that has at least one letter.</w:t>
-      </w:r>
-    </w:p>
-    <w:p>
-      <w:pPr>
-        <w:spacing w:after="80"/>
-      </w:pPr>
-      <w:r>
-        <w:rPr>
-          <w:sz w:val="20"/>
-          <w:szCs w:val="20"/>
-        </w:rPr>
-        <w:t xml:space="preserve">Expansion: because = reason, but = contrast/exception, so = result. Answers vary; each must keep the kernel idea.</w:t>
-      </w:r>
-    </w:p>
-    <w:p>
-      <w:pPr>
-        <w:pStyle w:val="Heading2"/>
-        <w:spacing w:after="80" w:before="180"/>
-      </w:pPr>
-      <w:r>
-        <w:rPr>
-          <w:b/>
-          <w:bCs/>
-          <w:color w:val="12355B"/>
-          <w:sz w:val="24"/>
-          <w:szCs w:val="24"/>
-        </w:rPr>
-        <w:t xml:space="preserve">Turn &amp; Talk — listen for</w:t>
-      </w:r>
-    </w:p>
-    <w:p>
-      <w:pPr>
-        <w:spacing w:after="80"/>
-      </w:pPr>
-      <w:r>
-        <w:rPr>
-          <w:b/>
-          <w:bCs/>
-          <w:sz w:val="19"/>
-          <w:szCs w:val="19"/>
-        </w:rPr>
-        <w:t xml:space="preserve">1.  </w:t>
-      </w:r>
-      <w:r>
-        <w:rPr>
-          <w:i/>
-          <w:iCs/>
-          <w:color w:val="5F6F80"/>
-          <w:sz w:val="19"/>
-          <w:szCs w:val="19"/>
-        </w:rPr>
-        <w:t xml:space="preserve">Students write 12t + 50, identify t as the variable number of tickets, 12 as the coefficient (price per ticket), and 50 as the constant venue fee that does not change.</w:t>
-      </w:r>
-    </w:p>
-    <w:p>
-      <w:pPr>
-        <w:spacing w:after="80"/>
-      </w:pPr>
-      <w:r>
-        <w:rPr>
-          <w:b/>
-          <w:bCs/>
-          <w:sz w:val="19"/>
-          <w:szCs w:val="19"/>
-        </w:rPr>
-        <w:t xml:space="preserve">2.  </w:t>
-      </w:r>
-      <w:r>
-        <w:rPr>
-          <w:i/>
-          <w:iCs/>
-          <w:color w:val="5F6F80"/>
-          <w:sz w:val="19"/>
-          <w:szCs w:val="19"/>
-        </w:rPr>
-        <w:t xml:space="preserve">A strong answer matches key words to operations (sum/more than = add, less than = subtract, product = multiply) and explains '12 less than g' starts with g, giving g − 12.</w:t>
-      </w:r>
-    </w:p>
-    <w:p>
-      <w:pPr>
-        <w:spacing w:after="80"/>
-      </w:pPr>
-      <w:r>
-        <w:rPr>
-          <w:b/>
-          <w:bCs/>
-          <w:sz w:val="19"/>
-          <w:szCs w:val="19"/>
-        </w:rPr>
-        <w:t xml:space="preserve">3.  </w:t>
-      </w:r>
-      <w:r>
-        <w:rPr>
-          <w:i/>
-          <w:iCs/>
-          <w:color w:val="5F6F80"/>
-          <w:sz w:val="19"/>
-          <w:szCs w:val="19"/>
-        </w:rPr>
-        <w:t xml:space="preserve">Students write 25 + 8h, identify 25 as the constant setup fee and 8 as the coefficient (cost per hour) multiplying the variable h.</w:t>
       </w:r>
     </w:p>
     <w:sectPr>

--- a/lessons/6-3/downloads/6-3-notes.docx
+++ b/lessons/6-3/downloads/6-3-notes.docx
@@ -2988,398 +2988,6 @@
       </w:pPr>
       <w:r>
         <w:t xml:space="preserve"/>
-      </w:r>
-    </w:p>
-    <w:p>
-      <w:pPr>
-        <w:pStyle w:val="Heading1"/>
-        <w:pageBreakBefore/>
-        <w:pBdr>
-          <w:bottom w:val="single" w:color="1FA6A2" w:sz="14" w:space="6"/>
-        </w:pBdr>
-        <w:spacing w:after="140" w:before="0"/>
-      </w:pPr>
-      <w:r>
-        <w:rPr>
-          <w:b/>
-          <w:bCs/>
-          <w:color w:val="12355B"/>
-          <w:sz w:val="30"/>
-          <w:szCs w:val="30"/>
-        </w:rPr>
-        <w:t xml:space="preserve">Answer Key &amp; Teacher Guide</w:t>
-      </w:r>
-    </w:p>
-    <w:p>
-      <w:pPr>
-        <w:spacing w:after="100"/>
-      </w:pPr>
-      <w:r>
-        <w:rPr>
-          <w:i/>
-          <w:iCs/>
-          <w:color w:val="5F6F80"/>
-          <w:sz w:val="19"/>
-          <w:szCs w:val="19"/>
-        </w:rPr>
-        <w:t xml:space="preserve">Teacher reference — remove or fold back before distributing to students.</w:t>
-      </w:r>
-    </w:p>
-    <w:p>
-      <w:pPr>
-        <w:pStyle w:val="Heading2"/>
-        <w:spacing w:after="80" w:before="180"/>
-      </w:pPr>
-      <w:r>
-        <w:rPr>
-          <w:b/>
-          <w:bCs/>
-          <w:color w:val="12355B"/>
-          <w:sz w:val="24"/>
-          <w:szCs w:val="24"/>
-        </w:rPr>
-        <w:t xml:space="preserve">Guided Notes (Fill-in)</w:t>
-      </w:r>
-    </w:p>
-    <w:p>
-      <w:pPr>
-        <w:spacing w:after="80"/>
-      </w:pPr>
-      <w:r>
-        <w:rPr>
-          <w:b/>
-          <w:bCs/>
-          <w:sz w:val="21"/>
-          <w:szCs w:val="21"/>
-        </w:rPr>
-        <w:t xml:space="preserve">Notes 1:  </w:t>
-      </w:r>
-      <w:r>
-        <w:rPr>
-          <w:sz w:val="21"/>
-          <w:szCs w:val="21"/>
-        </w:rPr>
-        <w:t xml:space="preserve">Variable</w:t>
-      </w:r>
-    </w:p>
-    <w:p>
-      <w:pPr>
-        <w:spacing w:after="80"/>
-      </w:pPr>
-      <w:r>
-        <w:rPr>
-          <w:b/>
-          <w:bCs/>
-          <w:sz w:val="21"/>
-          <w:szCs w:val="21"/>
-        </w:rPr>
-        <w:t xml:space="preserve">Notes 2:  </w:t>
-      </w:r>
-      <w:r>
-        <w:rPr>
-          <w:sz w:val="21"/>
-          <w:szCs w:val="21"/>
-        </w:rPr>
-        <w:t xml:space="preserve">Algebraic Expression</w:t>
-      </w:r>
-    </w:p>
-    <w:p>
-      <w:pPr>
-        <w:spacing w:after="80"/>
-      </w:pPr>
-      <w:r>
-        <w:rPr>
-          <w:b/>
-          <w:bCs/>
-          <w:sz w:val="21"/>
-          <w:szCs w:val="21"/>
-        </w:rPr>
-        <w:t xml:space="preserve">Notes 3:  </w:t>
-      </w:r>
-      <w:r>
-        <w:rPr>
-          <w:sz w:val="21"/>
-          <w:szCs w:val="21"/>
-        </w:rPr>
-        <w:t xml:space="preserve">Coefficient</w:t>
-      </w:r>
-    </w:p>
-    <w:p>
-      <w:pPr>
-        <w:spacing w:after="80"/>
-      </w:pPr>
-      <w:r>
-        <w:rPr>
-          <w:b/>
-          <w:bCs/>
-          <w:sz w:val="21"/>
-          <w:szCs w:val="21"/>
-        </w:rPr>
-        <w:t xml:space="preserve">Notes 4:  </w:t>
-      </w:r>
-      <w:r>
-        <w:rPr>
-          <w:sz w:val="21"/>
-          <w:szCs w:val="21"/>
-        </w:rPr>
-        <w:t xml:space="preserve">Constant</w:t>
-      </w:r>
-    </w:p>
-    <w:p>
-      <w:pPr>
-        <w:spacing w:after="80"/>
-      </w:pPr>
-      <w:r>
-        <w:rPr>
-          <w:b/>
-          <w:bCs/>
-          <w:sz w:val="21"/>
-          <w:szCs w:val="21"/>
-        </w:rPr>
-        <w:t xml:space="preserve">Notes 5:  </w:t>
-      </w:r>
-      <w:r>
-        <w:rPr>
-          <w:sz w:val="21"/>
-          <w:szCs w:val="21"/>
-        </w:rPr>
-        <w:t xml:space="preserve">Like terms</w:t>
-      </w:r>
-    </w:p>
-    <w:p>
-      <w:pPr>
-        <w:pStyle w:val="Heading2"/>
-        <w:spacing w:after="80" w:before="180"/>
-      </w:pPr>
-      <w:r>
-        <w:rPr>
-          <w:b/>
-          <w:bCs/>
-          <w:color w:val="12355B"/>
-          <w:sz w:val="24"/>
-          <w:szCs w:val="24"/>
-        </w:rPr>
-        <w:t xml:space="preserve">Worked Notes (I Do / We Do)</w:t>
-      </w:r>
-    </w:p>
-    <w:p>
-      <w:pPr>
-        <w:spacing w:after="80"/>
-      </w:pPr>
-      <w:r>
-        <w:rPr>
-          <w:b/>
-          <w:bCs/>
-          <w:sz w:val="21"/>
-          <w:szCs w:val="21"/>
-        </w:rPr>
-        <w:t xml:space="preserve">I Do:  </w:t>
-      </w:r>
-      <w:r>
-        <w:rPr>
-          <w:sz w:val="21"/>
-          <w:szCs w:val="21"/>
-        </w:rPr>
-        <w:t xml:space="preserve">A. 6n</w:t>
-      </w:r>
-    </w:p>
-    <w:p>
-      <w:pPr>
-        <w:spacing w:after="80"/>
-      </w:pPr>
-      <w:r>
-        <w:rPr>
-          <w:b/>
-          <w:bCs/>
-          <w:sz w:val="21"/>
-          <w:szCs w:val="21"/>
-        </w:rPr>
-        <w:t xml:space="preserve">We Do:  </w:t>
-      </w:r>
-      <w:r>
-        <w:rPr>
-          <w:sz w:val="21"/>
-          <w:szCs w:val="21"/>
-        </w:rPr>
-        <w:t xml:space="preserve">A. y − 9</w:t>
-      </w:r>
-    </w:p>
-    <w:p>
-      <w:pPr>
-        <w:pStyle w:val="Heading2"/>
-        <w:spacing w:after="80" w:before="180"/>
-      </w:pPr>
-      <w:r>
-        <w:rPr>
-          <w:b/>
-          <w:bCs/>
-          <w:color w:val="12355B"/>
-          <w:sz w:val="24"/>
-          <w:szCs w:val="24"/>
-        </w:rPr>
-        <w:t xml:space="preserve">Independent Practice</w:t>
-      </w:r>
-    </w:p>
-    <w:p>
-      <w:pPr>
-        <w:spacing w:after="80"/>
-      </w:pPr>
-      <w:r>
-        <w:rPr>
-          <w:b/>
-          <w:bCs/>
-          <w:sz w:val="21"/>
-          <w:szCs w:val="21"/>
-        </w:rPr>
-        <w:t xml:space="preserve">1.  </w:t>
-      </w:r>
-      <w:r>
-        <w:rPr>
-          <w:sz w:val="21"/>
-          <w:szCs w:val="21"/>
-        </w:rPr>
-        <w:t xml:space="preserve">A)  m + 15</w:t>
-      </w:r>
-      <w:r>
-        <w:rPr>
-          <w:i/>
-          <w:iCs/>
-          <w:color w:val="5F6F80"/>
-          <w:sz w:val="19"/>
-          <w:szCs w:val="19"/>
-        </w:rPr>
-        <w:t xml:space="preserve">  — 'Sum' means addition, so the sum of m and 15 is m + 15.</w:t>
-      </w:r>
-    </w:p>
-    <w:p>
-      <w:pPr>
-        <w:spacing w:after="80"/>
-      </w:pPr>
-      <w:r>
-        <w:rPr>
-          <w:b/>
-          <w:bCs/>
-          <w:sz w:val="21"/>
-          <w:szCs w:val="21"/>
-        </w:rPr>
-        <w:t xml:space="preserve">2.  </w:t>
-      </w:r>
-      <w:r>
-        <w:rPr>
-          <w:sz w:val="21"/>
-          <w:szCs w:val="21"/>
-        </w:rPr>
-        <w:t xml:space="preserve">A)  Product</w:t>
-      </w:r>
-      <w:r>
-        <w:rPr>
-          <w:i/>
-          <w:iCs/>
-          <w:color w:val="5F6F80"/>
-          <w:sz w:val="19"/>
-          <w:szCs w:val="19"/>
-        </w:rPr>
-        <w:t xml:space="preserve">  — 'Product' means multiplication. 'Sum' means addition, 'difference' means subtraction, and 'quotient' means division.</w:t>
-      </w:r>
-    </w:p>
-    <w:p>
-      <w:pPr>
-        <w:spacing w:after="80"/>
-      </w:pPr>
-      <w:r>
-        <w:rPr>
-          <w:b/>
-          <w:bCs/>
-          <w:sz w:val="21"/>
-          <w:szCs w:val="21"/>
-        </w:rPr>
-        <w:t xml:space="preserve">3.  </w:t>
-      </w:r>
-      <w:r>
-        <w:rPr>
-          <w:sz w:val="21"/>
-          <w:szCs w:val="21"/>
-        </w:rPr>
-        <w:t xml:space="preserve">A)  n + 7</w:t>
-      </w:r>
-      <w:r>
-        <w:rPr>
-          <w:i/>
-          <w:iCs/>
-          <w:color w:val="5F6F80"/>
-          <w:sz w:val="19"/>
-          <w:szCs w:val="19"/>
-        </w:rPr>
-        <w:t xml:space="preserve">  — 'More than' means addition, so '7 more than n' is n + 7.</w:t>
-      </w:r>
-    </w:p>
-    <w:p>
-      <w:pPr>
-        <w:spacing w:after="80"/>
-      </w:pPr>
-      <w:r>
-        <w:rPr>
-          <w:b/>
-          <w:bCs/>
-          <w:sz w:val="21"/>
-          <w:szCs w:val="21"/>
-        </w:rPr>
-        <w:t xml:space="preserve">4.  </w:t>
-      </w:r>
-      <w:r>
-        <w:rPr>
-          <w:sz w:val="21"/>
-          <w:szCs w:val="21"/>
-        </w:rPr>
-        <w:t xml:space="preserve">A)  x − 5</w:t>
-      </w:r>
-      <w:r>
-        <w:rPr>
-          <w:i/>
-          <w:iCs/>
-          <w:color w:val="5F6F80"/>
-          <w:sz w:val="19"/>
-          <w:szCs w:val="19"/>
-        </w:rPr>
-        <w:t xml:space="preserve">  — 'Less than' subtracts from the number: start with x and take away 5, so x − 5.</w:t>
-      </w:r>
-    </w:p>
-    <w:p>
-      <w:pPr>
-        <w:pStyle w:val="Heading2"/>
-        <w:spacing w:after="80" w:before="180"/>
-      </w:pPr>
-      <w:r>
-        <w:rPr>
-          <w:b/>
-          <w:bCs/>
-          <w:color w:val="12355B"/>
-          <w:sz w:val="24"/>
-          <w:szCs w:val="24"/>
-        </w:rPr>
-        <w:t xml:space="preserve">Exit Ticket</w:t>
-      </w:r>
-    </w:p>
-    <w:p>
-      <w:pPr>
-        <w:spacing w:after="80"/>
-      </w:pPr>
-      <w:r>
-        <w:rPr>
-          <w:sz w:val="21"/>
-          <w:szCs w:val="21"/>
-        </w:rPr>
-        <w:t xml:space="preserve">A)  2n + 3</w:t>
-      </w:r>
-      <w:r>
-        <w:rPr>
-          <w:i/>
-          <w:iCs/>
-          <w:color w:val="5F6F80"/>
-          <w:sz w:val="19"/>
-          <w:szCs w:val="19"/>
-        </w:rPr>
-        <w:t xml:space="preserve">  — 'Twice a number n' is 2n. '3 more than' means + 3. So the expression is 2n + 3.</w:t>
       </w:r>
     </w:p>
     <w:sectPr>

--- a/lessons/6-3/downloads/6-3-notes.docx
+++ b/lessons/6-3/downloads/6-3-notes.docx
@@ -14,7 +14,7 @@
           <w:sz w:val="18"/>
           <w:szCs w:val="18"/>
         </w:rPr>
-        <w:t xml:space="preserve">UNIT 6  ·  LESSON 3      STANDARD 6.EE.2A</w:t>
+        <w:t xml:space="preserve">UNIT 6  ·  LESSON 3      STANDARD 6.AT.6A</w:t>
       </w:r>
     </w:p>
     <w:p>
@@ -2355,6 +2355,32 @@
     </w:p>
     <w:p>
       <w:pPr>
+        <w:pStyle w:val="Heading2"/>
+        <w:spacing w:after="80" w:before="180"/>
+      </w:pPr>
+      <w:r>
+        <w:rPr>
+          <w:b/>
+          <w:bCs/>
+          <w:color w:val="12355B"/>
+          <w:sz w:val="24"/>
+          <w:szCs w:val="24"/>
+        </w:rPr>
+        <w:t xml:space="preserve">Level 1 Support</w:t>
+      </w:r>
+      <w:r>
+        <w:rPr>
+          <w:i/>
+          <w:iCs/>
+          <w:color w:val="1FA6A2"/>
+          <w:sz w:val="19"/>
+          <w:szCs w:val="19"/>
+        </w:rPr>
+        <w:t xml:space="preserve">   extra scaffolding</w:t>
+      </w:r>
+    </w:p>
+    <w:p>
+      <w:pPr>
         <w:keepNext/>
         <w:spacing w:after="60" w:before="160"/>
       </w:pPr>
@@ -2558,266 +2584,6 @@
           <w:szCs w:val="20"/>
         </w:rPr>
         <w:t xml:space="preserve">D)  Quotient</w:t>
-      </w:r>
-    </w:p>
-    <w:p>
-      <w:pPr>
-        <w:spacing w:after="20"/>
-      </w:pPr>
-      <w:r>
-        <w:t xml:space="preserve"/>
-      </w:r>
-    </w:p>
-    <w:tbl>
-      <w:tblPr>
-        <w:tblW w:type="pct" w:w="100%"/>
-        <w:tblBorders>
-          <w:top w:val="single" w:color="C7D2DD" w:sz="6"/>
-          <w:left w:val="single" w:color="C7D2DD" w:sz="6"/>
-          <w:bottom w:val="single" w:color="C7D2DD" w:sz="6"/>
-          <w:right w:val="single" w:color="C7D2DD" w:sz="6"/>
-          <w:insideH w:val="single" w:color="auto" w:sz="4"/>
-          <w:insideV w:val="single" w:color="auto" w:sz="4"/>
-        </w:tblBorders>
-      </w:tblPr>
-      <w:tblGrid>
-        <w:gridCol w:w="100"/>
-      </w:tblGrid>
-      <w:tr>
-        <w:tc>
-          <w:tcPr>
-            <w:shd w:fill="FBF3E2" w:color="auto" w:val="clear"/>
-            <w:tcMar>
-              <w:top w:type="dxa" w:w="60"/>
-              <w:left w:type="dxa" w:w="120"/>
-              <w:bottom w:type="dxa" w:w="60"/>
-              <w:right w:type="dxa" w:w="120"/>
-            </w:tcMar>
-          </w:tcPr>
-          <w:p>
-            <w:pPr>
-              <w:spacing w:after="0" w:line="320"/>
-            </w:pPr>
-            <w:r>
-              <w:t xml:space="preserve"/>
-            </w:r>
-          </w:p>
-          <w:p>
-            <w:pPr>
-              <w:spacing w:after="0" w:line="320"/>
-            </w:pPr>
-            <w:r>
-              <w:t xml:space="preserve"/>
-            </w:r>
-          </w:p>
-        </w:tc>
-      </w:tr>
-    </w:tbl>
-    <w:p>
-      <w:pPr>
-        <w:keepNext/>
-        <w:spacing w:after="60" w:before="160"/>
-      </w:pPr>
-      <w:r>
-        <w:rPr>
-          <w:b/>
-          <w:bCs/>
-          <w:color w:val="12355B"/>
-          <w:sz w:val="22"/>
-          <w:szCs w:val="22"/>
-        </w:rPr>
-        <w:t xml:space="preserve">3.  </w:t>
-      </w:r>
-      <w:r>
-        <w:rPr>
-          <w:b/>
-          <w:bCs/>
-          <w:sz w:val="21"/>
-          <w:szCs w:val="21"/>
-        </w:rPr>
-        <w:t xml:space="preserve">Line 1: A lyric says '7 more than a number of beats n.' Which expression matches?</w:t>
-      </w:r>
-    </w:p>
-    <w:p>
-      <w:pPr>
-        <w:spacing w:after="40"/>
-        <w:ind w:left="420"/>
-      </w:pPr>
-      <w:r>
-        <w:rPr>
-          <w:sz w:val="20"/>
-          <w:szCs w:val="20"/>
-        </w:rPr>
-        <w:t xml:space="preserve">A)  n + 7</w:t>
-      </w:r>
-    </w:p>
-    <w:p>
-      <w:pPr>
-        <w:spacing w:after="40"/>
-        <w:ind w:left="420"/>
-      </w:pPr>
-      <w:r>
-        <w:rPr>
-          <w:sz w:val="20"/>
-          <w:szCs w:val="20"/>
-        </w:rPr>
-        <w:t xml:space="preserve">B)  7n</w:t>
-      </w:r>
-    </w:p>
-    <w:p>
-      <w:pPr>
-        <w:spacing w:after="40"/>
-        <w:ind w:left="420"/>
-      </w:pPr>
-      <w:r>
-        <w:rPr>
-          <w:sz w:val="20"/>
-          <w:szCs w:val="20"/>
-        </w:rPr>
-        <w:t xml:space="preserve">C)  n − 7</w:t>
-      </w:r>
-    </w:p>
-    <w:p>
-      <w:pPr>
-        <w:spacing w:after="40"/>
-        <w:ind w:left="420"/>
-      </w:pPr>
-      <w:r>
-        <w:rPr>
-          <w:sz w:val="20"/>
-          <w:szCs w:val="20"/>
-        </w:rPr>
-        <w:t xml:space="preserve">D)  7 − n</w:t>
-      </w:r>
-    </w:p>
-    <w:p>
-      <w:pPr>
-        <w:spacing w:after="20"/>
-      </w:pPr>
-      <w:r>
-        <w:t xml:space="preserve"/>
-      </w:r>
-    </w:p>
-    <w:tbl>
-      <w:tblPr>
-        <w:tblW w:type="pct" w:w="100%"/>
-        <w:tblBorders>
-          <w:top w:val="single" w:color="C7D2DD" w:sz="6"/>
-          <w:left w:val="single" w:color="C7D2DD" w:sz="6"/>
-          <w:bottom w:val="single" w:color="C7D2DD" w:sz="6"/>
-          <w:right w:val="single" w:color="C7D2DD" w:sz="6"/>
-          <w:insideH w:val="single" w:color="auto" w:sz="4"/>
-          <w:insideV w:val="single" w:color="auto" w:sz="4"/>
-        </w:tblBorders>
-      </w:tblPr>
-      <w:tblGrid>
-        <w:gridCol w:w="100"/>
-      </w:tblGrid>
-      <w:tr>
-        <w:tc>
-          <w:tcPr>
-            <w:shd w:fill="FBF3E2" w:color="auto" w:val="clear"/>
-            <w:tcMar>
-              <w:top w:type="dxa" w:w="60"/>
-              <w:left w:type="dxa" w:w="120"/>
-              <w:bottom w:type="dxa" w:w="60"/>
-              <w:right w:type="dxa" w:w="120"/>
-            </w:tcMar>
-          </w:tcPr>
-          <w:p>
-            <w:pPr>
-              <w:spacing w:after="0" w:line="320"/>
-            </w:pPr>
-            <w:r>
-              <w:t xml:space="preserve"/>
-            </w:r>
-          </w:p>
-          <w:p>
-            <w:pPr>
-              <w:spacing w:after="0" w:line="320"/>
-            </w:pPr>
-            <w:r>
-              <w:t xml:space="preserve"/>
-            </w:r>
-          </w:p>
-        </w:tc>
-      </w:tr>
-    </w:tbl>
-    <w:p>
-      <w:pPr>
-        <w:keepNext/>
-        <w:spacing w:after="60" w:before="160"/>
-      </w:pPr>
-      <w:r>
-        <w:rPr>
-          <w:b/>
-          <w:bCs/>
-          <w:color w:val="12355B"/>
-          <w:sz w:val="22"/>
-          <w:szCs w:val="22"/>
-        </w:rPr>
-        <w:t xml:space="preserve">4.  </w:t>
-      </w:r>
-      <w:r>
-        <w:rPr>
-          <w:b/>
-          <w:bCs/>
-          <w:sz w:val="21"/>
-          <w:szCs w:val="21"/>
-        </w:rPr>
-        <w:t xml:space="preserve">Line 2: The chorus says '5 less than a number of tracks x.' Which expression matches?</w:t>
-      </w:r>
-    </w:p>
-    <w:p>
-      <w:pPr>
-        <w:spacing w:after="40"/>
-        <w:ind w:left="420"/>
-      </w:pPr>
-      <w:r>
-        <w:rPr>
-          <w:sz w:val="20"/>
-          <w:szCs w:val="20"/>
-        </w:rPr>
-        <w:t xml:space="preserve">A)  x − 5</w:t>
-      </w:r>
-    </w:p>
-    <w:p>
-      <w:pPr>
-        <w:spacing w:after="40"/>
-        <w:ind w:left="420"/>
-      </w:pPr>
-      <w:r>
-        <w:rPr>
-          <w:sz w:val="20"/>
-          <w:szCs w:val="20"/>
-        </w:rPr>
-        <w:t xml:space="preserve">B)  5 − x</w:t>
-      </w:r>
-    </w:p>
-    <w:p>
-      <w:pPr>
-        <w:spacing w:after="40"/>
-        <w:ind w:left="420"/>
-      </w:pPr>
-      <w:r>
-        <w:rPr>
-          <w:sz w:val="20"/>
-          <w:szCs w:val="20"/>
-        </w:rPr>
-        <w:t xml:space="preserve">C)  5x</w:t>
-      </w:r>
-    </w:p>
-    <w:p>
-      <w:pPr>
-        <w:spacing w:after="40"/>
-        <w:ind w:left="420"/>
-      </w:pPr>
-      <w:r>
-        <w:rPr>
-          <w:sz w:val="20"/>
-          <w:szCs w:val="20"/>
-        </w:rPr>
-        <w:t xml:space="preserve">D)  x + 5</w:t>
       </w:r>
     </w:p>
     <w:p>

--- a/lessons/6-3/downloads/6-3-notes.docx
+++ b/lessons/6-3/downloads/6-3-notes.docx
@@ -1228,6 +1228,1302 @@
           <w:szCs w:val="22"/>
         </w:rPr>
         <w:t xml:space="preserve">Terms with the same variable part are ___.</w:t>
+      </w:r>
+    </w:p>
+    <w:p>
+      <w:pPr>
+        <w:pStyle w:val="Heading1"/>
+        <w:pageBreakBefore/>
+        <w:pBdr>
+          <w:bottom w:val="single" w:color="1FA6A2" w:sz="14" w:space="6"/>
+        </w:pBdr>
+        <w:spacing w:after="140" w:before="0"/>
+      </w:pPr>
+      <w:r>
+        <w:rPr>
+          <w:b/>
+          <w:bCs/>
+          <w:color w:val="12355B"/>
+          <w:sz w:val="30"/>
+          <w:szCs w:val="30"/>
+        </w:rPr>
+        <w:t xml:space="preserve">Write About the Math</w:t>
+      </w:r>
+    </w:p>
+    <w:p>
+      <w:pPr>
+        <w:spacing w:after="100"/>
+      </w:pPr>
+      <w:r>
+        <w:rPr>
+          <w:i/>
+          <w:iCs/>
+          <w:color w:val="5F6F80"/>
+          <w:sz w:val="19"/>
+          <w:szCs w:val="19"/>
+        </w:rPr>
+        <w:t xml:space="preserve">Use the support level you need. Every level answers the same math question.</w:t>
+      </w:r>
+    </w:p>
+    <w:p>
+      <w:pPr>
+        <w:pStyle w:val="Heading2"/>
+        <w:spacing w:after="80" w:before="180"/>
+      </w:pPr>
+      <w:r>
+        <w:rPr>
+          <w:b/>
+          <w:bCs/>
+          <w:color w:val="12355B"/>
+          <w:sz w:val="24"/>
+          <w:szCs w:val="24"/>
+        </w:rPr>
+        <w:t xml:space="preserve">1. Understand the Question</w:t>
+      </w:r>
+      <w:r>
+        <w:rPr>
+          <w:i/>
+          <w:iCs/>
+          <w:color w:val="B97A12"/>
+          <w:sz w:val="19"/>
+          <w:szCs w:val="19"/>
+        </w:rPr>
+        <w:t xml:space="preserve">   compare</w:t>
+      </w:r>
+    </w:p>
+    <w:tbl>
+      <w:tblPr>
+        <w:tblW w:type="pct" w:w="100%"/>
+        <w:tblBorders>
+          <w:top w:val="single" w:color="1FA6A2" w:sz="8"/>
+          <w:left w:val="single" w:color="1FA6A2" w:sz="8"/>
+          <w:bottom w:val="single" w:color="1FA6A2" w:sz="8"/>
+          <w:right w:val="single" w:color="1FA6A2" w:sz="8"/>
+          <w:insideH w:val="single" w:color="auto" w:sz="4"/>
+          <w:insideV w:val="single" w:color="auto" w:sz="4"/>
+        </w:tblBorders>
+      </w:tblPr>
+      <w:tblGrid>
+        <w:gridCol w:w="100"/>
+      </w:tblGrid>
+      <w:tr>
+        <w:tc>
+          <w:tcPr>
+            <w:shd w:fill="E6F4F3" w:color="auto" w:val="clear"/>
+            <w:tcMar>
+              <w:top w:type="dxa" w:w="120"/>
+              <w:left w:type="dxa" w:w="180"/>
+              <w:bottom w:type="dxa" w:w="120"/>
+              <w:right w:type="dxa" w:w="180"/>
+            </w:tcMar>
+          </w:tcPr>
+          <w:p>
+            <w:pPr>
+              <w:spacing w:after="60"/>
+            </w:pPr>
+            <w:r>
+              <w:rPr>
+                <w:color w:val="1A2733"/>
+                <w:sz w:val="21"/>
+                <w:szCs w:val="21"/>
+              </w:rPr>
+              <w:t xml:space="preserve">How do you turn words into an expression? Why does '12 less than a number g' become g − 12 and not 12 − g?</w:t>
+            </w:r>
+          </w:p>
+          <w:p>
+            <w:pPr>
+              <w:spacing w:after="0"/>
+            </w:pPr>
+            <w:r>
+              <w:rPr>
+                <w:b/>
+                <w:bCs/>
+                <w:color w:val="12355B"/>
+                <w:sz w:val="20"/>
+                <w:szCs w:val="20"/>
+              </w:rPr>
+              <w:t xml:space="preserve">Your job:  </w:t>
+            </w:r>
+            <w:r>
+              <w:rPr>
+                <w:sz w:val="20"/>
+                <w:szCs w:val="20"/>
+              </w:rPr>
+              <w:t xml:space="preserve">Answer the question. Use math evidence. Explain how the evidence proves your answer.</w:t>
+            </w:r>
+            <w:r>
+              <w:rPr>
+                <w:i/>
+                <w:iCs/>
+                <w:color w:val="5F6F80"/>
+                <w:sz w:val="18"/>
+                <w:szCs w:val="18"/>
+              </w:rPr>
+              <w:br/>
+              <w:t xml:space="preserve">Responde la pregunta. Usa evidencia matemática. Explica cómo la evidencia demuestra tu respuesta.</w:t>
+            </w:r>
+          </w:p>
+        </w:tc>
+      </w:tr>
+    </w:tbl>
+    <w:p>
+      <w:pPr>
+        <w:pStyle w:val="Heading2"/>
+        <w:spacing w:after="80" w:before="180"/>
+      </w:pPr>
+      <w:r>
+        <w:rPr>
+          <w:b/>
+          <w:bCs/>
+          <w:color w:val="12355B"/>
+          <w:sz w:val="24"/>
+          <w:szCs w:val="24"/>
+        </w:rPr>
+        <w:t xml:space="preserve">2. Plan Your Math Words</w:t>
+      </w:r>
+      <w:r>
+        <w:rPr>
+          <w:i/>
+          <w:iCs/>
+          <w:color w:val="1FA6A2"/>
+          <w:sz w:val="19"/>
+          <w:szCs w:val="19"/>
+        </w:rPr>
+        <w:t xml:space="preserve">   check at least two</w:t>
+      </w:r>
+    </w:p>
+    <w:p>
+      <w:pPr>
+        <w:spacing w:after="60"/>
+      </w:pPr>
+      <w:r>
+        <w:rPr>
+          <w:b/>
+          <w:bCs/>
+          <w:color w:val="1FA6A2"/>
+          <w:sz w:val="22"/>
+          <w:szCs w:val="22"/>
+        </w:rPr>
+        <w:t xml:space="preserve">☐  </w:t>
+      </w:r>
+      <w:r>
+        <w:rPr>
+          <w:b/>
+          <w:bCs/>
+          <w:color w:val="12355B"/>
+          <w:sz w:val="20"/>
+          <w:szCs w:val="20"/>
+        </w:rPr>
+        <w:t xml:space="preserve">Variable — </w:t>
+      </w:r>
+      <w:r>
+        <w:rPr>
+          <w:sz w:val="20"/>
+          <w:szCs w:val="20"/>
+        </w:rPr>
+        <w:t xml:space="preserve">A letter that stands for a number that is unknown or can change.</w:t>
+      </w:r>
+      <w:r>
+        <w:rPr>
+          <w:i/>
+          <w:iCs/>
+          <w:color w:val="5F6F80"/>
+          <w:sz w:val="18"/>
+          <w:szCs w:val="18"/>
+        </w:rPr>
+        <w:br/>
+        <w:t xml:space="preserve">Variable — Una letra que representa un número desconocido o que puede cambiar.</w:t>
+      </w:r>
+    </w:p>
+    <w:p>
+      <w:pPr>
+        <w:spacing w:after="60"/>
+      </w:pPr>
+      <w:r>
+        <w:rPr>
+          <w:b/>
+          <w:bCs/>
+          <w:color w:val="1FA6A2"/>
+          <w:sz w:val="22"/>
+          <w:szCs w:val="22"/>
+        </w:rPr>
+        <w:t xml:space="preserve">☐  </w:t>
+      </w:r>
+      <w:r>
+        <w:rPr>
+          <w:b/>
+          <w:bCs/>
+          <w:color w:val="12355B"/>
+          <w:sz w:val="20"/>
+          <w:szCs w:val="20"/>
+        </w:rPr>
+        <w:t xml:space="preserve">Algebraic Expression — </w:t>
+      </w:r>
+      <w:r>
+        <w:rPr>
+          <w:sz w:val="20"/>
+          <w:szCs w:val="20"/>
+        </w:rPr>
+        <w:t xml:space="preserve">A math phrase that has at least one letter.</w:t>
+      </w:r>
+      <w:r>
+        <w:rPr>
+          <w:i/>
+          <w:iCs/>
+          <w:color w:val="5F6F80"/>
+          <w:sz w:val="18"/>
+          <w:szCs w:val="18"/>
+        </w:rPr>
+        <w:br/>
+        <w:t xml:space="preserve">Expresión algebraica — Una frase matemática que tiene al menos una letra.</w:t>
+      </w:r>
+    </w:p>
+    <w:p>
+      <w:pPr>
+        <w:spacing w:after="60"/>
+      </w:pPr>
+      <w:r>
+        <w:rPr>
+          <w:b/>
+          <w:bCs/>
+          <w:color w:val="1FA6A2"/>
+          <w:sz w:val="22"/>
+          <w:szCs w:val="22"/>
+        </w:rPr>
+        <w:t xml:space="preserve">☐  </w:t>
+      </w:r>
+      <w:r>
+        <w:rPr>
+          <w:b/>
+          <w:bCs/>
+          <w:color w:val="12355B"/>
+          <w:sz w:val="20"/>
+          <w:szCs w:val="20"/>
+        </w:rPr>
+        <w:t xml:space="preserve">Coefficient — </w:t>
+      </w:r>
+      <w:r>
+        <w:rPr>
+          <w:sz w:val="20"/>
+          <w:szCs w:val="20"/>
+        </w:rPr>
+        <w:t xml:space="preserve">The number in front of a letter, like the 3 in 3x.</w:t>
+      </w:r>
+      <w:r>
+        <w:rPr>
+          <w:i/>
+          <w:iCs/>
+          <w:color w:val="5F6F80"/>
+          <w:sz w:val="18"/>
+          <w:szCs w:val="18"/>
+        </w:rPr>
+        <w:br/>
+        <w:t xml:space="preserve">Coeficiente — El número frente a una letra, como el 3 en 3x.</w:t>
+      </w:r>
+    </w:p>
+    <w:p>
+      <w:pPr>
+        <w:spacing w:after="60"/>
+      </w:pPr>
+      <w:r>
+        <w:rPr>
+          <w:b/>
+          <w:bCs/>
+          <w:color w:val="1FA6A2"/>
+          <w:sz w:val="22"/>
+          <w:szCs w:val="22"/>
+        </w:rPr>
+        <w:t xml:space="preserve">☐  </w:t>
+      </w:r>
+      <w:r>
+        <w:rPr>
+          <w:b/>
+          <w:bCs/>
+          <w:color w:val="12355B"/>
+          <w:sz w:val="20"/>
+          <w:szCs w:val="20"/>
+        </w:rPr>
+        <w:t xml:space="preserve">Constant — </w:t>
+      </w:r>
+      <w:r>
+        <w:rPr>
+          <w:sz w:val="20"/>
+          <w:szCs w:val="20"/>
+        </w:rPr>
+        <w:t xml:space="preserve">A number on its own that does not change.</w:t>
+      </w:r>
+      <w:r>
+        <w:rPr>
+          <w:i/>
+          <w:iCs/>
+          <w:color w:val="5F6F80"/>
+          <w:sz w:val="18"/>
+          <w:szCs w:val="18"/>
+        </w:rPr>
+        <w:br/>
+        <w:t xml:space="preserve">Constante — Un número solo que no cambia.</w:t>
+      </w:r>
+    </w:p>
+    <w:p>
+      <w:pPr>
+        <w:spacing w:after="60"/>
+      </w:pPr>
+      <w:r>
+        <w:rPr>
+          <w:b/>
+          <w:bCs/>
+          <w:color w:val="1FA6A2"/>
+          <w:sz w:val="22"/>
+          <w:szCs w:val="22"/>
+        </w:rPr>
+        <w:t xml:space="preserve">☐  </w:t>
+      </w:r>
+      <w:r>
+        <w:rPr>
+          <w:b/>
+          <w:bCs/>
+          <w:color w:val="12355B"/>
+          <w:sz w:val="20"/>
+          <w:szCs w:val="20"/>
+        </w:rPr>
+        <w:t xml:space="preserve">Like terms — </w:t>
+      </w:r>
+      <w:r>
+        <w:rPr>
+          <w:sz w:val="20"/>
+          <w:szCs w:val="20"/>
+        </w:rPr>
+        <w:t xml:space="preserve">Terms with the same letter, like 2x and 5x.</w:t>
+      </w:r>
+      <w:r>
+        <w:rPr>
+          <w:i/>
+          <w:iCs/>
+          <w:color w:val="5F6F80"/>
+          <w:sz w:val="18"/>
+          <w:szCs w:val="18"/>
+        </w:rPr>
+        <w:br/>
+        <w:t xml:space="preserve">Términos semejantes — Términos con la misma letra, como 2x y 5x.</w:t>
+      </w:r>
+    </w:p>
+    <w:tbl>
+      <w:tblPr>
+        <w:tblW w:type="pct" w:w="100%"/>
+        <w:tblBorders>
+          <w:top w:val="single" w:color="1FA6A2" w:sz="8"/>
+          <w:left w:val="single" w:color="1FA6A2" w:sz="8"/>
+          <w:bottom w:val="single" w:color="1FA6A2" w:sz="8"/>
+          <w:right w:val="single" w:color="1FA6A2" w:sz="8"/>
+          <w:insideH w:val="single" w:color="auto" w:sz="4"/>
+          <w:insideV w:val="single" w:color="auto" w:sz="4"/>
+        </w:tblBorders>
+      </w:tblPr>
+      <w:tblGrid>
+        <w:gridCol w:w="100"/>
+      </w:tblGrid>
+      <w:tr>
+        <w:tc>
+          <w:tcPr>
+            <w:shd w:fill="F7FFFD" w:color="auto" w:val="clear"/>
+            <w:tcMar>
+              <w:top w:type="dxa" w:w="120"/>
+              <w:left w:type="dxa" w:w="180"/>
+              <w:bottom w:type="dxa" w:w="120"/>
+              <w:right w:type="dxa" w:w="180"/>
+            </w:tcMar>
+          </w:tcPr>
+          <w:p>
+            <w:pPr>
+              <w:spacing w:after="50"/>
+            </w:pPr>
+            <w:r>
+              <w:rPr>
+                <w:b/>
+                <w:bCs/>
+                <w:color w:val="1FA6A2"/>
+                <w:sz w:val="20"/>
+                <w:szCs w:val="20"/>
+              </w:rPr>
+              <w:t xml:space="preserve">Say it first:  </w:t>
+            </w:r>
+            <w:r>
+              <w:rPr>
+                <w:sz w:val="20"/>
+                <w:szCs w:val="20"/>
+              </w:rPr>
+              <w:t xml:space="preserve">Say your idea to a partner or quietly to yourself before you write.</w:t>
+            </w:r>
+          </w:p>
+          <w:p>
+            <w:pPr>
+              <w:spacing w:after="60"/>
+            </w:pPr>
+            <w:r>
+              <w:rPr>
+                <w:color w:val="1A2733"/>
+                <w:sz w:val="21"/>
+                <w:szCs w:val="21"/>
+              </w:rPr>
+              <w:t xml:space="preserve">The words '___' mean ___, so the expression is ___.</w:t>
+            </w:r>
+            <w:r>
+              <w:rPr>
+                <w:i/>
+                <w:iCs/>
+                <w:color w:val="5F6F80"/>
+                <w:sz w:val="19"/>
+                <w:szCs w:val="19"/>
+              </w:rPr>
+              <w:br/>
+              <w:t xml:space="preserve">Las palabras '___' significan ___, así la expresión es ___.</w:t>
+            </w:r>
+          </w:p>
+        </w:tc>
+      </w:tr>
+    </w:tbl>
+    <w:p>
+      <w:pPr>
+        <w:pStyle w:val="Heading2"/>
+        <w:spacing w:after="80" w:before="180"/>
+      </w:pPr>
+      <w:r>
+        <w:rPr>
+          <w:b/>
+          <w:bCs/>
+          <w:color w:val="12355B"/>
+          <w:sz w:val="24"/>
+          <w:szCs w:val="24"/>
+        </w:rPr>
+        <w:t xml:space="preserve">3. Build Your Explanation</w:t>
+      </w:r>
+      <w:r>
+        <w:rPr>
+          <w:i/>
+          <w:iCs/>
+          <w:color w:val="B97A12"/>
+          <w:sz w:val="19"/>
+          <w:szCs w:val="19"/>
+        </w:rPr>
+        <w:t xml:space="preserve">   choose your support</w:t>
+      </w:r>
+    </w:p>
+    <w:tbl>
+      <w:tblPr>
+        <w:tblW w:type="pct" w:w="100%"/>
+        <w:tblBorders>
+          <w:top w:val="single" w:color="BBD0DE" w:sz="8"/>
+          <w:left w:val="single" w:color="BBD0DE" w:sz="8"/>
+          <w:bottom w:val="single" w:color="BBD0DE" w:sz="8"/>
+          <w:right w:val="single" w:color="BBD0DE" w:sz="8"/>
+          <w:insideH w:val="single" w:color="auto" w:sz="4"/>
+          <w:insideV w:val="single" w:color="auto" w:sz="4"/>
+        </w:tblBorders>
+      </w:tblPr>
+      <w:tblGrid>
+        <w:gridCol w:w="100"/>
+      </w:tblGrid>
+      <w:tr>
+        <w:tc>
+          <w:tcPr>
+            <w:shd w:fill="EEF4F8" w:color="auto" w:val="clear"/>
+            <w:tcMar>
+              <w:top w:type="dxa" w:w="120"/>
+              <w:left w:type="dxa" w:w="180"/>
+              <w:bottom w:type="dxa" w:w="120"/>
+              <w:right w:type="dxa" w:w="180"/>
+            </w:tcMar>
+          </w:tcPr>
+          <w:p>
+            <w:pPr>
+              <w:spacing w:after="50"/>
+            </w:pPr>
+            <w:r>
+              <w:rPr>
+                <w:i/>
+                <w:iCs/>
+                <w:color w:val="5F6F80"/>
+                <w:sz w:val="19"/>
+                <w:szCs w:val="19"/>
+              </w:rPr>
+              <w:t xml:space="preserve">This model shows the parts of an explanation. It does not answer your writing question.</w:t>
+            </w:r>
+          </w:p>
+          <w:p>
+            <w:pPr>
+              <w:spacing w:after="80"/>
+            </w:pPr>
+            <w:r>
+              <w:rPr>
+                <w:b/>
+                <w:bCs/>
+                <w:color w:val="12355B"/>
+                <w:sz w:val="19"/>
+                <w:szCs w:val="19"/>
+              </w:rPr>
+              <w:t xml:space="preserve">Claim:  </w:t>
+            </w:r>
+            <w:r>
+              <w:rPr>
+                <w:sz w:val="19"/>
+                <w:szCs w:val="19"/>
+              </w:rPr>
+              <w:t xml:space="preserve">Write 12t + 50: the 12t grows with tickets, the 50 stays fixed.</w:t>
+            </w:r>
+          </w:p>
+          <w:p>
+            <w:pPr>
+              <w:spacing w:after="80"/>
+            </w:pPr>
+            <w:r>
+              <w:rPr>
+                <w:b/>
+                <w:bCs/>
+                <w:color w:val="12355B"/>
+                <w:sz w:val="19"/>
+                <w:szCs w:val="19"/>
+              </w:rPr>
+              <w:t xml:space="preserve">Evidence:  </w:t>
+            </w:r>
+            <w:r>
+              <w:rPr>
+                <w:sz w:val="19"/>
+                <w:szCs w:val="19"/>
+              </w:rPr>
+              <w:t xml:space="preserve">Students write 12t + 50, identify t as the variable number of tickets, 12 as the coefficient (price per ticket), and 50 as the constant venue fee that does not change.</w:t>
+            </w:r>
+          </w:p>
+          <w:p>
+            <w:pPr>
+              <w:spacing w:after="80"/>
+            </w:pPr>
+            <w:r>
+              <w:rPr>
+                <w:b/>
+                <w:bCs/>
+                <w:color w:val="12355B"/>
+                <w:sz w:val="19"/>
+                <w:szCs w:val="19"/>
+              </w:rPr>
+              <w:t xml:space="preserve">Reasoning:  </w:t>
+            </w:r>
+            <w:r>
+              <w:rPr>
+                <w:sz w:val="19"/>
+                <w:szCs w:val="19"/>
+              </w:rPr>
+              <w:t xml:space="preserve">This evidence connects the definition of algebraic expression to the mathematical claim.</w:t>
+            </w:r>
+          </w:p>
+        </w:tc>
+      </w:tr>
+    </w:tbl>
+    <w:p>
+      <w:pPr>
+        <w:pStyle w:val="Heading2"/>
+        <w:spacing w:after="80" w:before="180"/>
+      </w:pPr>
+      <w:r>
+        <w:rPr>
+          <w:b/>
+          <w:bCs/>
+          <w:color w:val="12355B"/>
+          <w:sz w:val="24"/>
+          <w:szCs w:val="24"/>
+        </w:rPr>
+        <w:t xml:space="preserve">Start</w:t>
+      </w:r>
+      <w:r>
+        <w:rPr>
+          <w:i/>
+          <w:iCs/>
+          <w:color w:val="1FA6A2"/>
+          <w:sz w:val="19"/>
+          <w:szCs w:val="19"/>
+        </w:rPr>
+        <w:t xml:space="preserve">   Most language support</w:t>
+      </w:r>
+    </w:p>
+    <w:p>
+      <w:pPr>
+        <w:spacing w:after="60"/>
+      </w:pPr>
+      <w:r>
+        <w:rPr>
+          <w:color w:val="1A2733"/>
+          <w:sz w:val="21"/>
+          <w:szCs w:val="21"/>
+        </w:rPr>
+        <w:t xml:space="preserve">Complete the frames. Use the word bank.</w:t>
+      </w:r>
+      <w:r>
+        <w:rPr>
+          <w:i/>
+          <w:iCs/>
+          <w:color w:val="5F6F80"/>
+          <w:sz w:val="19"/>
+          <w:szCs w:val="19"/>
+        </w:rPr>
+        <w:br/>
+        <w:t xml:space="preserve">Completa las oraciones. Usa el banco de palabras.</w:t>
+      </w:r>
+    </w:p>
+    <w:p>
+      <w:pPr>
+        <w:spacing w:after="60"/>
+      </w:pPr>
+      <w:r>
+        <w:rPr>
+          <w:color w:val="1A2733"/>
+          <w:sz w:val="21"/>
+          <w:szCs w:val="21"/>
+        </w:rPr>
+        <w:t xml:space="preserve">The words '___' mean ___, so the expression is ___.</w:t>
+      </w:r>
+      <w:r>
+        <w:rPr>
+          <w:i/>
+          <w:iCs/>
+          <w:color w:val="5F6F80"/>
+          <w:sz w:val="19"/>
+          <w:szCs w:val="19"/>
+        </w:rPr>
+        <w:br/>
+        <w:t xml:space="preserve">Las palabras '___' significan ___, así la expresión es ___.</w:t>
+      </w:r>
+    </w:p>
+    <w:p>
+      <w:pPr>
+        <w:spacing w:after="60"/>
+      </w:pPr>
+      <w:r>
+        <w:rPr>
+          <w:color w:val="1A2733"/>
+          <w:sz w:val="21"/>
+          <w:szCs w:val="21"/>
+        </w:rPr>
+        <w:t xml:space="preserve">It is g − 12, not 12 − g, because 'less than' means ___.</w:t>
+      </w:r>
+      <w:r>
+        <w:rPr>
+          <w:i/>
+          <w:iCs/>
+          <w:color w:val="5F6F80"/>
+          <w:sz w:val="19"/>
+          <w:szCs w:val="19"/>
+        </w:rPr>
+        <w:br/>
+        <w:t xml:space="preserve">Es g − 12, no 12 − g, porque 'menos que' significa ___.</w:t>
+      </w:r>
+    </w:p>
+    <w:tbl>
+      <w:tblPr>
+        <w:tblW w:type="pct" w:w="100%"/>
+        <w:tblBorders>
+          <w:top w:val="single" w:color="C7D2DD" w:sz="6"/>
+          <w:left w:val="single" w:color="C7D2DD" w:sz="6"/>
+          <w:bottom w:val="single" w:color="C7D2DD" w:sz="6"/>
+          <w:right w:val="single" w:color="C7D2DD" w:sz="6"/>
+          <w:insideH w:val="single" w:color="auto" w:sz="4"/>
+          <w:insideV w:val="single" w:color="auto" w:sz="4"/>
+        </w:tblBorders>
+      </w:tblPr>
+      <w:tblGrid>
+        <w:gridCol w:w="100"/>
+      </w:tblGrid>
+      <w:tr>
+        <w:tc>
+          <w:tcPr>
+            <w:shd w:fill="FBF3E2" w:color="auto" w:val="clear"/>
+            <w:tcMar>
+              <w:top w:type="dxa" w:w="60"/>
+              <w:left w:type="dxa" w:w="120"/>
+              <w:bottom w:type="dxa" w:w="60"/>
+              <w:right w:type="dxa" w:w="120"/>
+            </w:tcMar>
+          </w:tcPr>
+          <w:p>
+            <w:pPr>
+              <w:spacing w:after="0" w:line="320"/>
+            </w:pPr>
+            <w:r>
+              <w:t xml:space="preserve"/>
+            </w:r>
+          </w:p>
+          <w:p>
+            <w:pPr>
+              <w:spacing w:after="0" w:line="320"/>
+            </w:pPr>
+            <w:r>
+              <w:t xml:space="preserve"/>
+            </w:r>
+          </w:p>
+          <w:p>
+            <w:pPr>
+              <w:spacing w:after="0" w:line="320"/>
+            </w:pPr>
+            <w:r>
+              <w:t xml:space="preserve"/>
+            </w:r>
+          </w:p>
+        </w:tc>
+      </w:tr>
+    </w:tbl>
+    <w:p>
+      <w:pPr>
+        <w:pStyle w:val="Heading2"/>
+        <w:spacing w:after="80" w:before="180"/>
+      </w:pPr>
+      <w:r>
+        <w:rPr>
+          <w:b/>
+          <w:bCs/>
+          <w:color w:val="12355B"/>
+          <w:sz w:val="24"/>
+          <w:szCs w:val="24"/>
+        </w:rPr>
+        <w:t xml:space="preserve">Build</w:t>
+      </w:r>
+      <w:r>
+        <w:rPr>
+          <w:i/>
+          <w:iCs/>
+          <w:color w:val="B97A12"/>
+          <w:sz w:val="19"/>
+          <w:szCs w:val="19"/>
+        </w:rPr>
+        <w:t xml:space="preserve">   Some language support</w:t>
+      </w:r>
+    </w:p>
+    <w:p>
+      <w:pPr>
+        <w:spacing w:after="60"/>
+      </w:pPr>
+      <w:r>
+        <w:rPr>
+          <w:color w:val="1A2733"/>
+          <w:sz w:val="21"/>
+          <w:szCs w:val="21"/>
+        </w:rPr>
+        <w:t xml:space="preserve">Write two connected sentences. Use because, so, or but.</w:t>
+      </w:r>
+      <w:r>
+        <w:rPr>
+          <w:i/>
+          <w:iCs/>
+          <w:color w:val="5F6F80"/>
+          <w:sz w:val="19"/>
+          <w:szCs w:val="19"/>
+        </w:rPr>
+        <w:br/>
+        <w:t xml:space="preserve">Escribe dos oraciones conectadas. Usa porque, entonces o pero.</w:t>
+      </w:r>
+    </w:p>
+    <w:p>
+      <w:pPr>
+        <w:spacing w:after="60"/>
+      </w:pPr>
+      <w:r>
+        <w:rPr>
+          <w:color w:val="1A2733"/>
+          <w:sz w:val="21"/>
+          <w:szCs w:val="21"/>
+        </w:rPr>
+        <w:t xml:space="preserve">My claim is ___.</w:t>
+      </w:r>
+      <w:r>
+        <w:rPr>
+          <w:i/>
+          <w:iCs/>
+          <w:color w:val="5F6F80"/>
+          <w:sz w:val="19"/>
+          <w:szCs w:val="19"/>
+        </w:rPr>
+        <w:br/>
+        <w:t xml:space="preserve">Mi afirmación es ___.</w:t>
+      </w:r>
+    </w:p>
+    <w:p>
+      <w:pPr>
+        <w:spacing w:after="60"/>
+      </w:pPr>
+      <w:r>
+        <w:rPr>
+          <w:color w:val="1A2733"/>
+          <w:sz w:val="21"/>
+          <w:szCs w:val="21"/>
+        </w:rPr>
+        <w:t xml:space="preserve">I know because ___.</w:t>
+      </w:r>
+      <w:r>
+        <w:rPr>
+          <w:i/>
+          <w:iCs/>
+          <w:color w:val="5F6F80"/>
+          <w:sz w:val="19"/>
+          <w:szCs w:val="19"/>
+        </w:rPr>
+        <w:br/>
+        <w:t xml:space="preserve">Lo sé porque ___.</w:t>
+      </w:r>
+    </w:p>
+    <w:p>
+      <w:pPr>
+        <w:spacing w:after="60"/>
+      </w:pPr>
+      <w:r>
+        <w:rPr>
+          <w:color w:val="1A2733"/>
+          <w:sz w:val="21"/>
+          <w:szCs w:val="21"/>
+        </w:rPr>
+        <w:t xml:space="preserve">So ___.</w:t>
+      </w:r>
+      <w:r>
+        <w:rPr>
+          <w:i/>
+          <w:iCs/>
+          <w:color w:val="5F6F80"/>
+          <w:sz w:val="19"/>
+          <w:szCs w:val="19"/>
+        </w:rPr>
+        <w:br/>
+        <w:t xml:space="preserve">Entonces ___.</w:t>
+      </w:r>
+    </w:p>
+    <w:tbl>
+      <w:tblPr>
+        <w:tblW w:type="pct" w:w="100%"/>
+        <w:tblBorders>
+          <w:top w:val="single" w:color="C7D2DD" w:sz="6"/>
+          <w:left w:val="single" w:color="C7D2DD" w:sz="6"/>
+          <w:bottom w:val="single" w:color="C7D2DD" w:sz="6"/>
+          <w:right w:val="single" w:color="C7D2DD" w:sz="6"/>
+          <w:insideH w:val="single" w:color="auto" w:sz="4"/>
+          <w:insideV w:val="single" w:color="auto" w:sz="4"/>
+        </w:tblBorders>
+      </w:tblPr>
+      <w:tblGrid>
+        <w:gridCol w:w="100"/>
+      </w:tblGrid>
+      <w:tr>
+        <w:tc>
+          <w:tcPr>
+            <w:shd w:fill="FBF3E2" w:color="auto" w:val="clear"/>
+            <w:tcMar>
+              <w:top w:type="dxa" w:w="60"/>
+              <w:left w:type="dxa" w:w="120"/>
+              <w:bottom w:type="dxa" w:w="60"/>
+              <w:right w:type="dxa" w:w="120"/>
+            </w:tcMar>
+          </w:tcPr>
+          <w:p>
+            <w:pPr>
+              <w:spacing w:after="0" w:line="320"/>
+            </w:pPr>
+            <w:r>
+              <w:t xml:space="preserve"/>
+            </w:r>
+          </w:p>
+          <w:p>
+            <w:pPr>
+              <w:spacing w:after="0" w:line="320"/>
+            </w:pPr>
+            <w:r>
+              <w:t xml:space="preserve"/>
+            </w:r>
+          </w:p>
+          <w:p>
+            <w:pPr>
+              <w:spacing w:after="0" w:line="320"/>
+            </w:pPr>
+            <w:r>
+              <w:t xml:space="preserve"/>
+            </w:r>
+          </w:p>
+        </w:tc>
+      </w:tr>
+    </w:tbl>
+    <w:p>
+      <w:pPr>
+        <w:pStyle w:val="Heading2"/>
+        <w:spacing w:after="80" w:before="180"/>
+      </w:pPr>
+      <w:r>
+        <w:rPr>
+          <w:b/>
+          <w:bCs/>
+          <w:color w:val="12355B"/>
+          <w:sz w:val="24"/>
+          <w:szCs w:val="24"/>
+        </w:rPr>
+        <w:t xml:space="preserve">Explain</w:t>
+      </w:r>
+      <w:r>
+        <w:rPr>
+          <w:i/>
+          <w:iCs/>
+          <w:color w:val="B97A12"/>
+          <w:sz w:val="19"/>
+          <w:szCs w:val="19"/>
+        </w:rPr>
+        <w:t xml:space="preserve">   Light language support</w:t>
+      </w:r>
+    </w:p>
+    <w:p>
+      <w:pPr>
+        <w:spacing w:after="60"/>
+      </w:pPr>
+      <w:r>
+        <w:rPr>
+          <w:color w:val="1A2733"/>
+          <w:sz w:val="21"/>
+          <w:szCs w:val="21"/>
+        </w:rPr>
+        <w:t xml:space="preserve">Write a claim, give math evidence, and explain your reasoning.</w:t>
+      </w:r>
+      <w:r>
+        <w:rPr>
+          <w:i/>
+          <w:iCs/>
+          <w:color w:val="5F6F80"/>
+          <w:sz w:val="19"/>
+          <w:szCs w:val="19"/>
+        </w:rPr>
+        <w:br/>
+        <w:t xml:space="preserve">Escribe una afirmación, da evidencia matemática y explica tu razonamiento.</w:t>
+      </w:r>
+    </w:p>
+    <w:p>
+      <w:pPr>
+        <w:spacing w:after="60"/>
+      </w:pPr>
+      <w:r>
+        <w:rPr>
+          <w:color w:val="1A2733"/>
+          <w:sz w:val="21"/>
+          <w:szCs w:val="21"/>
+        </w:rPr>
+        <w:t xml:space="preserve">My claim is ___.</w:t>
+      </w:r>
+      <w:r>
+        <w:rPr>
+          <w:i/>
+          <w:iCs/>
+          <w:color w:val="5F6F80"/>
+          <w:sz w:val="19"/>
+          <w:szCs w:val="19"/>
+        </w:rPr>
+        <w:br/>
+        <w:t xml:space="preserve">Mi afirmación es ___.</w:t>
+      </w:r>
+    </w:p>
+    <w:p>
+      <w:pPr>
+        <w:spacing w:after="60"/>
+      </w:pPr>
+      <w:r>
+        <w:rPr>
+          <w:color w:val="1A2733"/>
+          <w:sz w:val="21"/>
+          <w:szCs w:val="21"/>
+        </w:rPr>
+        <w:t xml:space="preserve">My math evidence is ___.</w:t>
+      </w:r>
+      <w:r>
+        <w:rPr>
+          <w:i/>
+          <w:iCs/>
+          <w:color w:val="5F6F80"/>
+          <w:sz w:val="19"/>
+          <w:szCs w:val="19"/>
+        </w:rPr>
+        <w:br/>
+        <w:t xml:space="preserve">Mi evidencia matemática es ___.</w:t>
+      </w:r>
+    </w:p>
+    <w:p>
+      <w:pPr>
+        <w:spacing w:after="60"/>
+      </w:pPr>
+      <w:r>
+        <w:rPr>
+          <w:color w:val="1A2733"/>
+          <w:sz w:val="21"/>
+          <w:szCs w:val="21"/>
+        </w:rPr>
+        <w:t xml:space="preserve">This proves ___ because ___.</w:t>
+      </w:r>
+      <w:r>
+        <w:rPr>
+          <w:i/>
+          <w:iCs/>
+          <w:color w:val="5F6F80"/>
+          <w:sz w:val="19"/>
+          <w:szCs w:val="19"/>
+        </w:rPr>
+        <w:br/>
+        <w:t xml:space="preserve">Esto demuestra ___ porque ___.</w:t>
+      </w:r>
+    </w:p>
+    <w:tbl>
+      <w:tblPr>
+        <w:tblW w:type="pct" w:w="100%"/>
+        <w:tblBorders>
+          <w:top w:val="single" w:color="C7D2DD" w:sz="6"/>
+          <w:left w:val="single" w:color="C7D2DD" w:sz="6"/>
+          <w:bottom w:val="single" w:color="C7D2DD" w:sz="6"/>
+          <w:right w:val="single" w:color="C7D2DD" w:sz="6"/>
+          <w:insideH w:val="single" w:color="auto" w:sz="4"/>
+          <w:insideV w:val="single" w:color="auto" w:sz="4"/>
+        </w:tblBorders>
+      </w:tblPr>
+      <w:tblGrid>
+        <w:gridCol w:w="100"/>
+      </w:tblGrid>
+      <w:tr>
+        <w:tc>
+          <w:tcPr>
+            <w:shd w:fill="FBF3E2" w:color="auto" w:val="clear"/>
+            <w:tcMar>
+              <w:top w:type="dxa" w:w="60"/>
+              <w:left w:type="dxa" w:w="120"/>
+              <w:bottom w:type="dxa" w:w="60"/>
+              <w:right w:type="dxa" w:w="120"/>
+            </w:tcMar>
+          </w:tcPr>
+          <w:p>
+            <w:pPr>
+              <w:spacing w:after="0" w:line="320"/>
+            </w:pPr>
+            <w:r>
+              <w:t xml:space="preserve"/>
+            </w:r>
+          </w:p>
+          <w:p>
+            <w:pPr>
+              <w:spacing w:after="0" w:line="320"/>
+            </w:pPr>
+            <w:r>
+              <w:t xml:space="preserve"/>
+            </w:r>
+          </w:p>
+          <w:p>
+            <w:pPr>
+              <w:spacing w:after="0" w:line="320"/>
+            </w:pPr>
+            <w:r>
+              <w:t xml:space="preserve"/>
+            </w:r>
+          </w:p>
+          <w:p>
+            <w:pPr>
+              <w:spacing w:after="0" w:line="320"/>
+            </w:pPr>
+            <w:r>
+              <w:t xml:space="preserve"/>
+            </w:r>
+          </w:p>
+          <w:p>
+            <w:pPr>
+              <w:spacing w:after="0" w:line="320"/>
+            </w:pPr>
+            <w:r>
+              <w:t xml:space="preserve"/>
+            </w:r>
+          </w:p>
+        </w:tc>
+      </w:tr>
+    </w:tbl>
+    <w:p>
+      <w:pPr>
+        <w:pStyle w:val="Heading2"/>
+        <w:spacing w:after="80" w:before="180"/>
+      </w:pPr>
+      <w:r>
+        <w:rPr>
+          <w:b/>
+          <w:bCs/>
+          <w:color w:val="12355B"/>
+          <w:sz w:val="24"/>
+          <w:szCs w:val="24"/>
+        </w:rPr>
+        <w:t xml:space="preserve">4. Check Your Explanation</w:t>
+      </w:r>
+      <w:r>
+        <w:rPr>
+          <w:i/>
+          <w:iCs/>
+          <w:color w:val="1FA6A2"/>
+          <w:sz w:val="19"/>
+          <w:szCs w:val="19"/>
+        </w:rPr>
+        <w:t xml:space="preserve">   five quick checks</w:t>
+      </w:r>
+    </w:p>
+    <w:p>
+      <w:pPr>
+        <w:spacing w:after="80"/>
+      </w:pPr>
+      <w:r>
+        <w:rPr>
+          <w:b/>
+          <w:bCs/>
+          <w:color w:val="1FA6A2"/>
+          <w:sz w:val="22"/>
+          <w:szCs w:val="22"/>
+        </w:rPr>
+        <w:t xml:space="preserve">☐  </w:t>
+      </w:r>
+      <w:r>
+        <w:rPr>
+          <w:sz w:val="20"/>
+          <w:szCs w:val="20"/>
+        </w:rPr>
+        <w:t xml:space="preserve">I answered the question.</w:t>
+      </w:r>
+      <w:r>
+        <w:rPr>
+          <w:i/>
+          <w:iCs/>
+          <w:color w:val="5F6F80"/>
+          <w:sz w:val="18"/>
+          <w:szCs w:val="18"/>
+        </w:rPr>
+        <w:br/>
+        <w:t xml:space="preserve">Respondí la pregunta.</w:t>
+      </w:r>
+    </w:p>
+    <w:p>
+      <w:pPr>
+        <w:spacing w:after="80"/>
+      </w:pPr>
+      <w:r>
+        <w:rPr>
+          <w:b/>
+          <w:bCs/>
+          <w:color w:val="1FA6A2"/>
+          <w:sz w:val="22"/>
+          <w:szCs w:val="22"/>
+        </w:rPr>
+        <w:t xml:space="preserve">☐  </w:t>
+      </w:r>
+      <w:r>
+        <w:rPr>
+          <w:sz w:val="20"/>
+          <w:szCs w:val="20"/>
+        </w:rPr>
+        <w:t xml:space="preserve">I used math evidence: numbers, an equation, a model, or a comparison.</w:t>
+      </w:r>
+      <w:r>
+        <w:rPr>
+          <w:i/>
+          <w:iCs/>
+          <w:color w:val="5F6F80"/>
+          <w:sz w:val="18"/>
+          <w:szCs w:val="18"/>
+        </w:rPr>
+        <w:br/>
+        <w:t xml:space="preserve">Usé evidencia matemática: números, una ecuación, un modelo o una comparación.</w:t>
+      </w:r>
+    </w:p>
+    <w:p>
+      <w:pPr>
+        <w:spacing w:after="80"/>
+      </w:pPr>
+      <w:r>
+        <w:rPr>
+          <w:b/>
+          <w:bCs/>
+          <w:color w:val="1FA6A2"/>
+          <w:sz w:val="22"/>
+          <w:szCs w:val="22"/>
+        </w:rPr>
+        <w:t xml:space="preserve">☐  </w:t>
+      </w:r>
+      <w:r>
+        <w:rPr>
+          <w:sz w:val="20"/>
+          <w:szCs w:val="20"/>
+        </w:rPr>
+        <w:t xml:space="preserve">I explained how the evidence proves my answer.</w:t>
+      </w:r>
+      <w:r>
+        <w:rPr>
+          <w:i/>
+          <w:iCs/>
+          <w:color w:val="5F6F80"/>
+          <w:sz w:val="18"/>
+          <w:szCs w:val="18"/>
+        </w:rPr>
+        <w:br/>
+        <w:t xml:space="preserve">Expliqué cómo la evidencia demuestra mi respuesta.</w:t>
+      </w:r>
+    </w:p>
+    <w:p>
+      <w:pPr>
+        <w:spacing w:after="80"/>
+      </w:pPr>
+      <w:r>
+        <w:rPr>
+          <w:b/>
+          <w:bCs/>
+          <w:color w:val="1FA6A2"/>
+          <w:sz w:val="22"/>
+          <w:szCs w:val="22"/>
+        </w:rPr>
+        <w:t xml:space="preserve">☐  </w:t>
+      </w:r>
+      <w:r>
+        <w:rPr>
+          <w:sz w:val="20"/>
+          <w:szCs w:val="20"/>
+        </w:rPr>
+        <w:t xml:space="preserve">I used at least two math words.</w:t>
+      </w:r>
+      <w:r>
+        <w:rPr>
+          <w:i/>
+          <w:iCs/>
+          <w:color w:val="5F6F80"/>
+          <w:sz w:val="18"/>
+          <w:szCs w:val="18"/>
+        </w:rPr>
+        <w:br/>
+        <w:t xml:space="preserve">Usé por lo menos dos palabras matemáticas.</w:t>
+      </w:r>
+    </w:p>
+    <w:p>
+      <w:pPr>
+        <w:spacing w:after="80"/>
+      </w:pPr>
+      <w:r>
+        <w:rPr>
+          <w:b/>
+          <w:bCs/>
+          <w:color w:val="1FA6A2"/>
+          <w:sz w:val="22"/>
+          <w:szCs w:val="22"/>
+        </w:rPr>
+        <w:t xml:space="preserve">☐  </w:t>
+      </w:r>
+      <w:r>
+        <w:rPr>
+          <w:sz w:val="20"/>
+          <w:szCs w:val="20"/>
+        </w:rPr>
+        <w:t xml:space="preserve">I reread complete sentences and punctuation.</w:t>
+      </w:r>
+      <w:r>
+        <w:rPr>
+          <w:i/>
+          <w:iCs/>
+          <w:color w:val="5F6F80"/>
+          <w:sz w:val="18"/>
+          <w:szCs w:val="18"/>
+        </w:rPr>
+        <w:br/>
+        <w:t xml:space="preserve">Volví a leer mis oraciones completas y la puntuación.</w:t>
       </w:r>
     </w:p>
     <w:p>

--- a/lessons/6-3/downloads/6-3-notes.docx
+++ b/lessons/6-3/downloads/6-3-notes.docx
@@ -1139,7 +1139,7 @@
           <w:sz w:val="22"/>
           <w:szCs w:val="22"/>
         </w:rPr>
-        <w:t xml:space="preserve">__________  —  A power uses a base and an exponent to show repeated multiplication.</w:t>
+        <w:t xml:space="preserve">A power writes repeated multiplication with a base and an ___.</w:t>
       </w:r>
     </w:p>
     <w:p>

--- a/lessons/6-3/downloads/6-3-notes.docx
+++ b/lessons/6-3/downloads/6-3-notes.docx
@@ -219,10 +219,12 @@
     <w:p>
       <w:pPr>
         <w:pStyle w:val="Heading1"/>
+        <w:keepNext/>
+        <w:keepLines/>
         <w:pBdr>
           <w:bottom w:val="single" w:color="1FA6A2" w:sz="14" w:space="6"/>
         </w:pBdr>
-        <w:spacing w:after="140" w:before="260"/>
+        <w:spacing w:after="140" w:before="300"/>
       </w:pPr>
       <w:r>
         <w:rPr>
@@ -1023,10 +1025,12 @@
     <w:p>
       <w:pPr>
         <w:pStyle w:val="Heading1"/>
+        <w:keepNext/>
+        <w:keepLines/>
         <w:pBdr>
           <w:bottom w:val="single" w:color="1FA6A2" w:sz="14" w:space="6"/>
         </w:pBdr>
-        <w:spacing w:after="140" w:before="260"/>
+        <w:spacing w:after="140" w:before="300"/>
       </w:pPr>
       <w:r>
         <w:rPr>
@@ -1122,7 +1126,8 @@
     </w:p>
     <w:p>
       <w:pPr>
-        <w:spacing w:after="120" w:before="80"/>
+        <w:keepLines/>
+        <w:spacing w:after="260" w:before="200"/>
       </w:pPr>
       <w:r>
         <w:rPr>
@@ -1139,34 +1144,27 @@
           <w:sz w:val="22"/>
           <w:szCs w:val="22"/>
         </w:rPr>
-        <w:t xml:space="preserve">A power writes repeated multiplication with a base and an ___.</w:t>
-      </w:r>
-    </w:p>
-    <w:p>
-      <w:pPr>
-        <w:spacing w:after="120" w:before="80"/>
-      </w:pPr>
-      <w:r>
-        <w:rPr>
-          <w:b/>
-          <w:bCs/>
-          <w:color w:val="12355B"/>
+        <w:t xml:space="preserve">A power writes repeated multiplication with a base and an </w:t>
+      </w:r>
+      <w:r>
+        <w:rPr>
           <w:sz w:val="22"/>
           <w:szCs w:val="22"/>
         </w:rPr>
-        <w:t xml:space="preserve">2.  </w:t>
+        <w:t xml:space="preserve">________________</w:t>
       </w:r>
       <w:r>
         <w:rPr>
           <w:sz w:val="22"/>
           <w:szCs w:val="22"/>
         </w:rPr>
-        <w:t xml:space="preserve">The small raised number that shows how many times the base is multiplied is the ___.</w:t>
-      </w:r>
-    </w:p>
-    <w:p>
-      <w:pPr>
-        <w:spacing w:after="120" w:before="80"/>
+        <w:t xml:space="preserve">.</w:t>
+      </w:r>
+    </w:p>
+    <w:p>
+      <w:pPr>
+        <w:keepLines/>
+        <w:spacing w:after="260" w:before="200"/>
       </w:pPr>
       <w:r>
         <w:rPr>
@@ -1176,41 +1174,34 @@
           <w:sz w:val="22"/>
           <w:szCs w:val="22"/>
         </w:rPr>
-        <w:t xml:space="preserve">3.  </w:t>
+        <w:t xml:space="preserve">2.  </w:t>
       </w:r>
       <w:r>
         <w:rPr>
           <w:sz w:val="22"/>
           <w:szCs w:val="22"/>
         </w:rPr>
-        <w:t xml:space="preserve">The number being multiplied repeatedly in a power, like the 3 in 3⁴, is the ___.</w:t>
-      </w:r>
-    </w:p>
-    <w:p>
-      <w:pPr>
-        <w:spacing w:after="120" w:before="80"/>
-      </w:pPr>
-      <w:r>
-        <w:rPr>
-          <w:b/>
-          <w:bCs/>
-          <w:color w:val="12355B"/>
+        <w:t xml:space="preserve">The small raised number that shows how many times the base is multiplied is the </w:t>
+      </w:r>
+      <w:r>
+        <w:rPr>
           <w:sz w:val="22"/>
           <w:szCs w:val="22"/>
         </w:rPr>
-        <w:t xml:space="preserve">4.  </w:t>
+        <w:t xml:space="preserve">________________</w:t>
       </w:r>
       <w:r>
         <w:rPr>
           <w:sz w:val="22"/>
           <w:szCs w:val="22"/>
         </w:rPr>
-        <w:t xml:space="preserve">A number written with a base and an exponent, like 3⁴, is a ___.</w:t>
-      </w:r>
-    </w:p>
-    <w:p>
-      <w:pPr>
-        <w:spacing w:after="120" w:before="80"/>
+        <w:t xml:space="preserve">.</w:t>
+      </w:r>
+    </w:p>
+    <w:p>
+      <w:pPr>
+        <w:keepLines/>
+        <w:spacing w:after="260" w:before="200"/>
       </w:pPr>
       <w:r>
         <w:rPr>
@@ -1220,24 +1211,113 @@
           <w:sz w:val="22"/>
           <w:szCs w:val="22"/>
         </w:rPr>
-        <w:t xml:space="preserve">5.  </w:t>
+        <w:t xml:space="preserve">3.  </w:t>
       </w:r>
       <w:r>
         <w:rPr>
           <w:sz w:val="22"/>
           <w:szCs w:val="22"/>
         </w:rPr>
-        <w:t xml:space="preserve">To find the value of an expression, like 2³ = 8, is to ___ it.</w:t>
+        <w:t xml:space="preserve">The number being multiplied repeatedly in a power, like the 3 in 3⁴, is the </w:t>
+      </w:r>
+      <w:r>
+        <w:rPr>
+          <w:sz w:val="22"/>
+          <w:szCs w:val="22"/>
+        </w:rPr>
+        <w:t xml:space="preserve">________________</w:t>
+      </w:r>
+      <w:r>
+        <w:rPr>
+          <w:sz w:val="22"/>
+          <w:szCs w:val="22"/>
+        </w:rPr>
+        <w:t xml:space="preserve">.</w:t>
+      </w:r>
+    </w:p>
+    <w:p>
+      <w:pPr>
+        <w:keepLines/>
+        <w:spacing w:after="260" w:before="200"/>
+      </w:pPr>
+      <w:r>
+        <w:rPr>
+          <w:b/>
+          <w:bCs/>
+          <w:color w:val="12355B"/>
+          <w:sz w:val="22"/>
+          <w:szCs w:val="22"/>
+        </w:rPr>
+        <w:t xml:space="preserve">4.  </w:t>
+      </w:r>
+      <w:r>
+        <w:rPr>
+          <w:sz w:val="22"/>
+          <w:szCs w:val="22"/>
+        </w:rPr>
+        <w:t xml:space="preserve">A number written with a base and an exponent, like 3⁴, is a </w:t>
+      </w:r>
+      <w:r>
+        <w:rPr>
+          <w:sz w:val="22"/>
+          <w:szCs w:val="22"/>
+        </w:rPr>
+        <w:t xml:space="preserve">________________</w:t>
+      </w:r>
+      <w:r>
+        <w:rPr>
+          <w:sz w:val="22"/>
+          <w:szCs w:val="22"/>
+        </w:rPr>
+        <w:t xml:space="preserve">.</w:t>
+      </w:r>
+    </w:p>
+    <w:p>
+      <w:pPr>
+        <w:keepLines/>
+        <w:spacing w:after="260" w:before="200"/>
+      </w:pPr>
+      <w:r>
+        <w:rPr>
+          <w:b/>
+          <w:bCs/>
+          <w:color w:val="12355B"/>
+          <w:sz w:val="22"/>
+          <w:szCs w:val="22"/>
+        </w:rPr>
+        <w:t xml:space="preserve">5.  </w:t>
+      </w:r>
+      <w:r>
+        <w:rPr>
+          <w:sz w:val="22"/>
+          <w:szCs w:val="22"/>
+        </w:rPr>
+        <w:t xml:space="preserve">To find the value of an expression, like 2³ = 8, is to </w:t>
+      </w:r>
+      <w:r>
+        <w:rPr>
+          <w:sz w:val="22"/>
+          <w:szCs w:val="22"/>
+        </w:rPr>
+        <w:t xml:space="preserve">________________</w:t>
+      </w:r>
+      <w:r>
+        <w:rPr>
+          <w:sz w:val="22"/>
+          <w:szCs w:val="22"/>
+        </w:rPr>
+        <w:t xml:space="preserve"> it.</w:t>
       </w:r>
     </w:p>
     <w:p>
       <w:pPr>
         <w:pStyle w:val="Heading1"/>
-        <w:pageBreakBefore/>
+        <w:keepNext/>
+        <w:keepLines/>
         <w:pBdr>
           <w:bottom w:val="single" w:color="1FA6A2" w:sz="14" w:space="6"/>
         </w:pBdr>
-        <w:spacing w:after="140" w:before="0"/>
+        <w:spacing w:after="140" w:before="300"/>
       </w:pPr>
       <w:r>
         <w:rPr>
@@ -2518,11 +2598,12 @@
     <w:p>
       <w:pPr>
         <w:pStyle w:val="Heading1"/>
-        <w:pageBreakBefore/>
+        <w:keepNext/>
+        <w:keepLines/>
         <w:pBdr>
           <w:bottom w:val="single" w:color="1FA6A2" w:sz="14" w:space="6"/>
         </w:pBdr>
-        <w:spacing w:after="140" w:before="0"/>
+        <w:spacing w:after="140" w:before="300"/>
       </w:pPr>
       <w:r>
         <w:rPr>
@@ -2855,11 +2936,12 @@
     <w:p>
       <w:pPr>
         <w:pStyle w:val="Heading1"/>
-        <w:pageBreakBefore/>
+        <w:keepNext/>
+        <w:keepLines/>
         <w:pBdr>
           <w:bottom w:val="single" w:color="1FA6A2" w:sz="14" w:space="6"/>
         </w:pBdr>
-        <w:spacing w:after="140" w:before="0"/>
+        <w:spacing w:after="140" w:before="300"/>
       </w:pPr>
       <w:r>
         <w:rPr>
@@ -3580,11 +3662,12 @@
     <w:p>
       <w:pPr>
         <w:pStyle w:val="Heading1"/>
-        <w:pageBreakBefore/>
+        <w:keepNext/>
+        <w:keepLines/>
         <w:pBdr>
           <w:bottom w:val="single" w:color="1FA6A2" w:sz="14" w:space="6"/>
         </w:pBdr>
-        <w:spacing w:after="140" w:before="0"/>
+        <w:spacing w:after="140" w:before="300"/>
       </w:pPr>
       <w:r>
         <w:rPr>
@@ -3927,11 +4010,12 @@
     <w:p>
       <w:pPr>
         <w:pStyle w:val="Heading1"/>
-        <w:pageBreakBefore/>
+        <w:keepNext/>
+        <w:keepLines/>
         <w:pBdr>
           <w:bottom w:val="single" w:color="1FA6A2" w:sz="14" w:space="6"/>
         </w:pBdr>
-        <w:spacing w:after="140" w:before="0"/>
+        <w:spacing w:after="140" w:before="300"/>
       </w:pPr>
       <w:r>
         <w:rPr>

--- a/lessons/6-3/downloads/6-3-notes.docx
+++ b/lessons/6-3/downloads/6-3-notes.docx
@@ -1330,47 +1330,6 @@
         <w:t xml:space="preserve">Write About the Math</w:t>
       </w:r>
     </w:p>
-    <w:p>
-      <w:pPr>
-        <w:spacing w:after="100"/>
-      </w:pPr>
-      <w:r>
-        <w:rPr>
-          <w:i/>
-          <w:iCs/>
-          <w:color w:val="5F6F80"/>
-          <w:sz w:val="19"/>
-          <w:szCs w:val="19"/>
-        </w:rPr>
-        <w:t xml:space="preserve">Use the support level you need. Every level answers the same math question.</w:t>
-      </w:r>
-    </w:p>
-    <w:p>
-      <w:pPr>
-        <w:pStyle w:val="Heading2"/>
-        <w:spacing w:after="80" w:before="180"/>
-      </w:pPr>
-      <w:r>
-        <w:rPr>
-          <w:b/>
-          <w:bCs/>
-          <w:color w:val="12355B"/>
-          <w:sz w:val="24"/>
-          <w:szCs w:val="24"/>
-        </w:rPr>
-        <w:t xml:space="preserve">1. Understand the Question</w:t>
-      </w:r>
-      <w:r>
-        <w:rPr>
-          <w:i/>
-          <w:iCs/>
-          <w:color w:val="B97A12"/>
-          <w:sz w:val="19"/>
-          <w:szCs w:val="19"/>
-        </w:rPr>
-        <w:t xml:space="preserve">   explain</w:t>
-      </w:r>
-    </w:p>
     <w:tbl>
       <w:tblPr>
         <w:tblW w:type="pct" w:w="100%"/>
@@ -1409,344 +1368,6 @@
               </w:rPr>
               <w:t xml:space="preserve">How large is the file after 5 layers? Why does the file size grow so quickly?</w:t>
             </w:r>
-          </w:p>
-          <w:p>
-            <w:pPr>
-              <w:spacing w:after="0"/>
-            </w:pPr>
-            <w:r>
-              <w:rPr>
-                <w:b/>
-                <w:bCs/>
-                <w:color w:val="12355B"/>
-                <w:sz w:val="20"/>
-                <w:szCs w:val="20"/>
-              </w:rPr>
-              <w:t xml:space="preserve">Your job:  </w:t>
-            </w:r>
-            <w:r>
-              <w:rPr>
-                <w:sz w:val="20"/>
-                <w:szCs w:val="20"/>
-              </w:rPr>
-              <w:t xml:space="preserve">Answer the question. Use math evidence. Explain how the evidence proves your answer.</w:t>
-            </w:r>
-            <w:r>
-              <w:rPr>
-                <w:i/>
-                <w:iCs/>
-                <w:color w:val="5F6F80"/>
-                <w:sz w:val="18"/>
-                <w:szCs w:val="18"/>
-              </w:rPr>
-              <w:br/>
-              <w:t xml:space="preserve">Responde la pregunta. Usa evidencia matemática. Explica cómo la evidencia demuestra tu respuesta.</w:t>
-            </w:r>
-          </w:p>
-        </w:tc>
-      </w:tr>
-    </w:tbl>
-    <w:p>
-      <w:pPr>
-        <w:pStyle w:val="Heading2"/>
-        <w:spacing w:after="80" w:before="180"/>
-      </w:pPr>
-      <w:r>
-        <w:rPr>
-          <w:b/>
-          <w:bCs/>
-          <w:color w:val="12355B"/>
-          <w:sz w:val="24"/>
-          <w:szCs w:val="24"/>
-        </w:rPr>
-        <w:t xml:space="preserve">2. Plan Your Math Words</w:t>
-      </w:r>
-      <w:r>
-        <w:rPr>
-          <w:i/>
-          <w:iCs/>
-          <w:color w:val="1FA6A2"/>
-          <w:sz w:val="19"/>
-          <w:szCs w:val="19"/>
-        </w:rPr>
-        <w:t xml:space="preserve">   check at least two</w:t>
-      </w:r>
-    </w:p>
-    <w:p>
-      <w:pPr>
-        <w:spacing w:after="60"/>
-      </w:pPr>
-      <w:r>
-        <w:rPr>
-          <w:b/>
-          <w:bCs/>
-          <w:color w:val="1FA6A2"/>
-          <w:sz w:val="22"/>
-          <w:szCs w:val="22"/>
-        </w:rPr>
-        <w:t xml:space="preserve">☐  </w:t>
-      </w:r>
-      <w:r>
-        <w:rPr>
-          <w:b/>
-          <w:bCs/>
-          <w:color w:val="12355B"/>
-          <w:sz w:val="20"/>
-          <w:szCs w:val="20"/>
-        </w:rPr>
-        <w:t xml:space="preserve">Powers and Exponents — </w:t>
-      </w:r>
-      <w:r>
-        <w:rPr>
-          <w:sz w:val="20"/>
-          <w:szCs w:val="20"/>
-        </w:rPr>
-        <w:t xml:space="preserve">A power uses a base and an exponent to show repeated multiplication.</w:t>
-      </w:r>
-      <w:r>
-        <w:rPr>
-          <w:i/>
-          <w:iCs/>
-          <w:color w:val="5F6F80"/>
-          <w:sz w:val="18"/>
-          <w:szCs w:val="18"/>
-        </w:rPr>
-        <w:br/>
-        <w:t xml:space="preserve">Potencias y exponentes — Una potencia usa una base y un exponente para mostrar multiplicación repetida.</w:t>
-      </w:r>
-    </w:p>
-    <w:p>
-      <w:pPr>
-        <w:spacing w:after="60"/>
-      </w:pPr>
-      <w:r>
-        <w:rPr>
-          <w:b/>
-          <w:bCs/>
-          <w:color w:val="1FA6A2"/>
-          <w:sz w:val="22"/>
-          <w:szCs w:val="22"/>
-        </w:rPr>
-        <w:t xml:space="preserve">☐  </w:t>
-      </w:r>
-      <w:r>
-        <w:rPr>
-          <w:b/>
-          <w:bCs/>
-          <w:color w:val="12355B"/>
-          <w:sz w:val="20"/>
-          <w:szCs w:val="20"/>
-        </w:rPr>
-        <w:t xml:space="preserve">Exponent — </w:t>
-      </w:r>
-      <w:r>
-        <w:rPr>
-          <w:sz w:val="20"/>
-          <w:szCs w:val="20"/>
-        </w:rPr>
-        <w:t xml:space="preserve">A small number that tells how many times to multiply a number by itself.</w:t>
-      </w:r>
-      <w:r>
-        <w:rPr>
-          <w:i/>
-          <w:iCs/>
-          <w:color w:val="5F6F80"/>
-          <w:sz w:val="18"/>
-          <w:szCs w:val="18"/>
-        </w:rPr>
-        <w:br/>
-        <w:t xml:space="preserve">Exponente — Un número pequeño que dice cuántas veces multiplicar un número por sí mismo.</w:t>
-      </w:r>
-    </w:p>
-    <w:p>
-      <w:pPr>
-        <w:spacing w:after="60"/>
-      </w:pPr>
-      <w:r>
-        <w:rPr>
-          <w:b/>
-          <w:bCs/>
-          <w:color w:val="1FA6A2"/>
-          <w:sz w:val="22"/>
-          <w:szCs w:val="22"/>
-        </w:rPr>
-        <w:t xml:space="preserve">☐  </w:t>
-      </w:r>
-      <w:r>
-        <w:rPr>
-          <w:b/>
-          <w:bCs/>
-          <w:color w:val="12355B"/>
-          <w:sz w:val="20"/>
-          <w:szCs w:val="20"/>
-        </w:rPr>
-        <w:t xml:space="preserve">Base — </w:t>
-      </w:r>
-      <w:r>
-        <w:rPr>
-          <w:sz w:val="20"/>
-          <w:szCs w:val="20"/>
-        </w:rPr>
-        <w:t xml:space="preserve">The number that gets multiplied by itself.</w:t>
-      </w:r>
-      <w:r>
-        <w:rPr>
-          <w:i/>
-          <w:iCs/>
-          <w:color w:val="5F6F80"/>
-          <w:sz w:val="18"/>
-          <w:szCs w:val="18"/>
-        </w:rPr>
-        <w:br/>
-        <w:t xml:space="preserve">Base — El número que se multiplica por sí mismo.</w:t>
-      </w:r>
-    </w:p>
-    <w:p>
-      <w:pPr>
-        <w:spacing w:after="60"/>
-      </w:pPr>
-      <w:r>
-        <w:rPr>
-          <w:b/>
-          <w:bCs/>
-          <w:color w:val="1FA6A2"/>
-          <w:sz w:val="22"/>
-          <w:szCs w:val="22"/>
-        </w:rPr>
-        <w:t xml:space="preserve">☐  </w:t>
-      </w:r>
-      <w:r>
-        <w:rPr>
-          <w:b/>
-          <w:bCs/>
-          <w:color w:val="12355B"/>
-          <w:sz w:val="20"/>
-          <w:szCs w:val="20"/>
-        </w:rPr>
-        <w:t xml:space="preserve">Power — </w:t>
-      </w:r>
-      <w:r>
-        <w:rPr>
-          <w:sz w:val="20"/>
-          <w:szCs w:val="20"/>
-        </w:rPr>
-        <w:t xml:space="preserve">A number written with a base and an exponent, like 2³.</w:t>
-      </w:r>
-      <w:r>
-        <w:rPr>
-          <w:i/>
-          <w:iCs/>
-          <w:color w:val="5F6F80"/>
-          <w:sz w:val="18"/>
-          <w:szCs w:val="18"/>
-        </w:rPr>
-        <w:br/>
-        <w:t xml:space="preserve">Potencia — Un número escrito con una base y un exponente, como 2³.</w:t>
-      </w:r>
-    </w:p>
-    <w:p>
-      <w:pPr>
-        <w:spacing w:after="60"/>
-      </w:pPr>
-      <w:r>
-        <w:rPr>
-          <w:b/>
-          <w:bCs/>
-          <w:color w:val="1FA6A2"/>
-          <w:sz w:val="22"/>
-          <w:szCs w:val="22"/>
-        </w:rPr>
-        <w:t xml:space="preserve">☐  </w:t>
-      </w:r>
-      <w:r>
-        <w:rPr>
-          <w:b/>
-          <w:bCs/>
-          <w:color w:val="12355B"/>
-          <w:sz w:val="20"/>
-          <w:szCs w:val="20"/>
-        </w:rPr>
-        <w:t xml:space="preserve">Evaluate — </w:t>
-      </w:r>
-      <w:r>
-        <w:rPr>
-          <w:sz w:val="20"/>
-          <w:szCs w:val="20"/>
-        </w:rPr>
-        <w:t xml:space="preserve">To find the value by putting numbers in for the letters.</w:t>
-      </w:r>
-      <w:r>
-        <w:rPr>
-          <w:i/>
-          <w:iCs/>
-          <w:color w:val="5F6F80"/>
-          <w:sz w:val="18"/>
-          <w:szCs w:val="18"/>
-        </w:rPr>
-        <w:br/>
-        <w:t xml:space="preserve">Evaluar — Encontrar el valor poniendo números en lugar de las letras.</w:t>
-      </w:r>
-    </w:p>
-    <w:tbl>
-      <w:tblPr>
-        <w:tblW w:type="pct" w:w="100%"/>
-        <w:tblBorders>
-          <w:top w:val="single" w:color="1FA6A2" w:sz="8"/>
-          <w:left w:val="single" w:color="1FA6A2" w:sz="8"/>
-          <w:bottom w:val="single" w:color="1FA6A2" w:sz="8"/>
-          <w:right w:val="single" w:color="1FA6A2" w:sz="8"/>
-          <w:insideH w:val="single" w:color="auto" w:sz="4"/>
-          <w:insideV w:val="single" w:color="auto" w:sz="4"/>
-        </w:tblBorders>
-      </w:tblPr>
-      <w:tblGrid>
-        <w:gridCol w:w="100"/>
-      </w:tblGrid>
-      <w:tr>
-        <w:tc>
-          <w:tcPr>
-            <w:shd w:fill="F7FFFD" w:color="auto" w:val="clear"/>
-            <w:tcMar>
-              <w:top w:type="dxa" w:w="120"/>
-              <w:left w:type="dxa" w:w="180"/>
-              <w:bottom w:type="dxa" w:w="120"/>
-              <w:right w:type="dxa" w:w="180"/>
-            </w:tcMar>
-          </w:tcPr>
-          <w:p>
-            <w:pPr>
-              <w:spacing w:after="50"/>
-            </w:pPr>
-            <w:r>
-              <w:rPr>
-                <w:b/>
-                <w:bCs/>
-                <w:color w:val="1FA6A2"/>
-                <w:sz w:val="20"/>
-                <w:szCs w:val="20"/>
-              </w:rPr>
-              <w:t xml:space="preserve">Say it first:  </w:t>
-            </w:r>
-            <w:r>
-              <w:rPr>
-                <w:sz w:val="20"/>
-                <w:szCs w:val="20"/>
-              </w:rPr>
-              <w:t xml:space="preserve">Say your idea to a partner or quietly to yourself before you write.</w:t>
-            </w:r>
-          </w:p>
-          <w:p>
-            <w:pPr>
-              <w:spacing w:after="60"/>
-            </w:pPr>
-            <w:r>
-              <w:rPr>
-                <w:color w:val="1A2733"/>
-                <w:sz w:val="21"/>
-                <w:szCs w:val="21"/>
-              </w:rPr>
-              <w:t xml:space="preserve">After 5 layers the file is ___ MB because 4 × 2⁵ = 4 × ___ = ___. The file grows quickly because each layer ___ the size.</w:t>
-            </w:r>
             <w:r>
               <w:rPr>
                 <w:i/>
@@ -1756,7 +1377,7 @@
                 <w:szCs w:val="19"/>
               </w:rPr>
               <w:br/>
-              <w:t xml:space="preserve">Di tu respuesta primero: Mi respuesta es ___ porque ___.</w:t>
+              <w:t xml:space="preserve">¿De qué tamaño es el archivo después de 5 capas? ¿Por qué crece tan rápido el tamaño del archivo?</w:t>
             </w:r>
           </w:p>
         </w:tc>
@@ -1764,28 +1385,157 @@
     </w:tbl>
     <w:p>
       <w:pPr>
-        <w:pStyle w:val="Heading2"/>
-        <w:spacing w:after="80" w:before="180"/>
-      </w:pPr>
-      <w:r>
-        <w:rPr>
-          <w:b/>
-          <w:bCs/>
-          <w:color w:val="12355B"/>
-          <w:sz w:val="24"/>
-          <w:szCs w:val="24"/>
-        </w:rPr>
-        <w:t xml:space="preserve">3. Build Your Explanation</w:t>
-      </w:r>
+        <w:spacing w:after="100"/>
+      </w:pPr>
       <w:r>
         <w:rPr>
           <w:i/>
           <w:iCs/>
-          <w:color w:val="B97A12"/>
+          <w:color w:val="5F6F80"/>
           <w:sz w:val="19"/>
           <w:szCs w:val="19"/>
         </w:rPr>
-        <w:t xml:space="preserve">   choose your support</w:t>
+        <w:t xml:space="preserve">Say your answer to a partner first. Then write it, using at least two of these words:</w:t>
+      </w:r>
+    </w:p>
+    <w:p>
+      <w:pPr>
+        <w:spacing w:after="40"/>
+      </w:pPr>
+      <w:r>
+        <w:rPr>
+          <w:b/>
+          <w:bCs/>
+          <w:color w:val="1FA6A2"/>
+          <w:sz w:val="22"/>
+          <w:szCs w:val="22"/>
+        </w:rPr>
+        <w:t xml:space="preserve">☐  </w:t>
+      </w:r>
+      <w:r>
+        <w:rPr>
+          <w:b/>
+          <w:bCs/>
+          <w:color w:val="12355B"/>
+          <w:sz w:val="20"/>
+          <w:szCs w:val="20"/>
+        </w:rPr>
+        <w:t xml:space="preserve">Exponent</w:t>
+      </w:r>
+      <w:r>
+        <w:rPr>
+          <w:i/>
+          <w:iCs/>
+          <w:color w:val="5F6F80"/>
+          <w:sz w:val="18"/>
+          <w:szCs w:val="18"/>
+        </w:rPr>
+        <w:t xml:space="preserve">  ·  Exponente</w:t>
+      </w:r>
+    </w:p>
+    <w:p>
+      <w:pPr>
+        <w:spacing w:after="40"/>
+      </w:pPr>
+      <w:r>
+        <w:rPr>
+          <w:b/>
+          <w:bCs/>
+          <w:color w:val="1FA6A2"/>
+          <w:sz w:val="22"/>
+          <w:szCs w:val="22"/>
+        </w:rPr>
+        <w:t xml:space="preserve">☐  </w:t>
+      </w:r>
+      <w:r>
+        <w:rPr>
+          <w:b/>
+          <w:bCs/>
+          <w:color w:val="12355B"/>
+          <w:sz w:val="20"/>
+          <w:szCs w:val="20"/>
+        </w:rPr>
+        <w:t xml:space="preserve">Base</w:t>
+      </w:r>
+      <w:r>
+        <w:rPr>
+          <w:i/>
+          <w:iCs/>
+          <w:color w:val="5F6F80"/>
+          <w:sz w:val="18"/>
+          <w:szCs w:val="18"/>
+        </w:rPr>
+        <w:t xml:space="preserve">  ·  Base</w:t>
+      </w:r>
+    </w:p>
+    <w:p>
+      <w:pPr>
+        <w:spacing w:after="40"/>
+      </w:pPr>
+      <w:r>
+        <w:rPr>
+          <w:b/>
+          <w:bCs/>
+          <w:color w:val="1FA6A2"/>
+          <w:sz w:val="22"/>
+          <w:szCs w:val="22"/>
+        </w:rPr>
+        <w:t xml:space="preserve">☐  </w:t>
+      </w:r>
+      <w:r>
+        <w:rPr>
+          <w:b/>
+          <w:bCs/>
+          <w:color w:val="12355B"/>
+          <w:sz w:val="20"/>
+          <w:szCs w:val="20"/>
+        </w:rPr>
+        <w:t xml:space="preserve">Power</w:t>
+      </w:r>
+      <w:r>
+        <w:rPr>
+          <w:i/>
+          <w:iCs/>
+          <w:color w:val="5F6F80"/>
+          <w:sz w:val="18"/>
+          <w:szCs w:val="18"/>
+        </w:rPr>
+        <w:t xml:space="preserve">  ·  Potencia</w:t>
+      </w:r>
+    </w:p>
+    <w:p>
+      <w:pPr>
+        <w:spacing w:after="40"/>
+      </w:pPr>
+      <w:r>
+        <w:rPr>
+          <w:b/>
+          <w:bCs/>
+          <w:color w:val="1FA6A2"/>
+          <w:sz w:val="22"/>
+          <w:szCs w:val="22"/>
+        </w:rPr>
+        <w:t xml:space="preserve">☐  </w:t>
+      </w:r>
+      <w:r>
+        <w:rPr>
+          <w:b/>
+          <w:bCs/>
+          <w:color w:val="12355B"/>
+          <w:sz w:val="20"/>
+          <w:szCs w:val="20"/>
+        </w:rPr>
+        <w:t xml:space="preserve">Evaluate</w:t>
+      </w:r>
+      <w:r>
+        <w:rPr>
+          <w:i/>
+          <w:iCs/>
+          <w:color w:val="5F6F80"/>
+          <w:sz w:val="18"/>
+          <w:szCs w:val="18"/>
+        </w:rPr>
+        <w:t xml:space="preserve">  ·  Evaluar</w:t>
       </w:r>
     </w:p>
     <w:tbl>
@@ -1816,21 +1566,6 @@
           </w:tcPr>
           <w:p>
             <w:pPr>
-              <w:spacing w:after="50"/>
-            </w:pPr>
-            <w:r>
-              <w:rPr>
-                <w:i/>
-                <w:iCs/>
-                <w:color w:val="5F6F80"/>
-                <w:sz w:val="19"/>
-                <w:szCs w:val="19"/>
-              </w:rPr>
-              <w:t xml:space="preserve">This model shows the parts of an explanation. It does not answer your writing question.</w:t>
-            </w:r>
-          </w:p>
-          <w:p>
-            <w:pPr>
               <w:spacing w:after="80"/>
             </w:pPr>
             <w:r>
@@ -1841,58 +1576,14 @@
                 <w:sz w:val="19"/>
                 <w:szCs w:val="19"/>
               </w:rPr>
-              <w:t xml:space="preserve">Claim:  </w:t>
+              <w:t xml:space="preserve">Model:  </w:t>
             </w:r>
             <w:r>
               <w:rPr>
                 <w:sz w:val="19"/>
                 <w:szCs w:val="19"/>
               </w:rPr>
-              <w:t xml:space="preserve">The exponent counts how many times we multiply, not what we add.</w:t>
-            </w:r>
-          </w:p>
-          <w:p>
-            <w:pPr>
-              <w:spacing w:after="80"/>
-            </w:pPr>
-            <w:r>
-              <w:rPr>
-                <w:b/>
-                <w:bCs/>
-                <w:color w:val="12355B"/>
-                <w:sz w:val="19"/>
-                <w:szCs w:val="19"/>
-              </w:rPr>
-              <w:t xml:space="preserve">Evidence:  </w:t>
-            </w:r>
-            <w:r>
-              <w:rPr>
-                <w:sz w:val="19"/>
-                <w:szCs w:val="19"/>
-              </w:rPr>
-              <w:t xml:space="preserve">Students connect each switch flip to one more factor of 2 and explain that 2³ = 2 × 2 × 2 = 8, distinguishing repeated multiplication from repeated addition (which would give 6).</w:t>
-            </w:r>
-          </w:p>
-          <w:p>
-            <w:pPr>
-              <w:spacing w:after="80"/>
-            </w:pPr>
-            <w:r>
-              <w:rPr>
-                <w:b/>
-                <w:bCs/>
-                <w:color w:val="12355B"/>
-                <w:sz w:val="19"/>
-                <w:szCs w:val="19"/>
-              </w:rPr>
-              <w:t xml:space="preserve">Reasoning:  </w:t>
-            </w:r>
-            <w:r>
-              <w:rPr>
-                <w:sz w:val="19"/>
-                <w:szCs w:val="19"/>
-              </w:rPr>
-              <w:t xml:space="preserve">This evidence connects the definition of exponent to the mathematical claim.</w:t>
+              <w:t xml:space="preserve">The exponent counts how many times we multiply, not what we add. — Students connect each switch flip to one more factor of 2 and explain that 2³ = 2 × 2 × 2 = 8, distinguishing repeated multiplication from repeated addition (which would give 6).</w:t>
             </w:r>
           </w:p>
         </w:tc>
@@ -1971,7 +1662,7 @@
           <w:sz w:val="21"/>
           <w:szCs w:val="21"/>
         </w:rPr>
-        <w:t xml:space="preserve">My answer is ___.</w:t>
+        <w:t xml:space="preserve">My answer is ___ because ___.</w:t>
       </w:r>
       <w:r>
         <w:rPr>
@@ -1982,7 +1673,7 @@
           <w:szCs w:val="19"/>
         </w:rPr>
         <w:br/>
-        <w:t xml:space="preserve">Mi respuesta es ___.</w:t>
+        <w:t xml:space="preserve">Mi respuesta es ___ porque ___.</w:t>
       </w:r>
     </w:p>
     <w:tbl>
@@ -2122,7 +1813,7 @@
           <w:sz w:val="21"/>
           <w:szCs w:val="21"/>
         </w:rPr>
-        <w:t xml:space="preserve">I know because ___.</w:t>
+        <w:t xml:space="preserve">My evidence is ___, so ___.</w:t>
       </w:r>
       <w:r>
         <w:rPr>
@@ -2133,31 +1824,7 @@
           <w:szCs w:val="19"/>
         </w:rPr>
         <w:br/>
-        <w:t xml:space="preserve">Lo sé porque ___.</w:t>
-      </w:r>
-    </w:p>
-    <w:p>
-      <w:pPr>
-        <w:spacing w:after="60"/>
-      </w:pPr>
-      <w:r>
-        <w:rPr>
-          <w:color w:val="1A2733"/>
-          <w:sz w:val="21"/>
-          <w:szCs w:val="21"/>
-        </w:rPr>
-        <w:t xml:space="preserve">So ___.</w:t>
-      </w:r>
-      <w:r>
-        <w:rPr>
-          <w:i/>
-          <w:iCs/>
-          <w:color w:val="5F6F80"/>
-          <w:sz w:val="19"/>
-          <w:szCs w:val="19"/>
-        </w:rPr>
-        <w:br/>
-        <w:t xml:space="preserve">Entonces ___.</w:t>
+        <w:t xml:space="preserve">Mi evidencia es ___, entonces ___.</w:t>
       </w:r>
     </w:p>
     <w:tbl>
@@ -2263,78 +1930,6 @@
         <w:t xml:space="preserve">Escribe una afirmación, da evidencia matemática y explica tu razonamiento.</w:t>
       </w:r>
     </w:p>
-    <w:p>
-      <w:pPr>
-        <w:spacing w:after="60"/>
-      </w:pPr>
-      <w:r>
-        <w:rPr>
-          <w:color w:val="1A2733"/>
-          <w:sz w:val="21"/>
-          <w:szCs w:val="21"/>
-        </w:rPr>
-        <w:t xml:space="preserve">My claim is ___.</w:t>
-      </w:r>
-      <w:r>
-        <w:rPr>
-          <w:i/>
-          <w:iCs/>
-          <w:color w:val="5F6F80"/>
-          <w:sz w:val="19"/>
-          <w:szCs w:val="19"/>
-        </w:rPr>
-        <w:br/>
-        <w:t xml:space="preserve">Mi afirmación es ___.</w:t>
-      </w:r>
-    </w:p>
-    <w:p>
-      <w:pPr>
-        <w:spacing w:after="60"/>
-      </w:pPr>
-      <w:r>
-        <w:rPr>
-          <w:color w:val="1A2733"/>
-          <w:sz w:val="21"/>
-          <w:szCs w:val="21"/>
-        </w:rPr>
-        <w:t xml:space="preserve">My math evidence is ___.</w:t>
-      </w:r>
-      <w:r>
-        <w:rPr>
-          <w:i/>
-          <w:iCs/>
-          <w:color w:val="5F6F80"/>
-          <w:sz w:val="19"/>
-          <w:szCs w:val="19"/>
-        </w:rPr>
-        <w:br/>
-        <w:t xml:space="preserve">Mi evidencia matemática es ___.</w:t>
-      </w:r>
-    </w:p>
-    <w:p>
-      <w:pPr>
-        <w:spacing w:after="60"/>
-      </w:pPr>
-      <w:r>
-        <w:rPr>
-          <w:color w:val="1A2733"/>
-          <w:sz w:val="21"/>
-          <w:szCs w:val="21"/>
-        </w:rPr>
-        <w:t xml:space="preserve">This proves ___ because ___.</w:t>
-      </w:r>
-      <w:r>
-        <w:rPr>
-          <w:i/>
-          <w:iCs/>
-          <w:color w:val="5F6F80"/>
-          <w:sz w:val="19"/>
-          <w:szCs w:val="19"/>
-        </w:rPr>
-        <w:br/>
-        <w:t xml:space="preserve">Esto demuestra ___ porque ___.</w:t>
-      </w:r>
-    </w:p>
     <w:tbl>
       <w:tblPr>
         <w:tblW w:type="pct" w:w="100%"/>
@@ -2417,7 +2012,7 @@
           <w:sz w:val="24"/>
           <w:szCs w:val="24"/>
         </w:rPr>
-        <w:t xml:space="preserve">4. Check Your Explanation</w:t>
+        <w:t xml:space="preserve">Check Your Explanation</w:t>
       </w:r>
       <w:r>
         <w:rPr>
@@ -2427,7 +2022,7 @@
           <w:sz w:val="19"/>
           <w:szCs w:val="19"/>
         </w:rPr>
-        <w:t xml:space="preserve">   five quick checks</w:t>
+        <w:t xml:space="preserve">   three quick checks</w:t>
       </w:r>
     </w:p>
     <w:p>
@@ -2451,17 +2046,6 @@
         </w:rPr>
         <w:t xml:space="preserve">I answered the question.</w:t>
       </w:r>
-      <w:r>
-        <w:rPr>
-          <w:i/>
-          <w:iCs/>
-          <w:color w:val="5F6F80"/>
-          <w:sz w:val="18"/>
-          <w:szCs w:val="18"/>
-        </w:rPr>
-        <w:br/>
-        <w:t xml:space="preserve">Respondí la pregunta.</w:t>
-      </w:r>
     </w:p>
     <w:p>
       <w:pPr>
@@ -2482,18 +2066,7 @@
           <w:sz w:val="20"/>
           <w:szCs w:val="20"/>
         </w:rPr>
-        <w:t xml:space="preserve">I used math evidence: numbers, an equation, a model, or a comparison.</w:t>
-      </w:r>
-      <w:r>
-        <w:rPr>
-          <w:i/>
-          <w:iCs/>
-          <w:color w:val="5F6F80"/>
-          <w:sz w:val="18"/>
-          <w:szCs w:val="18"/>
-        </w:rPr>
-        <w:br/>
-        <w:t xml:space="preserve">Usé evidencia matemática: números, una ecuación, un modelo o una comparación.</w:t>
+        <w:t xml:space="preserve">I used math evidence: numbers, an equation, or a model.</w:t>
       </w:r>
     </w:p>
     <w:p>
@@ -2515,84 +2088,7 @@
           <w:sz w:val="20"/>
           <w:szCs w:val="20"/>
         </w:rPr>
-        <w:t xml:space="preserve">I explained how the evidence proves my answer.</w:t>
-      </w:r>
-      <w:r>
-        <w:rPr>
-          <w:i/>
-          <w:iCs/>
-          <w:color w:val="5F6F80"/>
-          <w:sz w:val="18"/>
-          <w:szCs w:val="18"/>
-        </w:rPr>
-        <w:br/>
-        <w:t xml:space="preserve">Expliqué cómo la evidencia demuestra mi respuesta.</w:t>
-      </w:r>
-    </w:p>
-    <w:p>
-      <w:pPr>
-        <w:spacing w:after="80"/>
-      </w:pPr>
-      <w:r>
-        <w:rPr>
-          <w:b/>
-          <w:bCs/>
-          <w:color w:val="1FA6A2"/>
-          <w:sz w:val="22"/>
-          <w:szCs w:val="22"/>
-        </w:rPr>
-        <w:t xml:space="preserve">☐  </w:t>
-      </w:r>
-      <w:r>
-        <w:rPr>
-          <w:sz w:val="20"/>
-          <w:szCs w:val="20"/>
-        </w:rPr>
         <w:t xml:space="preserve">I used at least two math words.</w:t>
-      </w:r>
-      <w:r>
-        <w:rPr>
-          <w:i/>
-          <w:iCs/>
-          <w:color w:val="5F6F80"/>
-          <w:sz w:val="18"/>
-          <w:szCs w:val="18"/>
-        </w:rPr>
-        <w:br/>
-        <w:t xml:space="preserve">Usé por lo menos dos palabras matemáticas.</w:t>
-      </w:r>
-    </w:p>
-    <w:p>
-      <w:pPr>
-        <w:spacing w:after="80"/>
-      </w:pPr>
-      <w:r>
-        <w:rPr>
-          <w:b/>
-          <w:bCs/>
-          <w:color w:val="1FA6A2"/>
-          <w:sz w:val="22"/>
-          <w:szCs w:val="22"/>
-        </w:rPr>
-        <w:t xml:space="preserve">☐  </w:t>
-      </w:r>
-      <w:r>
-        <w:rPr>
-          <w:sz w:val="20"/>
-          <w:szCs w:val="20"/>
-        </w:rPr>
-        <w:t xml:space="preserve">I reread complete sentences and punctuation.</w:t>
-      </w:r>
-      <w:r>
-        <w:rPr>
-          <w:i/>
-          <w:iCs/>
-          <w:color w:val="5F6F80"/>
-          <w:sz w:val="18"/>
-          <w:szCs w:val="18"/>
-        </w:rPr>
-        <w:br/>
-        <w:t xml:space="preserve">Volví a leer mis oraciones completas y la puntuación.</w:t>
       </w:r>
     </w:p>
     <w:p>
